--- a/DOCKS/IdentiTrack_Master_Testing_Document_LUMI_Format.docx
+++ b/DOCKS/IdentiTrack_Master_Testing_Document_LUMI_Format.docx
@@ -137,14 +137,6 @@
             <w:vAlign w:val="center"/>
           </w:tcPr>
           <w:p>
-            <w:pPr>
-              <w:spacing w:after="0" w:line="240" w:lineRule="auto"/>
-              <w:rPr>
-                <w:rFonts w:ascii="Arial Narrow" w:cs="Arial Narrow" w:eastAsia="Arial Narrow" w:hAnsi="Arial Narrow"/>
-                <w:sz w:val="20"/>
-                <w:szCs w:val="20"/>
-              </w:rPr>
-            </w:pPr>
             <w:r>
               <w:t>Campus Guard Incident &amp; Violation Logging Module</w:t>
             </w:r>
@@ -256,14 +248,6 @@
             <w:vAlign w:val="center"/>
           </w:tcPr>
           <w:p>
-            <w:pPr>
-              <w:spacing w:after="0" w:line="240" w:lineRule="auto"/>
-              <w:rPr>
-                <w:rFonts w:ascii="Arial Narrow" w:cs="Arial Narrow" w:eastAsia="Arial Narrow" w:hAnsi="Arial Narrow"/>
-                <w:sz w:val="20"/>
-                <w:szCs w:val="20"/>
-              </w:rPr>
-            </w:pPr>
             <w:r>
               <w:t>Campus Guard Incident Reporting (FR-01)</w:t>
             </w:r>
@@ -382,16 +366,8 @@
             <w:vAlign w:val="center"/>
           </w:tcPr>
           <w:p>
-            <w:pPr>
-              <w:spacing w:after="0" w:line="240" w:lineRule="auto"/>
-              <w:rPr>
-                <w:rFonts w:ascii="Arial Narrow" w:cs="Arial Narrow" w:eastAsia="Arial Narrow" w:hAnsi="Arial Narrow"/>
-                <w:sz w:val="20"/>
-                <w:szCs w:val="20"/>
-              </w:rPr>
-            </w:pPr>
-            <w:r>
-              <w:t>Campus Security Guard / Student Discipline Office</w:t>
+            <w:r>
+              <w:t>Campus Security Guard</w:t>
             </w:r>
           </w:p>
         </w:tc>
@@ -486,22 +462,8 @@
             <w:vAlign w:val="center"/>
           </w:tcPr>
           <w:p>
-            <w:pPr>
-              <w:spacing w:after="0" w:line="240" w:lineRule="auto"/>
-              <w:rPr>
-                <w:rFonts w:ascii="Arial Narrow" w:cs="Arial Narrow" w:eastAsia="Arial Narrow" w:hAnsi="Arial Narrow"/>
-                <w:sz w:val="20"/>
-                <w:szCs w:val="20"/>
-              </w:rPr>
-            </w:pPr>
-            <w:r>
-              <w:rPr>
-                <w:rFonts w:ascii="Arial Narrow" w:cs="Arial Narrow" w:eastAsia="Arial Narrow" w:hAnsi="Arial Narrow"/>
-                <w:sz w:val="20"/>
-                <w:szCs w:val="20"/>
-                <w:rtl w:val="0"/>
-              </w:rPr>
-              <w:t xml:space="preserve">Mobile Application</w:t>
+            <w:r>
+              <w:t>Mobile Web Application / Guard Portal</w:t>
             </w:r>
           </w:p>
         </w:tc>
@@ -547,16 +509,8 @@
             <w:vAlign w:val="center"/>
           </w:tcPr>
           <w:p>
-            <w:pPr>
-              <w:spacing w:after="0" w:line="240" w:lineRule="auto"/>
-              <w:rPr>
-                <w:rFonts w:ascii="Arial Narrow" w:cs="Arial Narrow" w:eastAsia="Arial Narrow" w:hAnsi="Arial Narrow"/>
-                <w:sz w:val="20"/>
-                <w:szCs w:val="20"/>
-              </w:rPr>
-            </w:pPr>
-            <w:r>
-              <w:t>IdentiTrack Student Mobile App is installed; device has internet access; guardian does not yet have a registered account.</w:t>
+            <w:r>
+              <w:t>Security guard is authenticated on Guard Portal; student ID or QR code is available.</w:t>
             </w:r>
           </w:p>
         </w:tc>
@@ -602,22 +556,8 @@
             <w:vAlign w:val="center"/>
           </w:tcPr>
           <w:p>
-            <w:pPr>
-              <w:spacing w:after="0" w:line="240" w:lineRule="auto"/>
-              <w:rPr>
-                <w:rFonts w:ascii="Arial Narrow" w:cs="Arial Narrow" w:eastAsia="Arial Narrow" w:hAnsi="Arial Narrow"/>
-                <w:sz w:val="20"/>
-                <w:szCs w:val="20"/>
-              </w:rPr>
-            </w:pPr>
-            <w:r>
-              <w:rPr>
-                <w:rFonts w:ascii="Arial Narrow" w:cs="Arial Narrow" w:eastAsia="Arial Narrow" w:hAnsi="Arial Narrow"/>
-                <w:sz w:val="20"/>
-                <w:szCs w:val="20"/>
-                <w:rtl w:val="0"/>
-              </w:rPr>
-              <w:t xml:space="preserve">Register a guardian account, verify the registered email using the OTP, and accept the Terms and Privacy Policy.</w:t>
+            <w:r>
+              <w:t>Record student violation report, select offense category (Minor/Major), attach violation details, and submit.</w:t>
             </w:r>
           </w:p>
         </w:tc>
@@ -863,22 +803,8 @@
             <w:vAlign w:val="center"/>
           </w:tcPr>
           <w:p>
-            <w:pPr>
-              <w:spacing w:after="0" w:line="240" w:lineRule="auto"/>
-              <w:rPr>
-                <w:rFonts w:ascii="Arial Narrow" w:cs="Arial Narrow" w:eastAsia="Arial Narrow" w:hAnsi="Arial Narrow"/>
-                <w:sz w:val="16"/>
-                <w:szCs w:val="16"/>
-              </w:rPr>
-            </w:pPr>
-            <w:r>
-              <w:rPr>
-                <w:rFonts w:ascii="Arial Narrow" w:cs="Arial Narrow" w:eastAsia="Arial Narrow" w:hAnsi="Arial Narrow"/>
-                <w:sz w:val="16"/>
-                <w:szCs w:val="16"/>
-                <w:rtl w:val="0"/>
-              </w:rPr>
-              <w:t xml:space="preserve">Valid guardian information is accepted and an email verification OTP is issued.</w:t>
+            <w:r>
+              <w:t>Guard can input student ID/number or scan code to retrieve student profile.</w:t>
             </w:r>
           </w:p>
         </w:tc>
@@ -959,166 +885,8 @@
             <w:vAlign w:val="center"/>
           </w:tcPr>
           <w:p>
-            <w:pPr>
-              <w:keepNext w:val="0"/>
-              <w:keepLines w:val="0"/>
-              <w:pageBreakBefore w:val="0"/>
-              <w:widowControl w:val="0"/>
-              <w:pBdr>
-                <w:top w:space="0" w:sz="0" w:val="nil"/>
-                <w:left w:space="0" w:sz="0" w:val="nil"/>
-                <w:bottom w:space="0" w:sz="0" w:val="nil"/>
-                <w:right w:space="0" w:sz="0" w:val="nil"/>
-                <w:between w:space="0" w:sz="0" w:val="nil"/>
-              </w:pBdr>
-              <w:shd w:fill="auto" w:val="clear"/>
-              <w:spacing w:after="0" w:before="0" w:line="276" w:lineRule="auto"/>
-              <w:ind w:left="0" w:right="0" w:firstLine="0"/>
-              <w:jc w:val="left"/>
-              <w:rPr>
-                <w:rFonts w:ascii="Arial Narrow" w:cs="Arial Narrow" w:eastAsia="Arial Narrow" w:hAnsi="Arial Narrow"/>
-                <w:sz w:val="16"/>
-                <w:szCs w:val="16"/>
-              </w:rPr>
-            </w:pPr>
-            <w:r>
-              <w:rPr>
-                <w:rtl w:val="0"/>
-              </w:rPr>
-            </w:r>
-          </w:p>
-          <w:tbl>
-            <w:tblPr>
-              <w:tblStyle w:val="Table2"/>
-              <w:tblW w:w="110.0" w:type="dxa"/>
-              <w:jc w:val="left"/>
-              <w:tblLayout w:type="fixed"/>
-              <w:tblLook w:val="0400"/>
-            </w:tblPr>
-            <w:tblGrid>
-              <w:gridCol w:w="110"/>
-              <w:tblGridChange w:id="0">
-                <w:tblGrid>
-                  <w:gridCol w:w="110"/>
-                </w:tblGrid>
-              </w:tblGridChange>
-            </w:tblGrid>
-            <w:tr>
-              <w:trPr>
-                <w:cantSplit w:val="0"/>
-                <w:tblHeader w:val="0"/>
-              </w:trPr>
-              <w:tc>
-                <w:tcPr>
-                  <w:vAlign w:val="center"/>
-                </w:tcPr>
-                <w:p>
-                  <w:pPr>
-                    <w:spacing w:after="0" w:line="240" w:lineRule="auto"/>
-                    <w:rPr>
-                      <w:rFonts w:ascii="Arial Narrow" w:cs="Arial Narrow" w:eastAsia="Arial Narrow" w:hAnsi="Arial Narrow"/>
-                      <w:sz w:val="16"/>
-                      <w:szCs w:val="16"/>
-                    </w:rPr>
-                  </w:pPr>
-                  <w:r>
-                    <w:rPr>
-                      <w:rtl w:val="0"/>
-                    </w:rPr>
-                  </w:r>
-                </w:p>
-              </w:tc>
-            </w:tr>
-          </w:tbl>
-          <w:p>
-            <w:pPr>
-              <w:keepNext w:val="0"/>
-              <w:keepLines w:val="0"/>
-              <w:pageBreakBefore w:val="0"/>
-              <w:widowControl w:val="0"/>
-              <w:pBdr>
-                <w:top w:space="0" w:sz="0" w:val="nil"/>
-                <w:left w:space="0" w:sz="0" w:val="nil"/>
-                <w:bottom w:space="0" w:sz="0" w:val="nil"/>
-                <w:right w:space="0" w:sz="0" w:val="nil"/>
-                <w:between w:space="0" w:sz="0" w:val="nil"/>
-              </w:pBdr>
-              <w:shd w:fill="auto" w:val="clear"/>
-              <w:spacing w:after="0" w:before="0" w:line="276" w:lineRule="auto"/>
-              <w:ind w:left="0" w:right="0" w:firstLine="0"/>
-              <w:jc w:val="left"/>
-              <w:rPr>
-                <w:rFonts w:ascii="Arial Narrow" w:cs="Arial Narrow" w:eastAsia="Arial Narrow" w:hAnsi="Arial Narrow"/>
-                <w:sz w:val="16"/>
-                <w:szCs w:val="16"/>
-              </w:rPr>
-            </w:pPr>
-            <w:r>
-              <w:rPr>
-                <w:rtl w:val="0"/>
-              </w:rPr>
-            </w:r>
-          </w:p>
-          <w:tbl>
-            <w:tblPr>
-              <w:tblStyle w:val="Table3"/>
-              <w:tblW w:w="5372.0" w:type="dxa"/>
-              <w:jc w:val="left"/>
-              <w:tblLayout w:type="fixed"/>
-              <w:tblLook w:val="0400"/>
-            </w:tblPr>
-            <w:tblGrid>
-              <w:gridCol w:w="5372"/>
-              <w:tblGridChange w:id="0">
-                <w:tblGrid>
-                  <w:gridCol w:w="5372"/>
-                </w:tblGrid>
-              </w:tblGridChange>
-            </w:tblGrid>
-            <w:tr>
-              <w:trPr>
-                <w:cantSplit w:val="0"/>
-                <w:tblHeader w:val="0"/>
-              </w:trPr>
-              <w:tc>
-                <w:tcPr>
-                  <w:vAlign w:val="center"/>
-                </w:tcPr>
-                <w:p>
-                  <w:pPr>
-                    <w:spacing w:after="0" w:line="240" w:lineRule="auto"/>
-                    <w:rPr>
-                      <w:rFonts w:ascii="Arial Narrow" w:cs="Arial Narrow" w:eastAsia="Arial Narrow" w:hAnsi="Arial Narrow"/>
-                      <w:sz w:val="16"/>
-                      <w:szCs w:val="16"/>
-                    </w:rPr>
-                  </w:pPr>
-                  <w:r>
-                    <w:rPr>
-                      <w:rFonts w:ascii="Arial Narrow" w:cs="Arial Narrow" w:eastAsia="Arial Narrow" w:hAnsi="Arial Narrow"/>
-                      <w:sz w:val="16"/>
-                      <w:szCs w:val="16"/>
-                      <w:rtl w:val="0"/>
-                    </w:rPr>
-                    <w:t xml:space="preserve">A valid OTP successfully verifies the guardian's email.</w:t>
-                  </w:r>
-                </w:p>
-              </w:tc>
-            </w:tr>
-          </w:tbl>
-          <w:p>
-            <w:pPr>
-              <w:spacing w:after="0" w:line="240" w:lineRule="auto"/>
-              <w:rPr>
-                <w:rFonts w:ascii="Arial Narrow" w:cs="Arial Narrow" w:eastAsia="Arial Narrow" w:hAnsi="Arial Narrow"/>
-                <w:sz w:val="16"/>
-                <w:szCs w:val="16"/>
-              </w:rPr>
-            </w:pPr>
-            <w:r>
-              <w:rPr>
-                <w:rtl w:val="0"/>
-              </w:rPr>
+            <w:r>
+              <w:t>Violation entry form accepts offense category, date, location, and detailed description.</w:t>
             </w:r>
           </w:p>
         </w:tc>
@@ -1199,22 +967,8 @@
             <w:vAlign w:val="center"/>
           </w:tcPr>
           <w:p>
-            <w:pPr>
-              <w:spacing w:after="0" w:line="240" w:lineRule="auto"/>
-              <w:rPr>
-                <w:rFonts w:ascii="Arial Narrow" w:cs="Arial Narrow" w:eastAsia="Arial Narrow" w:hAnsi="Arial Narrow"/>
-                <w:sz w:val="16"/>
-                <w:szCs w:val="16"/>
-              </w:rPr>
-            </w:pPr>
-            <w:r>
-              <w:rPr>
-                <w:rFonts w:ascii="Arial Narrow" w:cs="Arial Narrow" w:eastAsia="Arial Narrow" w:hAnsi="Arial Narrow"/>
-                <w:sz w:val="16"/>
-                <w:szCs w:val="16"/>
-                <w:rtl w:val="0"/>
-              </w:rPr>
-              <w:t xml:space="preserve">An invalid OTP is rejected and verification is not completed.</w:t>
+            <w:r>
+              <w:t>System validates required fields and submits the violation incident log.</w:t>
             </w:r>
           </w:p>
         </w:tc>
@@ -1295,22 +1049,8 @@
             <w:vAlign w:val="center"/>
           </w:tcPr>
           <w:p>
-            <w:pPr>
-              <w:spacing w:after="0" w:line="240" w:lineRule="auto"/>
-              <w:rPr>
-                <w:rFonts w:ascii="Arial Narrow" w:cs="Arial Narrow" w:eastAsia="Arial Narrow" w:hAnsi="Arial Narrow"/>
-                <w:sz w:val="16"/>
-                <w:szCs w:val="16"/>
-              </w:rPr>
-            </w:pPr>
-            <w:r>
-              <w:rPr>
-                <w:rFonts w:ascii="Arial Narrow" w:cs="Arial Narrow" w:eastAsia="Arial Narrow" w:hAnsi="Arial Narrow"/>
-                <w:sz w:val="16"/>
-                <w:szCs w:val="16"/>
-                <w:rtl w:val="0"/>
-              </w:rPr>
-              <w:t xml:space="preserve">Guardian cannot proceed to child-data collection without accepting the Terms and Privacy Policy.</w:t>
+            <w:r>
+              <w:t>Recorded incident is logged with status 'Pending SDO Review' in database.</w:t>
             </w:r>
           </w:p>
         </w:tc>
@@ -1391,22 +1131,8 @@
             <w:vAlign w:val="center"/>
           </w:tcPr>
           <w:p>
-            <w:pPr>
-              <w:spacing w:after="0" w:line="240" w:lineRule="auto"/>
-              <w:rPr>
-                <w:rFonts w:ascii="Arial Narrow" w:cs="Arial Narrow" w:eastAsia="Arial Narrow" w:hAnsi="Arial Narrow"/>
-                <w:sz w:val="16"/>
-                <w:szCs w:val="16"/>
-              </w:rPr>
-            </w:pPr>
-            <w:r>
-              <w:rPr>
-                <w:rFonts w:ascii="Arial Narrow" w:cs="Arial Narrow" w:eastAsia="Arial Narrow" w:hAnsi="Arial Narrow"/>
-                <w:sz w:val="16"/>
-                <w:szCs w:val="16"/>
-                <w:rtl w:val="0"/>
-              </w:rPr>
-              <w:t xml:space="preserve">After successful verification and consent, the guardian gains access to authorized guardian functions.</w:t>
+            <w:r>
+              <w:t>Success confirmation modal is displayed to the guard upon successful submission.</w:t>
             </w:r>
           </w:p>
         </w:tc>
@@ -1573,16 +1299,8 @@
             <w:vAlign w:val="center"/>
           </w:tcPr>
           <w:p>
-            <w:pPr>
-              <w:spacing w:after="0" w:line="240" w:lineRule="auto"/>
-              <w:rPr>
-                <w:rFonts w:ascii="Arial Narrow" w:cs="Arial Narrow" w:eastAsia="Arial Narrow" w:hAnsi="Arial Narrow"/>
-                <w:sz w:val="20"/>
-                <w:szCs w:val="20"/>
-              </w:rPr>
-            </w:pPr>
-            <w:r>
-              <w:t>Incident Photo &amp; Evidence Upload</w:t>
+            <w:r>
+              <w:t>Incident Evidence &amp; Photo Attachment Module</w:t>
             </w:r>
           </w:p>
         </w:tc>
@@ -1692,14 +1410,6 @@
             <w:vAlign w:val="center"/>
           </w:tcPr>
           <w:p>
-            <w:pPr>
-              <w:spacing w:after="0" w:line="240" w:lineRule="auto"/>
-              <w:rPr>
-                <w:rFonts w:ascii="Arial Narrow" w:cs="Arial Narrow" w:eastAsia="Arial Narrow" w:hAnsi="Arial Narrow"/>
-                <w:sz w:val="20"/>
-                <w:szCs w:val="20"/>
-              </w:rPr>
-            </w:pPr>
             <w:r>
               <w:t>Incident Evidence &amp; Photo Attachment (FR-02)</w:t>
             </w:r>
@@ -1818,16 +1528,8 @@
             <w:vAlign w:val="center"/>
           </w:tcPr>
           <w:p>
-            <w:pPr>
-              <w:spacing w:after="0" w:line="240" w:lineRule="auto"/>
-              <w:rPr>
-                <w:rFonts w:ascii="Arial Narrow" w:cs="Arial Narrow" w:eastAsia="Arial Narrow" w:hAnsi="Arial Narrow"/>
-                <w:sz w:val="20"/>
-                <w:szCs w:val="20"/>
-              </w:rPr>
-            </w:pPr>
-            <w:r>
-              <w:t>Campus Security Guard / Student Discipline Office</w:t>
+            <w:r>
+              <w:t>Campus Security Guard</w:t>
             </w:r>
           </w:p>
         </w:tc>
@@ -1922,22 +1624,8 @@
             <w:vAlign w:val="center"/>
           </w:tcPr>
           <w:p>
-            <w:pPr>
-              <w:spacing w:after="0" w:line="240" w:lineRule="auto"/>
-              <w:rPr>
-                <w:rFonts w:ascii="Arial Narrow" w:cs="Arial Narrow" w:eastAsia="Arial Narrow" w:hAnsi="Arial Narrow"/>
-                <w:sz w:val="20"/>
-                <w:szCs w:val="20"/>
-              </w:rPr>
-            </w:pPr>
-            <w:r>
-              <w:rPr>
-                <w:rFonts w:ascii="Arial Narrow" w:cs="Arial Narrow" w:eastAsia="Arial Narrow" w:hAnsi="Arial Narrow"/>
-                <w:sz w:val="20"/>
-                <w:szCs w:val="20"/>
-                <w:rtl w:val="0"/>
-              </w:rPr>
-              <w:t xml:space="preserve">Mobile Application</w:t>
+            <w:r>
+              <w:t>Mobile Web Application / Guard Portal</w:t>
             </w:r>
           </w:p>
         </w:tc>
@@ -1983,22 +1671,8 @@
             <w:vAlign w:val="center"/>
           </w:tcPr>
           <w:p>
-            <w:pPr>
-              <w:spacing w:after="0" w:line="240" w:lineRule="auto"/>
-              <w:rPr>
-                <w:rFonts w:ascii="Arial Narrow" w:cs="Arial Narrow" w:eastAsia="Arial Narrow" w:hAnsi="Arial Narrow"/>
-                <w:sz w:val="20"/>
-                <w:szCs w:val="20"/>
-              </w:rPr>
-            </w:pPr>
-            <w:r>
-              <w:rPr>
-                <w:rFonts w:ascii="Arial Narrow" w:cs="Arial Narrow" w:eastAsia="Arial Narrow" w:hAnsi="Arial Narrow"/>
-                <w:sz w:val="20"/>
-                <w:szCs w:val="20"/>
-                <w:rtl w:val="0"/>
-              </w:rPr>
-              <w:t xml:space="preserve">Guardian has a verified account and has accepted the Terms and Privacy Policy.</w:t>
+            <w:r>
+              <w:t>Guard is filling out a violation report on the Guard Portal; camera or file storage access is granted.</w:t>
             </w:r>
           </w:p>
         </w:tc>
@@ -2044,22 +1718,8 @@
             <w:vAlign w:val="center"/>
           </w:tcPr>
           <w:p>
-            <w:pPr>
-              <w:spacing w:after="0" w:line="240" w:lineRule="auto"/>
-              <w:rPr>
-                <w:rFonts w:ascii="Arial Narrow" w:cs="Arial Narrow" w:eastAsia="Arial Narrow" w:hAnsi="Arial Narrow"/>
-                <w:sz w:val="20"/>
-                <w:szCs w:val="20"/>
-              </w:rPr>
-            </w:pPr>
-            <w:r>
-              <w:rPr>
-                <w:rFonts w:ascii="Arial Narrow" w:cs="Arial Narrow" w:eastAsia="Arial Narrow" w:hAnsi="Arial Narrow"/>
-                <w:sz w:val="20"/>
-                <w:szCs w:val="20"/>
-                <w:rtl w:val="0"/>
-              </w:rPr>
-              <w:t xml:space="preserve">Create and configure a child profile.</w:t>
+            <w:r>
+              <w:t>Capture or upload photo evidence of the student infraction and attach it to the report.</w:t>
             </w:r>
           </w:p>
         </w:tc>
@@ -2305,22 +1965,8 @@
             <w:vAlign w:val="center"/>
           </w:tcPr>
           <w:p>
-            <w:pPr>
-              <w:spacing w:after="0" w:line="240" w:lineRule="auto"/>
-              <w:rPr>
-                <w:rFonts w:ascii="Arial Narrow" w:cs="Arial Narrow" w:eastAsia="Arial Narrow" w:hAnsi="Arial Narrow"/>
-                <w:sz w:val="16"/>
-                <w:szCs w:val="16"/>
-              </w:rPr>
-            </w:pPr>
-            <w:r>
-              <w:rPr>
-                <w:rFonts w:ascii="Arial Narrow" w:cs="Arial Narrow" w:eastAsia="Arial Narrow" w:hAnsi="Arial Narrow"/>
-                <w:sz w:val="16"/>
-                <w:szCs w:val="16"/>
-                <w:rtl w:val="0"/>
-              </w:rPr>
-              <w:t xml:space="preserve">Guardian can create a child profile using valid information.</w:t>
+            <w:r>
+              <w:t>Guard can capture photo using device camera or pick file from image library.</w:t>
             </w:r>
           </w:p>
         </w:tc>
@@ -2401,22 +2047,8 @@
             <w:vAlign w:val="center"/>
           </w:tcPr>
           <w:p>
-            <w:pPr>
-              <w:spacing w:after="0" w:line="240" w:lineRule="auto"/>
-              <w:rPr>
-                <w:rFonts w:ascii="Arial Narrow" w:cs="Arial Narrow" w:eastAsia="Arial Narrow" w:hAnsi="Arial Narrow"/>
-                <w:sz w:val="16"/>
-                <w:szCs w:val="16"/>
-              </w:rPr>
-            </w:pPr>
-            <w:r>
-              <w:rPr>
-                <w:rFonts w:ascii="Arial Narrow" w:cs="Arial Narrow" w:eastAsia="Arial Narrow" w:hAnsi="Arial Narrow"/>
-                <w:sz w:val="16"/>
-                <w:szCs w:val="16"/>
-                <w:rtl w:val="0"/>
-              </w:rPr>
-              <w:t xml:space="preserve">System generates/associates the child's independent login code.</w:t>
+            <w:r>
+              <w:t>Uploaded image is previewed before submitting the incident report.</w:t>
             </w:r>
           </w:p>
         </w:tc>
@@ -2497,22 +2129,8 @@
             <w:vAlign w:val="center"/>
           </w:tcPr>
           <w:p>
-            <w:pPr>
-              <w:spacing w:after="0" w:line="240" w:lineRule="auto"/>
-              <w:rPr>
-                <w:rFonts w:ascii="Arial Narrow" w:cs="Arial Narrow" w:eastAsia="Arial Narrow" w:hAnsi="Arial Narrow"/>
-                <w:sz w:val="16"/>
-                <w:szCs w:val="16"/>
-              </w:rPr>
-            </w:pPr>
-            <w:r>
-              <w:rPr>
-                <w:rFonts w:ascii="Arial Narrow" w:cs="Arial Narrow" w:eastAsia="Arial Narrow" w:hAnsi="Arial Narrow"/>
-                <w:sz w:val="16"/>
-                <w:szCs w:val="16"/>
-                <w:rtl w:val="0"/>
-              </w:rPr>
-              <w:t xml:space="preserve">Newly created child appears under the guardian's child profiles.</w:t>
+            <w:r>
+              <w:t>Evidence image is stored in uploads/evidence/ directory with secure filename.</w:t>
             </w:r>
           </w:p>
         </w:tc>
@@ -2593,22 +2211,8 @@
             <w:vAlign w:val="center"/>
           </w:tcPr>
           <w:p>
-            <w:pPr>
-              <w:spacing w:after="0" w:line="240" w:lineRule="auto"/>
-              <w:rPr>
-                <w:rFonts w:ascii="Arial Narrow" w:cs="Arial Narrow" w:eastAsia="Arial Narrow" w:hAnsi="Arial Narrow"/>
-                <w:sz w:val="16"/>
-                <w:szCs w:val="16"/>
-              </w:rPr>
-            </w:pPr>
-            <w:r>
-              <w:rPr>
-                <w:rFonts w:ascii="Arial Narrow" w:cs="Arial Narrow" w:eastAsia="Arial Narrow" w:hAnsi="Arial Narrow"/>
-                <w:sz w:val="16"/>
-                <w:szCs w:val="16"/>
-                <w:rtl w:val="0"/>
-              </w:rPr>
-              <w:t xml:space="preserve">Guardian can create more than one child profile.</w:t>
+            <w:r>
+              <w:t>Image metadata (timestamp, file path) is linked to the student_violation record.</w:t>
             </w:r>
           </w:p>
         </w:tc>
@@ -2689,22 +2293,8 @@
             <w:vAlign w:val="center"/>
           </w:tcPr>
           <w:p>
-            <w:pPr>
-              <w:spacing w:after="0" w:line="240" w:lineRule="auto"/>
-              <w:rPr>
-                <w:rFonts w:ascii="Arial Narrow" w:cs="Arial Narrow" w:eastAsia="Arial Narrow" w:hAnsi="Arial Narrow"/>
-                <w:sz w:val="16"/>
-                <w:szCs w:val="16"/>
-              </w:rPr>
-            </w:pPr>
-            <w:r>
-              <w:rPr>
-                <w:rFonts w:ascii="Arial Narrow" w:cs="Arial Narrow" w:eastAsia="Arial Narrow" w:hAnsi="Arial Narrow"/>
-                <w:sz w:val="16"/>
-                <w:szCs w:val="16"/>
-                <w:rtl w:val="0"/>
-              </w:rPr>
-              <w:t xml:space="preserve">Each child maintains an independent profile, device binding, and calibration record.</w:t>
+            <w:r>
+              <w:t>SDO Admin can view the attached photo evidence when reviewing the pending incident.</w:t>
             </w:r>
           </w:p>
         </w:tc>
@@ -2931,14 +2521,6 @@
             <w:vAlign w:val="center"/>
           </w:tcPr>
           <w:p>
-            <w:pPr>
-              <w:spacing w:after="0" w:line="240" w:lineRule="auto"/>
-              <w:rPr>
-                <w:rFonts w:ascii="Arial Narrow" w:cs="Arial Narrow" w:eastAsia="Arial Narrow" w:hAnsi="Arial Narrow"/>
-                <w:sz w:val="20"/>
-                <w:szCs w:val="20"/>
-              </w:rPr>
-            </w:pPr>
             <w:r>
               <w:t>SDO Admin Review Queue Module</w:t>
             </w:r>
@@ -3050,14 +2632,6 @@
             <w:vAlign w:val="center"/>
           </w:tcPr>
           <w:p>
-            <w:pPr>
-              <w:spacing w:after="0" w:line="240" w:lineRule="auto"/>
-              <w:rPr>
-                <w:rFonts w:ascii="Arial Narrow" w:cs="Arial Narrow" w:eastAsia="Arial Narrow" w:hAnsi="Arial Narrow"/>
-                <w:sz w:val="20"/>
-                <w:szCs w:val="20"/>
-              </w:rPr>
-            </w:pPr>
             <w:r>
               <w:t>SDO Admin Guard Report Review (FR-03)</w:t>
             </w:r>
@@ -3176,16 +2750,8 @@
             <w:vAlign w:val="center"/>
           </w:tcPr>
           <w:p>
-            <w:pPr>
-              <w:spacing w:after="0" w:line="240" w:lineRule="auto"/>
-              <w:rPr>
-                <w:rFonts w:ascii="Arial Narrow" w:cs="Arial Narrow" w:eastAsia="Arial Narrow" w:hAnsi="Arial Narrow"/>
-                <w:sz w:val="20"/>
-                <w:szCs w:val="20"/>
-              </w:rPr>
-            </w:pPr>
-            <w:r>
-              <w:t>Campus Security Guard / Student Discipline Office and Child</w:t>
+            <w:r>
+              <w:t>Student Discipline Office (SDO) Admin</w:t>
             </w:r>
           </w:p>
         </w:tc>
@@ -3280,22 +2846,8 @@
             <w:vAlign w:val="center"/>
           </w:tcPr>
           <w:p>
-            <w:pPr>
-              <w:spacing w:after="0" w:line="240" w:lineRule="auto"/>
-              <w:rPr>
-                <w:rFonts w:ascii="Arial Narrow" w:cs="Arial Narrow" w:eastAsia="Arial Narrow" w:hAnsi="Arial Narrow"/>
-                <w:sz w:val="20"/>
-                <w:szCs w:val="20"/>
-              </w:rPr>
-            </w:pPr>
-            <w:r>
-              <w:rPr>
-                <w:rFonts w:ascii="Arial Narrow" w:cs="Arial Narrow" w:eastAsia="Arial Narrow" w:hAnsi="Arial Narrow"/>
-                <w:sz w:val="20"/>
-                <w:szCs w:val="20"/>
-                <w:rtl w:val="0"/>
-              </w:rPr>
-              <w:t xml:space="preserve">Mobile Application</w:t>
+            <w:r>
+              <w:t>Web Application (Admin Portal)</w:t>
             </w:r>
           </w:p>
         </w:tc>
@@ -3341,22 +2893,8 @@
             <w:vAlign w:val="center"/>
           </w:tcPr>
           <w:p>
-            <w:pPr>
-              <w:spacing w:after="0" w:line="240" w:lineRule="auto"/>
-              <w:rPr>
-                <w:rFonts w:ascii="Arial Narrow" w:cs="Arial Narrow" w:eastAsia="Arial Narrow" w:hAnsi="Arial Narrow"/>
-                <w:sz w:val="20"/>
-                <w:szCs w:val="20"/>
-              </w:rPr>
-            </w:pPr>
-            <w:r>
-              <w:rPr>
-                <w:rFonts w:ascii="Arial Narrow" w:cs="Arial Narrow" w:eastAsia="Arial Narrow" w:hAnsi="Arial Narrow"/>
-                <w:sz w:val="20"/>
-                <w:szCs w:val="20"/>
-                <w:rtl w:val="0"/>
-              </w:rPr>
-              <w:t xml:space="preserve">Child profile exists; front camera is functional; camera permission is granted.</w:t>
+            <w:r>
+              <w:t>SDO Admin is authenticated; pending guard incident logs exist in the review queue.</w:t>
             </w:r>
           </w:p>
         </w:tc>
@@ -3402,22 +2940,8 @@
             <w:vAlign w:val="center"/>
           </w:tcPr>
           <w:p>
-            <w:pPr>
-              <w:spacing w:after="0" w:line="240" w:lineRule="auto"/>
-              <w:rPr>
-                <w:rFonts w:ascii="Arial Narrow" w:cs="Arial Narrow" w:eastAsia="Arial Narrow" w:hAnsi="Arial Narrow"/>
-                <w:sz w:val="20"/>
-                <w:szCs w:val="20"/>
-              </w:rPr>
-            </w:pPr>
-            <w:r>
-              <w:rPr>
-                <w:rFonts w:ascii="Arial Narrow" w:cs="Arial Narrow" w:eastAsia="Arial Narrow" w:hAnsi="Arial Narrow"/>
-                <w:sz w:val="20"/>
-                <w:szCs w:val="20"/>
-                <w:rtl w:val="0"/>
-              </w:rPr>
-              <w:t xml:space="preserve">Perform the initial viewing-distance calibration at approximately 30 cm.</w:t>
+            <w:r>
+              <w:t>Review submitted guard incident reports, inspect evidence photos, and approve or dismiss the report.</w:t>
             </w:r>
           </w:p>
         </w:tc>
@@ -3663,22 +3187,8 @@
             <w:vAlign w:val="center"/>
           </w:tcPr>
           <w:p>
-            <w:pPr>
-              <w:spacing w:after="0" w:line="240" w:lineRule="auto"/>
-              <w:rPr>
-                <w:rFonts w:ascii="Arial Narrow" w:cs="Arial Narrow" w:eastAsia="Arial Narrow" w:hAnsi="Arial Narrow"/>
-                <w:sz w:val="16"/>
-                <w:szCs w:val="16"/>
-              </w:rPr>
-            </w:pPr>
-            <w:r>
-              <w:rPr>
-                <w:rFonts w:ascii="Arial Narrow" w:cs="Arial Narrow" w:eastAsia="Arial Narrow" w:hAnsi="Arial Narrow"/>
-                <w:sz w:val="16"/>
-                <w:szCs w:val="16"/>
-                <w:rtl w:val="0"/>
-              </w:rPr>
-              <w:t xml:space="preserve">Calibration can be performed at approximately 30 cm.</w:t>
+            <w:r>
+              <w:t>SDO Admin dashboard displays pending guard-submitted violation logs in the queue.</w:t>
             </w:r>
           </w:p>
         </w:tc>
@@ -3759,22 +3269,8 @@
             <w:vAlign w:val="center"/>
           </w:tcPr>
           <w:p>
-            <w:pPr>
-              <w:spacing w:after="0" w:line="240" w:lineRule="auto"/>
-              <w:rPr>
-                <w:rFonts w:ascii="Arial Narrow" w:cs="Arial Narrow" w:eastAsia="Arial Narrow" w:hAnsi="Arial Narrow"/>
-                <w:sz w:val="16"/>
-                <w:szCs w:val="16"/>
-              </w:rPr>
-            </w:pPr>
-            <w:r>
-              <w:rPr>
-                <w:rFonts w:ascii="Arial Narrow" w:cs="Arial Narrow" w:eastAsia="Arial Narrow" w:hAnsi="Arial Narrow"/>
-                <w:sz w:val="16"/>
-                <w:szCs w:val="16"/>
-                <w:rtl w:val="0"/>
-              </w:rPr>
-              <w:t xml:space="preserve">System detects the child's face during calibration.</w:t>
+            <w:r>
+              <w:t>Admin can click a report to view complete details, student history, and attached photo evidence.</w:t>
             </w:r>
           </w:p>
         </w:tc>
@@ -3855,22 +3351,8 @@
             <w:vAlign w:val="center"/>
           </w:tcPr>
           <w:p>
-            <w:pPr>
-              <w:spacing w:after="0" w:line="240" w:lineRule="auto"/>
-              <w:rPr>
-                <w:rFonts w:ascii="Arial Narrow" w:cs="Arial Narrow" w:eastAsia="Arial Narrow" w:hAnsi="Arial Narrow"/>
-                <w:sz w:val="16"/>
-                <w:szCs w:val="16"/>
-              </w:rPr>
-            </w:pPr>
-            <w:r>
-              <w:rPr>
-                <w:rFonts w:ascii="Arial Narrow" w:cs="Arial Narrow" w:eastAsia="Arial Narrow" w:hAnsi="Arial Narrow"/>
-                <w:sz w:val="16"/>
-                <w:szCs w:val="16"/>
-                <w:rtl w:val="0"/>
-              </w:rPr>
-              <w:t xml:space="preserve">System establishes the device-specific calibration constant.</w:t>
+            <w:r>
+              <w:t>Admin can approve the report to formally record the student infraction.</w:t>
             </w:r>
           </w:p>
         </w:tc>
@@ -3951,22 +3433,8 @@
             <w:vAlign w:val="center"/>
           </w:tcPr>
           <w:p>
-            <w:pPr>
-              <w:spacing w:after="0" w:line="240" w:lineRule="auto"/>
-              <w:rPr>
-                <w:rFonts w:ascii="Arial Narrow" w:cs="Arial Narrow" w:eastAsia="Arial Narrow" w:hAnsi="Arial Narrow"/>
-                <w:sz w:val="16"/>
-                <w:szCs w:val="16"/>
-              </w:rPr>
-            </w:pPr>
-            <w:r>
-              <w:rPr>
-                <w:rFonts w:ascii="Arial Narrow" w:cs="Arial Narrow" w:eastAsia="Arial Narrow" w:hAnsi="Arial Narrow"/>
-                <w:sz w:val="16"/>
-                <w:szCs w:val="16"/>
-                <w:rtl w:val="0"/>
-              </w:rPr>
-              <w:t xml:space="preserve">Calibration information is associated with the correct child/device.</w:t>
+            <w:r>
+              <w:t>Admin can dismiss/reject invalid reports with required administrative reason.</w:t>
             </w:r>
           </w:p>
         </w:tc>
@@ -4047,22 +3515,8 @@
             <w:vAlign w:val="center"/>
           </w:tcPr>
           <w:p>
-            <w:pPr>
-              <w:spacing w:after="0" w:line="240" w:lineRule="auto"/>
-              <w:rPr>
-                <w:rFonts w:ascii="Arial Narrow" w:cs="Arial Narrow" w:eastAsia="Arial Narrow" w:hAnsi="Arial Narrow"/>
-                <w:sz w:val="16"/>
-                <w:szCs w:val="16"/>
-              </w:rPr>
-            </w:pPr>
-            <w:r>
-              <w:rPr>
-                <w:rFonts w:ascii="Arial Narrow" w:cs="Arial Narrow" w:eastAsia="Arial Narrow" w:hAnsi="Arial Narrow"/>
-                <w:sz w:val="16"/>
-                <w:szCs w:val="16"/>
-                <w:rtl w:val="0"/>
-              </w:rPr>
-              <w:t xml:space="preserve">Saved calibration is used when live distance monitoring begins.</w:t>
+            <w:r>
+              <w:t>Approved violations automatically update student offense counts and trigger appropriate warnings.</w:t>
             </w:r>
           </w:p>
         </w:tc>
@@ -4283,16 +3737,8 @@
             <w:vAlign w:val="center"/>
           </w:tcPr>
           <w:p>
-            <w:pPr>
-              <w:spacing w:after="0" w:line="240" w:lineRule="auto"/>
-              <w:rPr>
-                <w:rFonts w:ascii="Arial Narrow" w:cs="Arial Narrow" w:eastAsia="Arial Narrow" w:hAnsi="Arial Narrow"/>
-                <w:sz w:val="20"/>
-                <w:szCs w:val="20"/>
-              </w:rPr>
-            </w:pPr>
-            <w:r>
-              <w:t>SDO Admin Review Queue Module</w:t>
+            <w:r>
+              <w:t>Progressive Minor Offense Warning Module</w:t>
             </w:r>
           </w:p>
         </w:tc>
@@ -4402,14 +3848,6 @@
             <w:vAlign w:val="center"/>
           </w:tcPr>
           <w:p>
-            <w:pPr>
-              <w:spacing w:after="0" w:line="240" w:lineRule="auto"/>
-              <w:rPr>
-                <w:rFonts w:ascii="Arial Narrow" w:cs="Arial Narrow" w:eastAsia="Arial Narrow" w:hAnsi="Arial Narrow"/>
-                <w:sz w:val="20"/>
-                <w:szCs w:val="20"/>
-              </w:rPr>
-            </w:pPr>
             <w:r>
               <w:t>Minor Offense Registration &amp; Guardian Alert (FR-04)</w:t>
             </w:r>
@@ -4528,22 +3966,8 @@
             <w:vAlign w:val="center"/>
           </w:tcPr>
           <w:p>
-            <w:pPr>
-              <w:spacing w:after="0" w:line="240" w:lineRule="auto"/>
-              <w:rPr>
-                <w:rFonts w:ascii="Arial Narrow" w:cs="Arial Narrow" w:eastAsia="Arial Narrow" w:hAnsi="Arial Narrow"/>
-                <w:sz w:val="20"/>
-                <w:szCs w:val="20"/>
-              </w:rPr>
-            </w:pPr>
-            <w:r>
-              <w:rPr>
-                <w:rFonts w:ascii="Arial Narrow" w:cs="Arial Narrow" w:eastAsia="Arial Narrow" w:hAnsi="Arial Narrow"/>
-                <w:sz w:val="20"/>
-                <w:szCs w:val="20"/>
-                <w:rtl w:val="0"/>
-              </w:rPr>
-              <w:t xml:space="preserve">Child</w:t>
+            <w:r>
+              <w:t>SDO Admin / Automated System</w:t>
             </w:r>
           </w:p>
         </w:tc>
@@ -4638,22 +4062,8 @@
             <w:vAlign w:val="center"/>
           </w:tcPr>
           <w:p>
-            <w:pPr>
-              <w:spacing w:after="0" w:line="240" w:lineRule="auto"/>
-              <w:rPr>
-                <w:rFonts w:ascii="Arial Narrow" w:cs="Arial Narrow" w:eastAsia="Arial Narrow" w:hAnsi="Arial Narrow"/>
-                <w:sz w:val="20"/>
-                <w:szCs w:val="20"/>
-              </w:rPr>
-            </w:pPr>
-            <w:r>
-              <w:rPr>
-                <w:rFonts w:ascii="Arial Narrow" w:cs="Arial Narrow" w:eastAsia="Arial Narrow" w:hAnsi="Arial Narrow"/>
-                <w:sz w:val="20"/>
-                <w:szCs w:val="20"/>
-                <w:rtl w:val="0"/>
-              </w:rPr>
-              <w:t xml:space="preserve">Mobile Application</w:t>
+            <w:r>
+              <w:t>Web Application &amp; Notification Engine</w:t>
             </w:r>
           </w:p>
         </w:tc>
@@ -4699,22 +4109,8 @@
             <w:vAlign w:val="center"/>
           </w:tcPr>
           <w:p>
-            <w:pPr>
-              <w:spacing w:after="0" w:line="240" w:lineRule="auto"/>
-              <w:rPr>
-                <w:rFonts w:ascii="Arial Narrow" w:cs="Arial Narrow" w:eastAsia="Arial Narrow" w:hAnsi="Arial Narrow"/>
-                <w:sz w:val="20"/>
-                <w:szCs w:val="20"/>
-              </w:rPr>
-            </w:pPr>
-            <w:r>
-              <w:rPr>
-                <w:rFonts w:ascii="Arial Narrow" w:cs="Arial Narrow" w:eastAsia="Arial Narrow" w:hAnsi="Arial Narrow"/>
-                <w:sz w:val="20"/>
-                <w:szCs w:val="20"/>
-                <w:rtl w:val="0"/>
-              </w:rPr>
-              <w:t xml:space="preserve">Child is logged in; calibration completed; camera permission granted; Watch Area active.</w:t>
+            <w:r>
+              <w:t>Approved minor offense is logged for a student; parent/guardian contact details exist in student profile.</w:t>
             </w:r>
           </w:p>
         </w:tc>
@@ -4760,22 +4156,8 @@
             <w:vAlign w:val="center"/>
           </w:tcPr>
           <w:p>
-            <w:pPr>
-              <w:spacing w:after="0" w:line="240" w:lineRule="auto"/>
-              <w:rPr>
-                <w:rFonts w:ascii="Arial Narrow" w:cs="Arial Narrow" w:eastAsia="Arial Narrow" w:hAnsi="Arial Narrow"/>
-                <w:sz w:val="20"/>
-                <w:szCs w:val="20"/>
-              </w:rPr>
-            </w:pPr>
-            <w:r>
-              <w:rPr>
-                <w:rFonts w:ascii="Arial Narrow" w:cs="Arial Narrow" w:eastAsia="Arial Narrow" w:hAnsi="Arial Narrow"/>
-                <w:sz w:val="20"/>
-                <w:szCs w:val="20"/>
-                <w:rtl w:val="0"/>
-              </w:rPr>
-              <w:t xml:space="preserve">Monitor the child's face-to-screen distance while using the Watch Area..</w:t>
+            <w:r>
+              <w:t>Register minor offense count and dispatch instant SMS/Email warning alert to parent/guardian.</w:t>
             </w:r>
           </w:p>
         </w:tc>
@@ -5021,22 +4403,8 @@
             <w:vAlign w:val="center"/>
           </w:tcPr>
           <w:p>
-            <w:pPr>
-              <w:spacing w:after="0" w:line="240" w:lineRule="auto"/>
-              <w:rPr>
-                <w:rFonts w:ascii="Arial Narrow" w:cs="Arial Narrow" w:eastAsia="Arial Narrow" w:hAnsi="Arial Narrow"/>
-                <w:sz w:val="16"/>
-                <w:szCs w:val="16"/>
-              </w:rPr>
-            </w:pPr>
-            <w:r>
-              <w:rPr>
-                <w:rFonts w:ascii="Arial Narrow" w:cs="Arial Narrow" w:eastAsia="Arial Narrow" w:hAnsi="Arial Narrow"/>
-                <w:sz w:val="16"/>
-                <w:szCs w:val="16"/>
-                <w:rtl w:val="0"/>
-              </w:rPr>
-              <w:t xml:space="preserve">System detects the child's face and continuously estimates viewing distance.</w:t>
+            <w:r>
+              <w:t>System increments student's active minor offense counter (1st minor offense).</w:t>
             </w:r>
           </w:p>
         </w:tc>
@@ -5117,22 +4485,8 @@
             <w:vAlign w:val="center"/>
           </w:tcPr>
           <w:p>
-            <w:pPr>
-              <w:spacing w:after="0" w:line="240" w:lineRule="auto"/>
-              <w:rPr>
-                <w:rFonts w:ascii="Arial Narrow" w:cs="Arial Narrow" w:eastAsia="Arial Narrow" w:hAnsi="Arial Narrow"/>
-                <w:sz w:val="16"/>
-                <w:szCs w:val="16"/>
-              </w:rPr>
-            </w:pPr>
-            <w:r>
-              <w:rPr>
-                <w:rFonts w:ascii="Arial Narrow" w:cs="Arial Narrow" w:eastAsia="Arial Narrow" w:hAnsi="Arial Narrow"/>
-                <w:sz w:val="16"/>
-                <w:szCs w:val="16"/>
-                <w:rtl w:val="0"/>
-              </w:rPr>
-              <w:t xml:space="preserve">Safe viewing distance produces the corresponding normal/safe state.</w:t>
+            <w:r>
+              <w:t>System formats official parent warning message with offense details and date.</w:t>
             </w:r>
           </w:p>
         </w:tc>
@@ -5213,22 +4567,8 @@
             <w:vAlign w:val="center"/>
           </w:tcPr>
           <w:p>
-            <w:pPr>
-              <w:spacing w:after="0" w:line="240" w:lineRule="auto"/>
-              <w:rPr>
-                <w:rFonts w:ascii="Arial Narrow" w:cs="Arial Narrow" w:eastAsia="Arial Narrow" w:hAnsi="Arial Narrow"/>
-                <w:sz w:val="16"/>
-                <w:szCs w:val="16"/>
-              </w:rPr>
-            </w:pPr>
-            <w:r>
-              <w:rPr>
-                <w:rFonts w:ascii="Arial Narrow" w:cs="Arial Narrow" w:eastAsia="Arial Narrow" w:hAnsi="Arial Narrow"/>
-                <w:sz w:val="16"/>
-                <w:szCs w:val="16"/>
-                <w:rtl w:val="0"/>
-              </w:rPr>
-              <w:t xml:space="preserve">Moving into the configured harmful-distance zone triggers the appropriate response.</w:t>
+            <w:r>
+              <w:t>Multi-channel notification engine dispatches Email/SMS alert to registered guardian contact.</w:t>
             </w:r>
           </w:p>
         </w:tc>
@@ -5309,22 +4649,8 @@
             <w:vAlign w:val="center"/>
           </w:tcPr>
           <w:p>
-            <w:pPr>
-              <w:spacing w:after="0" w:line="240" w:lineRule="auto"/>
-              <w:rPr>
-                <w:rFonts w:ascii="Arial Narrow" w:cs="Arial Narrow" w:eastAsia="Arial Narrow" w:hAnsi="Arial Narrow"/>
-                <w:sz w:val="16"/>
-                <w:szCs w:val="16"/>
-              </w:rPr>
-            </w:pPr>
-            <w:r>
-              <w:rPr>
-                <w:rFonts w:ascii="Arial Narrow" w:cs="Arial Narrow" w:eastAsia="Arial Narrow" w:hAnsi="Arial Narrow"/>
-                <w:sz w:val="16"/>
-                <w:szCs w:val="16"/>
-                <w:rtl w:val="0"/>
-              </w:rPr>
-              <w:t xml:space="preserve">Moving into the critical-distance zone activates the intervention logic.</w:t>
+            <w:r>
+              <w:t>Notification dispatch status and timestamp are logged in parent_notifications table.</w:t>
             </w:r>
           </w:p>
         </w:tc>
@@ -5405,22 +4731,8 @@
             <w:vAlign w:val="center"/>
           </w:tcPr>
           <w:p>
-            <w:pPr>
-              <w:spacing w:after="0" w:line="240" w:lineRule="auto"/>
-              <w:rPr>
-                <w:rFonts w:ascii="Arial Narrow" w:cs="Arial Narrow" w:eastAsia="Arial Narrow" w:hAnsi="Arial Narrow"/>
-                <w:sz w:val="16"/>
-                <w:szCs w:val="16"/>
-              </w:rPr>
-            </w:pPr>
-            <w:r>
-              <w:rPr>
-                <w:rFonts w:ascii="Arial Narrow" w:cs="Arial Narrow" w:eastAsia="Arial Narrow" w:hAnsi="Arial Narrow"/>
-                <w:sz w:val="16"/>
-                <w:szCs w:val="16"/>
-                <w:rtl w:val="0"/>
-              </w:rPr>
-              <w:t xml:space="preserve">Returning to a safe distance updates the reported distance/state accordingly.</w:t>
+            <w:r>
+              <w:t>Student receiving 1st minor offense receives formal warning notification on student mobile app.</w:t>
             </w:r>
           </w:p>
         </w:tc>
@@ -5647,14 +4959,6 @@
             <w:vAlign w:val="center"/>
           </w:tcPr>
           <w:p>
-            <w:pPr>
-              <w:spacing w:after="0" w:line="240" w:lineRule="auto"/>
-              <w:rPr>
-                <w:rFonts w:ascii="Arial Narrow" w:cs="Arial Narrow" w:eastAsia="Arial Narrow" w:hAnsi="Arial Narrow"/>
-                <w:sz w:val="20"/>
-                <w:szCs w:val="20"/>
-              </w:rPr>
-            </w:pPr>
             <w:r>
               <w:t>Progressive Minor Offense Warning Module</w:t>
             </w:r>
@@ -5766,14 +5070,6 @@
             <w:vAlign w:val="center"/>
           </w:tcPr>
           <w:p>
-            <w:pPr>
-              <w:spacing w:after="0" w:line="240" w:lineRule="auto"/>
-              <w:rPr>
-                <w:rFonts w:ascii="Arial Narrow" w:cs="Arial Narrow" w:eastAsia="Arial Narrow" w:hAnsi="Arial Narrow"/>
-                <w:sz w:val="20"/>
-                <w:szCs w:val="20"/>
-              </w:rPr>
-            </w:pPr>
             <w:r>
               <w:t>2nd Minor Offense Guardian Warning Alert (FR-05)</w:t>
             </w:r>
@@ -5892,22 +5188,8 @@
             <w:vAlign w:val="center"/>
           </w:tcPr>
           <w:p>
-            <w:pPr>
-              <w:spacing w:after="0" w:line="240" w:lineRule="auto"/>
-              <w:rPr>
-                <w:rFonts w:ascii="Arial Narrow" w:cs="Arial Narrow" w:eastAsia="Arial Narrow" w:hAnsi="Arial Narrow"/>
-                <w:sz w:val="20"/>
-                <w:szCs w:val="20"/>
-              </w:rPr>
-            </w:pPr>
-            <w:r>
-              <w:rPr>
-                <w:rFonts w:ascii="Arial Narrow" w:cs="Arial Narrow" w:eastAsia="Arial Narrow" w:hAnsi="Arial Narrow"/>
-                <w:sz w:val="20"/>
-                <w:szCs w:val="20"/>
-                <w:rtl w:val="0"/>
-              </w:rPr>
-              <w:t xml:space="preserve">Child</w:t>
+            <w:r>
+              <w:t>SDO Admin / Automated System</w:t>
             </w:r>
           </w:p>
         </w:tc>
@@ -6002,22 +5284,8 @@
             <w:vAlign w:val="center"/>
           </w:tcPr>
           <w:p>
-            <w:pPr>
-              <w:spacing w:after="0" w:line="240" w:lineRule="auto"/>
-              <w:rPr>
-                <w:rFonts w:ascii="Arial Narrow" w:cs="Arial Narrow" w:eastAsia="Arial Narrow" w:hAnsi="Arial Narrow"/>
-                <w:sz w:val="20"/>
-                <w:szCs w:val="20"/>
-              </w:rPr>
-            </w:pPr>
-            <w:r>
-              <w:rPr>
-                <w:rFonts w:ascii="Arial Narrow" w:cs="Arial Narrow" w:eastAsia="Arial Narrow" w:hAnsi="Arial Narrow"/>
-                <w:sz w:val="20"/>
-                <w:szCs w:val="20"/>
-                <w:rtl w:val="0"/>
-              </w:rPr>
-              <w:t xml:space="preserve">Mobile Application</w:t>
+            <w:r>
+              <w:t>Web Application &amp; Notification Engine</w:t>
             </w:r>
           </w:p>
         </w:tc>
@@ -6063,22 +5331,8 @@
             <w:vAlign w:val="center"/>
           </w:tcPr>
           <w:p>
-            <w:pPr>
-              <w:spacing w:after="0" w:line="240" w:lineRule="auto"/>
-              <w:rPr>
-                <w:rFonts w:ascii="Arial Narrow" w:cs="Arial Narrow" w:eastAsia="Arial Narrow" w:hAnsi="Arial Narrow"/>
-                <w:sz w:val="20"/>
-                <w:szCs w:val="20"/>
-              </w:rPr>
-            </w:pPr>
-            <w:r>
-              <w:rPr>
-                <w:rFonts w:ascii="Arial Narrow" w:cs="Arial Narrow" w:eastAsia="Arial Narrow" w:hAnsi="Arial Narrow"/>
-                <w:sz w:val="20"/>
-                <w:szCs w:val="20"/>
-                <w:rtl w:val="0"/>
-              </w:rPr>
-              <w:t xml:space="preserve">Child session and Watch Area are active; front camera is available; child's eyes are visible.</w:t>
+            <w:r>
+              <w:t>Student already has 1 active minor offense; new minor offense report is approved by SDO Admin.</w:t>
             </w:r>
           </w:p>
         </w:tc>
@@ -6124,22 +5378,8 @@
             <w:vAlign w:val="center"/>
           </w:tcPr>
           <w:p>
-            <w:pPr>
-              <w:spacing w:after="0" w:line="240" w:lineRule="auto"/>
-              <w:rPr>
-                <w:rFonts w:ascii="Arial Narrow" w:cs="Arial Narrow" w:eastAsia="Arial Narrow" w:hAnsi="Arial Narrow"/>
-                <w:sz w:val="20"/>
-                <w:szCs w:val="20"/>
-              </w:rPr>
-            </w:pPr>
-            <w:r>
-              <w:rPr>
-                <w:rFonts w:ascii="Arial Narrow" w:cs="Arial Narrow" w:eastAsia="Arial Narrow" w:hAnsi="Arial Narrow"/>
-                <w:sz w:val="20"/>
-                <w:szCs w:val="20"/>
-                <w:rtl w:val="0"/>
-              </w:rPr>
-              <w:t xml:space="preserve">Detect and calculate the child's blinking behavior during monitored usage.</w:t>
+            <w:r>
+              <w:t>Record 2nd minor offense count and send mandatory parent warning alert emphasizing escalation risk.</w:t>
             </w:r>
           </w:p>
         </w:tc>
@@ -6385,22 +5625,8 @@
             <w:vAlign w:val="center"/>
           </w:tcPr>
           <w:p>
-            <w:pPr>
-              <w:spacing w:after="0" w:line="240" w:lineRule="auto"/>
-              <w:rPr>
-                <w:rFonts w:ascii="Arial Narrow" w:cs="Arial Narrow" w:eastAsia="Arial Narrow" w:hAnsi="Arial Narrow"/>
-                <w:sz w:val="16"/>
-                <w:szCs w:val="16"/>
-              </w:rPr>
-            </w:pPr>
-            <w:r>
-              <w:rPr>
-                <w:rFonts w:ascii="Arial Narrow" w:cs="Arial Narrow" w:eastAsia="Arial Narrow" w:hAnsi="Arial Narrow"/>
-                <w:sz w:val="16"/>
-                <w:szCs w:val="16"/>
-                <w:rtl w:val="0"/>
-              </w:rPr>
-              <w:t xml:space="preserve">System recognizes the child's eye-open/closed states..</w:t>
+            <w:r>
+              <w:t>System updates student's active minor offense count to 2.</w:t>
             </w:r>
           </w:p>
         </w:tc>
@@ -6481,22 +5707,8 @@
             <w:vAlign w:val="center"/>
           </w:tcPr>
           <w:p>
-            <w:pPr>
-              <w:spacing w:after="0" w:line="240" w:lineRule="auto"/>
-              <w:rPr>
-                <w:rFonts w:ascii="Arial Narrow" w:cs="Arial Narrow" w:eastAsia="Arial Narrow" w:hAnsi="Arial Narrow"/>
-                <w:sz w:val="16"/>
-                <w:szCs w:val="16"/>
-              </w:rPr>
-            </w:pPr>
-            <w:r>
-              <w:rPr>
-                <w:rFonts w:ascii="Arial Narrow" w:cs="Arial Narrow" w:eastAsia="Arial Narrow" w:hAnsi="Arial Narrow"/>
-                <w:sz w:val="16"/>
-                <w:szCs w:val="16"/>
-                <w:rtl w:val="0"/>
-              </w:rPr>
-              <w:t xml:space="preserve">Completed blinks are detected and counted.</w:t>
+            <w:r>
+              <w:t>System triggers 2nd minor offense warning template informing guardian of critical escalation.</w:t>
             </w:r>
           </w:p>
         </w:tc>
@@ -6577,22 +5789,8 @@
             <w:vAlign w:val="center"/>
           </w:tcPr>
           <w:p>
-            <w:pPr>
-              <w:spacing w:after="0" w:line="240" w:lineRule="auto"/>
-              <w:rPr>
-                <w:rFonts w:ascii="Arial Narrow" w:cs="Arial Narrow" w:eastAsia="Arial Narrow" w:hAnsi="Arial Narrow"/>
-                <w:sz w:val="16"/>
-                <w:szCs w:val="16"/>
-              </w:rPr>
-            </w:pPr>
-            <w:r>
-              <w:rPr>
-                <w:rFonts w:ascii="Arial Narrow" w:cs="Arial Narrow" w:eastAsia="Arial Narrow" w:hAnsi="Arial Narrow"/>
-                <w:sz w:val="16"/>
-                <w:szCs w:val="16"/>
-                <w:rtl w:val="0"/>
-              </w:rPr>
-              <w:t xml:space="preserve">Blink-rate-per-minute value updates during the session.</w:t>
+            <w:r>
+              <w:t>Parent/guardian receives automated Email/SMS warning detailing 2nd minor infraction.</w:t>
             </w:r>
           </w:p>
         </w:tc>
@@ -6673,22 +5871,8 @@
             <w:vAlign w:val="center"/>
           </w:tcPr>
           <w:p>
-            <w:pPr>
-              <w:spacing w:after="0" w:line="240" w:lineRule="auto"/>
-              <w:rPr>
-                <w:rFonts w:ascii="Arial Narrow" w:cs="Arial Narrow" w:eastAsia="Arial Narrow" w:hAnsi="Arial Narrow"/>
-                <w:sz w:val="16"/>
-                <w:szCs w:val="16"/>
-              </w:rPr>
-            </w:pPr>
-            <w:r>
-              <w:rPr>
-                <w:rFonts w:ascii="Arial Narrow" w:cs="Arial Narrow" w:eastAsia="Arial Narrow" w:hAnsi="Arial Narrow"/>
-                <w:sz w:val="16"/>
-                <w:szCs w:val="16"/>
-                <w:rtl w:val="0"/>
-              </w:rPr>
-              <w:t xml:space="preserve">Blink Bubble displays live blink information</w:t>
+            <w:r>
+              <w:t>Student app displays 2nd Minor Offense Warning banner on student dashboard.</w:t>
             </w:r>
           </w:p>
         </w:tc>
@@ -6769,22 +5953,8 @@
             <w:vAlign w:val="center"/>
           </w:tcPr>
           <w:p>
-            <w:pPr>
-              <w:spacing w:after="0" w:line="240" w:lineRule="auto"/>
-              <w:rPr>
-                <w:rFonts w:ascii="Arial Narrow" w:cs="Arial Narrow" w:eastAsia="Arial Narrow" w:hAnsi="Arial Narrow"/>
-                <w:sz w:val="16"/>
-                <w:szCs w:val="16"/>
-              </w:rPr>
-            </w:pPr>
-            <w:r>
-              <w:rPr>
-                <w:rFonts w:ascii="Arial Narrow" w:cs="Arial Narrow" w:eastAsia="Arial Narrow" w:hAnsi="Arial Narrow"/>
-                <w:sz w:val="16"/>
-                <w:szCs w:val="16"/>
-                <w:rtl w:val="0"/>
-              </w:rPr>
-              <w:t xml:space="preserve">Blink suppression is recognized by the intervention system.</w:t>
+            <w:r>
+              <w:t>System alerts student that a 3rd minor offense will trigger mandatory guidance counseling or UPCC panel referral.</w:t>
             </w:r>
           </w:p>
         </w:tc>
@@ -7011,14 +6181,6 @@
             <w:vAlign w:val="center"/>
           </w:tcPr>
           <w:p>
-            <w:pPr>
-              <w:spacing w:after="0" w:line="240" w:lineRule="auto"/>
-              <w:rPr>
-                <w:rFonts w:ascii="Arial Narrow" w:cs="Arial Narrow" w:eastAsia="Arial Narrow" w:hAnsi="Arial Narrow"/>
-                <w:sz w:val="20"/>
-                <w:szCs w:val="20"/>
-              </w:rPr>
-            </w:pPr>
             <w:r>
               <w:t>Student App Alert Notification Engine</w:t>
             </w:r>
@@ -7130,14 +6292,6 @@
             <w:vAlign w:val="center"/>
           </w:tcPr>
           <w:p>
-            <w:pPr>
-              <w:spacing w:after="0" w:line="240" w:lineRule="auto"/>
-              <w:rPr>
-                <w:rFonts w:ascii="Arial Narrow" w:cs="Arial Narrow" w:eastAsia="Arial Narrow" w:hAnsi="Arial Narrow"/>
-                <w:sz w:val="20"/>
-                <w:szCs w:val="20"/>
-              </w:rPr>
-            </w:pPr>
             <w:r>
               <w:t>3rd Minor Mixed Offense Student Warning Modal (FR-06)</w:t>
             </w:r>
@@ -7256,22 +6410,8 @@
             <w:vAlign w:val="center"/>
           </w:tcPr>
           <w:p>
-            <w:pPr>
-              <w:spacing w:after="0" w:line="240" w:lineRule="auto"/>
-              <w:rPr>
-                <w:rFonts w:ascii="Arial Narrow" w:cs="Arial Narrow" w:eastAsia="Arial Narrow" w:hAnsi="Arial Narrow"/>
-                <w:sz w:val="20"/>
-                <w:szCs w:val="20"/>
-              </w:rPr>
-            </w:pPr>
-            <w:r>
-              <w:rPr>
-                <w:rFonts w:ascii="Arial Narrow" w:cs="Arial Narrow" w:eastAsia="Arial Narrow" w:hAnsi="Arial Narrow"/>
-                <w:sz w:val="20"/>
-                <w:szCs w:val="20"/>
-                <w:rtl w:val="0"/>
-              </w:rPr>
-              <w:t xml:space="preserve">Child</w:t>
+            <w:r>
+              <w:t>Student / System</w:t>
             </w:r>
           </w:p>
         </w:tc>
@@ -7366,22 +6506,8 @@
             <w:vAlign w:val="center"/>
           </w:tcPr>
           <w:p>
-            <w:pPr>
-              <w:spacing w:after="0" w:line="240" w:lineRule="auto"/>
-              <w:rPr>
-                <w:rFonts w:ascii="Arial Narrow" w:cs="Arial Narrow" w:eastAsia="Arial Narrow" w:hAnsi="Arial Narrow"/>
-                <w:sz w:val="20"/>
-                <w:szCs w:val="20"/>
-              </w:rPr>
-            </w:pPr>
-            <w:r>
-              <w:rPr>
-                <w:rFonts w:ascii="Arial Narrow" w:cs="Arial Narrow" w:eastAsia="Arial Narrow" w:hAnsi="Arial Narrow"/>
-                <w:sz w:val="20"/>
-                <w:szCs w:val="20"/>
-                <w:rtl w:val="0"/>
-              </w:rPr>
-              <w:t xml:space="preserve">Mobile Application</w:t>
+            <w:r>
+              <w:t>Mobile Application (Flutter PWA/Android)</w:t>
             </w:r>
           </w:p>
         </w:tc>
@@ -7427,22 +6553,8 @@
             <w:vAlign w:val="center"/>
           </w:tcPr>
           <w:p>
-            <w:pPr>
-              <w:spacing w:after="0" w:line="240" w:lineRule="auto"/>
-              <w:rPr>
-                <w:rFonts w:ascii="Arial Narrow" w:cs="Arial Narrow" w:eastAsia="Arial Narrow" w:hAnsi="Arial Narrow"/>
-                <w:sz w:val="20"/>
-                <w:szCs w:val="20"/>
-              </w:rPr>
-            </w:pPr>
-            <w:r>
-              <w:rPr>
-                <w:rFonts w:ascii="Arial Narrow" w:cs="Arial Narrow" w:eastAsia="Arial Narrow" w:hAnsi="Arial Narrow"/>
-                <w:sz w:val="20"/>
-                <w:szCs w:val="20"/>
-                <w:rtl w:val="0"/>
-              </w:rPr>
-              <w:t xml:space="preserve">Active child profile; distance and blink monitoring functioning.</w:t>
+            <w:r>
+              <w:t>Student incurs 3rd minor offense (mixed offense categories); student opens mobile app.</w:t>
             </w:r>
           </w:p>
         </w:tc>
@@ -7488,22 +6600,8 @@
             <w:vAlign w:val="center"/>
           </w:tcPr>
           <w:p>
-            <w:pPr>
-              <w:spacing w:after="0" w:line="240" w:lineRule="auto"/>
-              <w:rPr>
-                <w:rFonts w:ascii="Arial Narrow" w:cs="Arial Narrow" w:eastAsia="Arial Narrow" w:hAnsi="Arial Narrow"/>
-                <w:sz w:val="20"/>
-                <w:szCs w:val="20"/>
-              </w:rPr>
-            </w:pPr>
-            <w:r>
-              <w:rPr>
-                <w:rFonts w:ascii="Arial Narrow" w:cs="Arial Narrow" w:eastAsia="Arial Narrow" w:hAnsi="Arial Narrow"/>
-                <w:sz w:val="20"/>
-                <w:szCs w:val="20"/>
-                <w:rtl w:val="0"/>
-              </w:rPr>
-              <w:t xml:space="preserve">Calculate HP changes based on monitored blink and viewing-distance behavior.</w:t>
+            <w:r>
+              <w:t>Display mandatory un-dismissable warning modal in student app detailing offense accumulation.</w:t>
             </w:r>
           </w:p>
         </w:tc>
@@ -7749,22 +6847,8 @@
             <w:vAlign w:val="center"/>
           </w:tcPr>
           <w:p>
-            <w:pPr>
-              <w:spacing w:after="0" w:line="240" w:lineRule="auto"/>
-              <w:rPr>
-                <w:rFonts w:ascii="Arial Narrow" w:cs="Arial Narrow" w:eastAsia="Arial Narrow" w:hAnsi="Arial Narrow"/>
-                <w:sz w:val="16"/>
-                <w:szCs w:val="16"/>
-              </w:rPr>
-            </w:pPr>
-            <w:r>
-              <w:rPr>
-                <w:rFonts w:ascii="Arial Narrow" w:cs="Arial Narrow" w:eastAsia="Arial Narrow" w:hAnsi="Arial Narrow"/>
-                <w:sz w:val="16"/>
-                <w:szCs w:val="16"/>
-                <w:rtl w:val="0"/>
-              </w:rPr>
-              <w:t xml:space="preserve">Healthy viewing behavior is processed by the scoring system.</w:t>
+            <w:r>
+              <w:t>Student mobile app detects 3rd minor offense status on login/dashboard load.</w:t>
             </w:r>
           </w:p>
         </w:tc>
@@ -7845,22 +6929,8 @@
             <w:vAlign w:val="center"/>
           </w:tcPr>
           <w:p>
-            <w:pPr>
-              <w:spacing w:after="0" w:line="240" w:lineRule="auto"/>
-              <w:rPr>
-                <w:rFonts w:ascii="Arial Narrow" w:cs="Arial Narrow" w:eastAsia="Arial Narrow" w:hAnsi="Arial Narrow"/>
-                <w:sz w:val="16"/>
-                <w:szCs w:val="16"/>
-              </w:rPr>
-            </w:pPr>
-            <w:r>
-              <w:rPr>
-                <w:rFonts w:ascii="Arial Narrow" w:cs="Arial Narrow" w:eastAsia="Arial Narrow" w:hAnsi="Arial Narrow"/>
-                <w:sz w:val="16"/>
-                <w:szCs w:val="16"/>
-                <w:rtl w:val="0"/>
-              </w:rPr>
-              <w:t xml:space="preserve">Unsafe distance contributes to the applicable HP penalty.</w:t>
+            <w:r>
+              <w:t>Un-dismissable modal pops up showing complete record of 3 minor offenses.</w:t>
             </w:r>
           </w:p>
         </w:tc>
@@ -7941,22 +7011,8 @@
             <w:vAlign w:val="center"/>
           </w:tcPr>
           <w:p>
-            <w:pPr>
-              <w:spacing w:after="0" w:line="240" w:lineRule="auto"/>
-              <w:rPr>
-                <w:rFonts w:ascii="Arial Narrow" w:cs="Arial Narrow" w:eastAsia="Arial Narrow" w:hAnsi="Arial Narrow"/>
-                <w:sz w:val="16"/>
-                <w:szCs w:val="16"/>
-              </w:rPr>
-            </w:pPr>
-            <w:r>
-              <w:rPr>
-                <w:rFonts w:ascii="Arial Narrow" w:cs="Arial Narrow" w:eastAsia="Arial Narrow" w:hAnsi="Arial Narrow"/>
-                <w:sz w:val="16"/>
-                <w:szCs w:val="16"/>
-                <w:rtl w:val="0"/>
-              </w:rPr>
-              <w:t xml:space="preserve">Blink suppression contributes to the applicable HP penalty.</w:t>
+            <w:r>
+              <w:t>Modal displays required action steps (reporting to Guidance / SDO office).</w:t>
             </w:r>
           </w:p>
         </w:tc>
@@ -8037,22 +7093,8 @@
             <w:vAlign w:val="center"/>
           </w:tcPr>
           <w:p>
-            <w:pPr>
-              <w:spacing w:after="0" w:line="240" w:lineRule="auto"/>
-              <w:rPr>
-                <w:rFonts w:ascii="Arial Narrow" w:cs="Arial Narrow" w:eastAsia="Arial Narrow" w:hAnsi="Arial Narrow"/>
-                <w:sz w:val="16"/>
-                <w:szCs w:val="16"/>
-              </w:rPr>
-            </w:pPr>
-            <w:r>
-              <w:rPr>
-                <w:rFonts w:ascii="Arial Narrow" w:cs="Arial Narrow" w:eastAsia="Arial Narrow" w:hAnsi="Arial Narrow"/>
-                <w:sz w:val="16"/>
-                <w:szCs w:val="16"/>
-                <w:rtl w:val="0"/>
-              </w:rPr>
-              <w:t xml:space="preserve">HP remains within its intended 0–100 range.</w:t>
+            <w:r>
+              <w:t>Modal details potential sanction escalation if minor offenses continue to accumulate.</w:t>
             </w:r>
           </w:p>
         </w:tc>
@@ -8133,22 +7175,8 @@
             <w:vAlign w:val="center"/>
           </w:tcPr>
           <w:p>
-            <w:pPr>
-              <w:spacing w:after="0" w:line="240" w:lineRule="auto"/>
-              <w:rPr>
-                <w:rFonts w:ascii="Arial Narrow" w:cs="Arial Narrow" w:eastAsia="Arial Narrow" w:hAnsi="Arial Narrow"/>
-                <w:sz w:val="16"/>
-                <w:szCs w:val="16"/>
-              </w:rPr>
-            </w:pPr>
-            <w:r>
-              <w:rPr>
-                <w:rFonts w:ascii="Arial Narrow" w:cs="Arial Narrow" w:eastAsia="Arial Narrow" w:hAnsi="Arial Narrow"/>
-                <w:sz w:val="16"/>
-                <w:szCs w:val="16"/>
-                <w:rtl w:val="0"/>
-              </w:rPr>
-              <w:t xml:space="preserve">Updated HP is reflected in the child's Virtual Pet state.</w:t>
+            <w:r>
+              <w:t>Acknowledging the modal logs student read-receipt timestamp in student_notifications table.</w:t>
             </w:r>
           </w:p>
         </w:tc>
@@ -8375,14 +7403,6 @@
             <w:vAlign w:val="center"/>
           </w:tcPr>
           <w:p>
-            <w:pPr>
-              <w:spacing w:after="0" w:line="240" w:lineRule="auto"/>
-              <w:rPr>
-                <w:rFonts w:ascii="Arial Narrow" w:cs="Arial Narrow" w:eastAsia="Arial Narrow" w:hAnsi="Arial Narrow"/>
-                <w:sz w:val="20"/>
-                <w:szCs w:val="20"/>
-              </w:rPr>
-            </w:pPr>
             <w:r>
               <w:t>Section 4 Minor Escalation Module</w:t>
             </w:r>
@@ -8494,14 +7514,6 @@
             <w:vAlign w:val="center"/>
           </w:tcPr>
           <w:p>
-            <w:pPr>
-              <w:spacing w:after="0" w:line="240" w:lineRule="auto"/>
-              <w:rPr>
-                <w:rFonts w:ascii="Arial Narrow" w:cs="Arial Narrow" w:eastAsia="Arial Narrow" w:hAnsi="Arial Narrow"/>
-                <w:sz w:val="20"/>
-                <w:szCs w:val="20"/>
-              </w:rPr>
-            </w:pPr>
             <w:r>
               <w:t>Section 4 Minor Escalation Trigger (FR-07)</w:t>
             </w:r>
@@ -8620,22 +7632,8 @@
             <w:vAlign w:val="center"/>
           </w:tcPr>
           <w:p>
-            <w:pPr>
-              <w:spacing w:after="0" w:line="240" w:lineRule="auto"/>
-              <w:rPr>
-                <w:rFonts w:ascii="Arial Narrow" w:cs="Arial Narrow" w:eastAsia="Arial Narrow" w:hAnsi="Arial Narrow"/>
-                <w:sz w:val="20"/>
-                <w:szCs w:val="20"/>
-              </w:rPr>
-            </w:pPr>
-            <w:r>
-              <w:rPr>
-                <w:rFonts w:ascii="Arial Narrow" w:cs="Arial Narrow" w:eastAsia="Arial Narrow" w:hAnsi="Arial Narrow"/>
-                <w:sz w:val="20"/>
-                <w:szCs w:val="20"/>
-                <w:rtl w:val="0"/>
-              </w:rPr>
-              <w:t xml:space="preserve">Child</w:t>
+            <w:r>
+              <w:t>System / SDO Admin</w:t>
             </w:r>
           </w:p>
         </w:tc>
@@ -8730,22 +7728,8 @@
             <w:vAlign w:val="center"/>
           </w:tcPr>
           <w:p>
-            <w:pPr>
-              <w:spacing w:after="0" w:line="240" w:lineRule="auto"/>
-              <w:rPr>
-                <w:rFonts w:ascii="Arial Narrow" w:cs="Arial Narrow" w:eastAsia="Arial Narrow" w:hAnsi="Arial Narrow"/>
-                <w:sz w:val="20"/>
-                <w:szCs w:val="20"/>
-              </w:rPr>
-            </w:pPr>
-            <w:r>
-              <w:rPr>
-                <w:rFonts w:ascii="Arial Narrow" w:cs="Arial Narrow" w:eastAsia="Arial Narrow" w:hAnsi="Arial Narrow"/>
-                <w:sz w:val="20"/>
-                <w:szCs w:val="20"/>
-                <w:rtl w:val="0"/>
-              </w:rPr>
-              <w:t xml:space="preserve">Mobile Application</w:t>
+            <w:r>
+              <w:t>Web Application &amp; Database Logic</w:t>
             </w:r>
           </w:p>
         </w:tc>
@@ -8791,22 +7775,8 @@
             <w:vAlign w:val="center"/>
           </w:tcPr>
           <w:p>
-            <w:pPr>
-              <w:spacing w:after="0" w:line="240" w:lineRule="auto"/>
-              <w:rPr>
-                <w:rFonts w:ascii="Arial Narrow" w:cs="Arial Narrow" w:eastAsia="Arial Narrow" w:hAnsi="Arial Narrow"/>
-                <w:sz w:val="20"/>
-                <w:szCs w:val="20"/>
-              </w:rPr>
-            </w:pPr>
-            <w:r>
-              <w:rPr>
-                <w:rFonts w:ascii="Arial Narrow" w:cs="Arial Narrow" w:eastAsia="Arial Narrow" w:hAnsi="Arial Narrow"/>
-                <w:sz w:val="20"/>
-                <w:szCs w:val="20"/>
-                <w:rtl w:val="0"/>
-              </w:rPr>
-              <w:t xml:space="preserve">Child profile exists and health metrics are available.</w:t>
+            <w:r>
+              <w:t>Student accumulates 3 minor offenses under Section 4 of the Student Code of Conduct.</w:t>
             </w:r>
           </w:p>
         </w:tc>
@@ -8852,22 +7822,8 @@
             <w:vAlign w:val="center"/>
           </w:tcPr>
           <w:p>
-            <w:pPr>
-              <w:spacing w:after="0" w:line="240" w:lineRule="auto"/>
-              <w:rPr>
-                <w:rFonts w:ascii="Arial Narrow" w:cs="Arial Narrow" w:eastAsia="Arial Narrow" w:hAnsi="Arial Narrow"/>
-                <w:sz w:val="20"/>
-                <w:szCs w:val="20"/>
-              </w:rPr>
-            </w:pPr>
-            <w:r>
-              <w:rPr>
-                <w:rFonts w:ascii="Arial Narrow" w:cs="Arial Narrow" w:eastAsia="Arial Narrow" w:hAnsi="Arial Narrow"/>
-                <w:sz w:val="20"/>
-                <w:szCs w:val="20"/>
-                <w:rtl w:val="0"/>
-              </w:rPr>
-              <w:t xml:space="preserve">Verify that the Virtual Pet responds to the child's accumulated HP and rewards.</w:t>
+            <w:r>
+              <w:t>Evaluate Section 4 escalation rule and convert accumulated minor offenses to equivalent Major Case status.</w:t>
             </w:r>
           </w:p>
         </w:tc>
@@ -9113,22 +8069,8 @@
             <w:vAlign w:val="center"/>
           </w:tcPr>
           <w:p>
-            <w:pPr>
-              <w:spacing w:after="0" w:line="240" w:lineRule="auto"/>
-              <w:rPr>
-                <w:rFonts w:ascii="Arial Narrow" w:cs="Arial Narrow" w:eastAsia="Arial Narrow" w:hAnsi="Arial Narrow"/>
-                <w:sz w:val="16"/>
-                <w:szCs w:val="16"/>
-              </w:rPr>
-            </w:pPr>
-            <w:r>
-              <w:rPr>
-                <w:rFonts w:ascii="Arial Narrow" w:cs="Arial Narrow" w:eastAsia="Arial Narrow" w:hAnsi="Arial Narrow"/>
-                <w:sz w:val="16"/>
-                <w:szCs w:val="16"/>
-                <w:rtl w:val="0"/>
-              </w:rPr>
-              <w:t xml:space="preserve">Virtual Pet displays the child's current HP.</w:t>
+            <w:r>
+              <w:t>System detects 3rd minor offense under Section 4 code of conduct rules.</w:t>
             </w:r>
           </w:p>
         </w:tc>
@@ -9209,22 +8151,8 @@
             <w:vAlign w:val="center"/>
           </w:tcPr>
           <w:p>
-            <w:pPr>
-              <w:spacing w:after="0" w:line="240" w:lineRule="auto"/>
-              <w:rPr>
-                <w:rFonts w:ascii="Arial Narrow" w:cs="Arial Narrow" w:eastAsia="Arial Narrow" w:hAnsi="Arial Narrow"/>
-                <w:sz w:val="16"/>
-                <w:szCs w:val="16"/>
-              </w:rPr>
-            </w:pPr>
-            <w:r>
-              <w:rPr>
-                <w:rFonts w:ascii="Arial Narrow" w:cs="Arial Narrow" w:eastAsia="Arial Narrow" w:hAnsi="Arial Narrow"/>
-                <w:sz w:val="16"/>
-                <w:szCs w:val="16"/>
-                <w:rtl w:val="0"/>
-              </w:rPr>
-              <w:t xml:space="preserve">Healthy behavior appropriately affects the pet/HP system.</w:t>
+            <w:r>
+              <w:t>Escalation engine automatically flags case as Escalated Major Offense under Section 4.</w:t>
             </w:r>
           </w:p>
         </w:tc>
@@ -9305,22 +8233,8 @@
             <w:vAlign w:val="center"/>
           </w:tcPr>
           <w:p>
-            <w:pPr>
-              <w:spacing w:after="0" w:line="240" w:lineRule="auto"/>
-              <w:rPr>
-                <w:rFonts w:ascii="Arial Narrow" w:cs="Arial Narrow" w:eastAsia="Arial Narrow" w:hAnsi="Arial Narrow"/>
-                <w:sz w:val="16"/>
-                <w:szCs w:val="16"/>
-              </w:rPr>
-            </w:pPr>
-            <w:r>
-              <w:rPr>
-                <w:rFonts w:ascii="Arial Narrow" w:cs="Arial Narrow" w:eastAsia="Arial Narrow" w:hAnsi="Arial Narrow"/>
-                <w:sz w:val="16"/>
-                <w:szCs w:val="16"/>
-                <w:rtl w:val="0"/>
-              </w:rPr>
-              <w:t xml:space="preserve">Unsafe behavior appropriately affects the pet/HP system.</w:t>
+            <w:r>
+              <w:t>Case status transitions from minor offense tracking to formal UPCC Major Case queue.</w:t>
             </w:r>
           </w:p>
         </w:tc>
@@ -9401,22 +8315,8 @@
             <w:vAlign w:val="center"/>
           </w:tcPr>
           <w:p>
-            <w:pPr>
-              <w:spacing w:after="0" w:line="240" w:lineRule="auto"/>
-              <w:rPr>
-                <w:rFonts w:ascii="Arial Narrow" w:cs="Arial Narrow" w:eastAsia="Arial Narrow" w:hAnsi="Arial Narrow"/>
-                <w:sz w:val="16"/>
-                <w:szCs w:val="16"/>
-              </w:rPr>
-            </w:pPr>
-            <w:r>
-              <w:rPr>
-                <w:rFonts w:ascii="Arial Narrow" w:cs="Arial Narrow" w:eastAsia="Arial Narrow" w:hAnsi="Arial Narrow"/>
-                <w:sz w:val="16"/>
-                <w:szCs w:val="16"/>
-                <w:rtl w:val="0"/>
-              </w:rPr>
-              <w:t xml:space="preserve">Stars earned through eligible activities are added to the child's balance.</w:t>
+            <w:r>
+              <w:t>Notification sent to Guidance Office and UPCC Panel regarding Section 4 escalation.</w:t>
             </w:r>
           </w:p>
         </w:tc>
@@ -9497,22 +8397,8 @@
             <w:vAlign w:val="center"/>
           </w:tcPr>
           <w:p>
-            <w:pPr>
-              <w:spacing w:after="0" w:line="240" w:lineRule="auto"/>
-              <w:rPr>
-                <w:rFonts w:ascii="Arial Narrow" w:cs="Arial Narrow" w:eastAsia="Arial Narrow" w:hAnsi="Arial Narrow"/>
-                <w:sz w:val="16"/>
-                <w:szCs w:val="16"/>
-              </w:rPr>
-            </w:pPr>
-            <w:r>
-              <w:rPr>
-                <w:rFonts w:ascii="Arial Narrow" w:cs="Arial Narrow" w:eastAsia="Arial Narrow" w:hAnsi="Arial Narrow"/>
-                <w:sz w:val="16"/>
-                <w:szCs w:val="16"/>
-                <w:rtl w:val="0"/>
-              </w:rPr>
-              <w:t xml:space="preserve">Pet mood/state changes according to the applicable health/gamification state.</w:t>
+            <w:r>
+              <w:t>Student app updates case status to reflect formal Major Case referral.</w:t>
             </w:r>
           </w:p>
         </w:tc>
@@ -9739,14 +8625,6 @@
             <w:vAlign w:val="center"/>
           </w:tcPr>
           <w:p>
-            <w:pPr>
-              <w:spacing w:after="0" w:line="240" w:lineRule="auto"/>
-              <w:rPr>
-                <w:rFonts w:ascii="Arial Narrow" w:cs="Arial Narrow" w:eastAsia="Arial Narrow" w:hAnsi="Arial Narrow"/>
-                <w:sz w:val="20"/>
-                <w:szCs w:val="20"/>
-              </w:rPr>
-            </w:pPr>
             <w:r>
               <w:t>Major Case Referral Module</w:t>
             </w:r>
@@ -9858,14 +8736,6 @@
             <w:vAlign w:val="center"/>
           </w:tcPr>
           <w:p>
-            <w:pPr>
-              <w:spacing w:after="0" w:line="240" w:lineRule="auto"/>
-              <w:rPr>
-                <w:rFonts w:ascii="Arial Narrow" w:cs="Arial Narrow" w:eastAsia="Arial Narrow" w:hAnsi="Arial Narrow"/>
-                <w:sz w:val="20"/>
-                <w:szCs w:val="20"/>
-              </w:rPr>
-            </w:pPr>
             <w:r>
               <w:t>Automatic Major Case Referral to UPCC (FR-08)</w:t>
             </w:r>
@@ -9984,22 +8854,8 @@
             <w:vAlign w:val="center"/>
           </w:tcPr>
           <w:p>
-            <w:pPr>
-              <w:spacing w:after="0" w:line="240" w:lineRule="auto"/>
-              <w:rPr>
-                <w:rFonts w:ascii="Arial Narrow" w:cs="Arial Narrow" w:eastAsia="Arial Narrow" w:hAnsi="Arial Narrow"/>
-                <w:sz w:val="20"/>
-                <w:szCs w:val="20"/>
-              </w:rPr>
-            </w:pPr>
-            <w:r>
-              <w:rPr>
-                <w:rFonts w:ascii="Arial Narrow" w:cs="Arial Narrow" w:eastAsia="Arial Narrow" w:hAnsi="Arial Narrow"/>
-                <w:sz w:val="20"/>
-                <w:szCs w:val="20"/>
-                <w:rtl w:val="0"/>
-              </w:rPr>
-              <w:t xml:space="preserve">Child</w:t>
+            <w:r>
+              <w:t>Automated System / SDO Admin</w:t>
             </w:r>
           </w:p>
         </w:tc>
@@ -10094,22 +8950,8 @@
             <w:vAlign w:val="center"/>
           </w:tcPr>
           <w:p>
-            <w:pPr>
-              <w:spacing w:after="0" w:line="240" w:lineRule="auto"/>
-              <w:rPr>
-                <w:rFonts w:ascii="Arial Narrow" w:cs="Arial Narrow" w:eastAsia="Arial Narrow" w:hAnsi="Arial Narrow"/>
-                <w:sz w:val="20"/>
-                <w:szCs w:val="20"/>
-              </w:rPr>
-            </w:pPr>
-            <w:r>
-              <w:rPr>
-                <w:rFonts w:ascii="Arial Narrow" w:cs="Arial Narrow" w:eastAsia="Arial Narrow" w:hAnsi="Arial Narrow"/>
-                <w:sz w:val="20"/>
-                <w:szCs w:val="20"/>
-                <w:rtl w:val="0"/>
-              </w:rPr>
-              <w:t xml:space="preserve">Mobile Application</w:t>
+            <w:r>
+              <w:t>Web Application Backend</w:t>
             </w:r>
           </w:p>
         </w:tc>
@@ -10155,22 +8997,8 @@
             <w:vAlign w:val="center"/>
           </w:tcPr>
           <w:p>
-            <w:pPr>
-              <w:spacing w:after="0" w:line="240" w:lineRule="auto"/>
-              <w:rPr>
-                <w:rFonts w:ascii="Arial Narrow" w:cs="Arial Narrow" w:eastAsia="Arial Narrow" w:hAnsi="Arial Narrow"/>
-                <w:sz w:val="20"/>
-                <w:szCs w:val="20"/>
-              </w:rPr>
-            </w:pPr>
-            <w:r>
-              <w:rPr>
-                <w:rFonts w:ascii="Arial Narrow" w:cs="Arial Narrow" w:eastAsia="Arial Narrow" w:hAnsi="Arial Narrow"/>
-                <w:sz w:val="20"/>
-                <w:szCs w:val="20"/>
-                <w:rtl w:val="0"/>
-              </w:rPr>
-              <w:t xml:space="preserve">Monitoring active; front camera available; critical proximity or severe blink suppression condition can be triggered.</w:t>
+            <w:r>
+              <w:t>Major offense is logged by Guard/SDO Admin OR minor offenses escalate via Section 4 rule.</w:t>
             </w:r>
           </w:p>
         </w:tc>
@@ -10216,22 +9044,8 @@
             <w:vAlign w:val="center"/>
           </w:tcPr>
           <w:p>
-            <w:pPr>
-              <w:spacing w:after="0" w:line="240" w:lineRule="auto"/>
-              <w:rPr>
-                <w:rFonts w:ascii="Arial Narrow" w:cs="Arial Narrow" w:eastAsia="Arial Narrow" w:hAnsi="Arial Narrow"/>
-                <w:sz w:val="20"/>
-                <w:szCs w:val="20"/>
-              </w:rPr>
-            </w:pPr>
-            <w:r>
-              <w:rPr>
-                <w:rFonts w:ascii="Arial Narrow" w:cs="Arial Narrow" w:eastAsia="Arial Narrow" w:hAnsi="Arial Narrow"/>
-                <w:sz w:val="20"/>
-                <w:szCs w:val="20"/>
-                <w:rtl w:val="0"/>
-              </w:rPr>
-              <w:t xml:space="preserve">Trigger and complete the Blink Test intervention.</w:t>
+            <w:r>
+              <w:t>Initiate automatic referral of major offense case to University Discipline &amp; Misconduct Committee (UPCC).</w:t>
             </w:r>
           </w:p>
         </w:tc>
@@ -10477,22 +9291,8 @@
             <w:vAlign w:val="center"/>
           </w:tcPr>
           <w:p>
-            <w:pPr>
-              <w:spacing w:after="0" w:line="240" w:lineRule="auto"/>
-              <w:rPr>
-                <w:rFonts w:ascii="Arial Narrow" w:cs="Arial Narrow" w:eastAsia="Arial Narrow" w:hAnsi="Arial Narrow"/>
-                <w:sz w:val="16"/>
-                <w:szCs w:val="16"/>
-              </w:rPr>
-            </w:pPr>
-            <w:r>
-              <w:rPr>
-                <w:rFonts w:ascii="Arial Narrow" w:cs="Arial Narrow" w:eastAsia="Arial Narrow" w:hAnsi="Arial Narrow"/>
-                <w:sz w:val="16"/>
-                <w:szCs w:val="16"/>
-                <w:rtl w:val="0"/>
-              </w:rPr>
-              <w:t xml:space="preserve">Critical condition activates the intervention system..</w:t>
+            <w:r>
+              <w:t>System classifies infraction severity as Major Offense.</w:t>
             </w:r>
           </w:p>
         </w:tc>
@@ -10573,22 +9373,8 @@
             <w:vAlign w:val="center"/>
           </w:tcPr>
           <w:p>
-            <w:pPr>
-              <w:spacing w:after="0" w:line="240" w:lineRule="auto"/>
-              <w:rPr>
-                <w:rFonts w:ascii="Arial Narrow" w:cs="Arial Narrow" w:eastAsia="Arial Narrow" w:hAnsi="Arial Narrow"/>
-                <w:sz w:val="16"/>
-                <w:szCs w:val="16"/>
-              </w:rPr>
-            </w:pPr>
-            <w:r>
-              <w:rPr>
-                <w:rFonts w:ascii="Arial Narrow" w:cs="Arial Narrow" w:eastAsia="Arial Narrow" w:hAnsi="Arial Narrow"/>
-                <w:sz w:val="16"/>
-                <w:szCs w:val="16"/>
-                <w:rtl w:val="0"/>
-              </w:rPr>
-              <w:t xml:space="preserve">Blink Test is displayed to the child.</w:t>
+            <w:r>
+              <w:t>Case entry created in upcc_cases table with status Referred to UPCC.</w:t>
             </w:r>
           </w:p>
         </w:tc>
@@ -10669,22 +9455,8 @@
             <w:vAlign w:val="center"/>
           </w:tcPr>
           <w:p>
-            <w:pPr>
-              <w:spacing w:after="0" w:line="240" w:lineRule="auto"/>
-              <w:rPr>
-                <w:rFonts w:ascii="Arial Narrow" w:cs="Arial Narrow" w:eastAsia="Arial Narrow" w:hAnsi="Arial Narrow"/>
-                <w:sz w:val="16"/>
-                <w:szCs w:val="16"/>
-              </w:rPr>
-            </w:pPr>
-            <w:r>
-              <w:rPr>
-                <w:rFonts w:ascii="Arial Narrow" w:cs="Arial Narrow" w:eastAsia="Arial Narrow" w:hAnsi="Arial Narrow"/>
-                <w:sz w:val="16"/>
-                <w:szCs w:val="16"/>
-                <w:rtl w:val="0"/>
-              </w:rPr>
-              <w:t xml:space="preserve">Intentional blinks are detected and counted.</w:t>
+            <w:r>
+              <w:t>UPCC Committee Members and Guidance Counselor receive new case alert notification.</w:t>
             </w:r>
           </w:p>
         </w:tc>
@@ -10765,22 +9537,8 @@
             <w:vAlign w:val="center"/>
           </w:tcPr>
           <w:p>
-            <w:pPr>
-              <w:spacing w:after="0" w:line="240" w:lineRule="auto"/>
-              <w:rPr>
-                <w:rFonts w:ascii="Arial Narrow" w:cs="Arial Narrow" w:eastAsia="Arial Narrow" w:hAnsi="Arial Narrow"/>
-                <w:sz w:val="16"/>
-                <w:szCs w:val="16"/>
-              </w:rPr>
-            </w:pPr>
-            <w:r>
-              <w:rPr>
-                <w:rFonts w:ascii="Arial Narrow" w:cs="Arial Narrow" w:eastAsia="Arial Narrow" w:hAnsi="Arial Narrow"/>
-                <w:sz w:val="16"/>
-                <w:szCs w:val="16"/>
-                <w:rtl w:val="0"/>
-              </w:rPr>
-              <w:t xml:space="preserve">Access remains restricted until the required test is completed or guardian override is used..</w:t>
+            <w:r>
+              <w:t>Automated generation of Form F-005 Notice to Explain (NTE) drafted for student issuance.</w:t>
             </w:r>
           </w:p>
         </w:tc>
@@ -10861,22 +9619,8 @@
             <w:vAlign w:val="center"/>
           </w:tcPr>
           <w:p>
-            <w:pPr>
-              <w:spacing w:after="0" w:line="240" w:lineRule="auto"/>
-              <w:rPr>
-                <w:rFonts w:ascii="Arial Narrow" w:cs="Arial Narrow" w:eastAsia="Arial Narrow" w:hAnsi="Arial Narrow"/>
-                <w:sz w:val="16"/>
-                <w:szCs w:val="16"/>
-              </w:rPr>
-            </w:pPr>
-            <w:r>
-              <w:rPr>
-                <w:rFonts w:ascii="Arial Narrow" w:cs="Arial Narrow" w:eastAsia="Arial Narrow" w:hAnsi="Arial Narrow"/>
-                <w:sz w:val="16"/>
-                <w:szCs w:val="16"/>
-                <w:rtl w:val="0"/>
-              </w:rPr>
-              <w:t xml:space="preserve">After approximately 15 successful blinks, the intervention completes and access is restored.</w:t>
+            <w:r>
+              <w:t>Student dashboard displays active Major Case status and pending NTE requirement.</w:t>
             </w:r>
           </w:p>
         </w:tc>
@@ -11168,14 +9912,6 @@
             <w:vAlign w:val="center"/>
           </w:tcPr>
           <w:p>
-            <w:pPr>
-              <w:spacing w:after="0" w:line="240" w:lineRule="auto"/>
-              <w:rPr>
-                <w:rFonts w:ascii="Arial Narrow" w:cs="Arial Narrow" w:eastAsia="Arial Narrow" w:hAnsi="Arial Narrow"/>
-                <w:sz w:val="20"/>
-                <w:szCs w:val="20"/>
-              </w:rPr>
-            </w:pPr>
             <w:r>
               <w:t>Notice to Explain (NTE) Workflow Module</w:t>
             </w:r>
@@ -11287,14 +10023,6 @@
             <w:vAlign w:val="center"/>
           </w:tcPr>
           <w:p>
-            <w:pPr>
-              <w:spacing w:after="0" w:line="240" w:lineRule="auto"/>
-              <w:rPr>
-                <w:rFonts w:ascii="Arial Narrow" w:cs="Arial Narrow" w:eastAsia="Arial Narrow" w:hAnsi="Arial Narrow"/>
-                <w:sz w:val="20"/>
-                <w:szCs w:val="20"/>
-              </w:rPr>
-            </w:pPr>
             <w:r>
               <w:t>Form F-005 Notice to Explain Delivery (FR-09)</w:t>
             </w:r>
@@ -11413,22 +10141,8 @@
             <w:vAlign w:val="center"/>
           </w:tcPr>
           <w:p>
-            <w:pPr>
-              <w:spacing w:after="0" w:line="240" w:lineRule="auto"/>
-              <w:rPr>
-                <w:rFonts w:ascii="Arial Narrow" w:cs="Arial Narrow" w:eastAsia="Arial Narrow" w:hAnsi="Arial Narrow"/>
-                <w:sz w:val="20"/>
-                <w:szCs w:val="20"/>
-              </w:rPr>
-            </w:pPr>
-            <w:r>
-              <w:rPr>
-                <w:rFonts w:ascii="Arial Narrow" w:cs="Arial Narrow" w:eastAsia="Arial Narrow" w:hAnsi="Arial Narrow"/>
-                <w:sz w:val="20"/>
-                <w:szCs w:val="20"/>
-                <w:rtl w:val="0"/>
-              </w:rPr>
-              <w:t xml:space="preserve">Child</w:t>
+            <w:r>
+              <w:t>SDO Admin / Student</w:t>
             </w:r>
           </w:p>
         </w:tc>
@@ -11523,22 +10237,8 @@
             <w:vAlign w:val="center"/>
           </w:tcPr>
           <w:p>
-            <w:pPr>
-              <w:spacing w:after="0" w:line="240" w:lineRule="auto"/>
-              <w:rPr>
-                <w:rFonts w:ascii="Arial Narrow" w:cs="Arial Narrow" w:eastAsia="Arial Narrow" w:hAnsi="Arial Narrow"/>
-                <w:sz w:val="20"/>
-                <w:szCs w:val="20"/>
-              </w:rPr>
-            </w:pPr>
-            <w:r>
-              <w:rPr>
-                <w:rFonts w:ascii="Arial Narrow" w:cs="Arial Narrow" w:eastAsia="Arial Narrow" w:hAnsi="Arial Narrow"/>
-                <w:sz w:val="20"/>
-                <w:szCs w:val="20"/>
-                <w:rtl w:val="0"/>
-              </w:rPr>
-              <w:t xml:space="preserve">Mobile Application</w:t>
+            <w:r>
+              <w:t>Mobile App &amp; Web Portal</w:t>
             </w:r>
           </w:p>
         </w:tc>
@@ -11584,22 +10284,8 @@
             <w:vAlign w:val="center"/>
           </w:tcPr>
           <w:p>
-            <w:pPr>
-              <w:spacing w:after="0" w:line="240" w:lineRule="auto"/>
-              <w:rPr>
-                <w:rFonts w:ascii="Arial Narrow" w:cs="Arial Narrow" w:eastAsia="Arial Narrow" w:hAnsi="Arial Narrow"/>
-                <w:sz w:val="20"/>
-                <w:szCs w:val="20"/>
-              </w:rPr>
-            </w:pPr>
-            <w:r>
-              <w:rPr>
-                <w:rFonts w:ascii="Arial Narrow" w:cs="Arial Narrow" w:eastAsia="Arial Narrow" w:hAnsi="Arial Narrow"/>
-                <w:sz w:val="20"/>
-                <w:szCs w:val="20"/>
-                <w:rtl w:val="0"/>
-              </w:rPr>
-              <w:t xml:space="preserve">Child is actively using the monitored Watch Area.</w:t>
+            <w:r>
+              <w:t>Major case referred to UPCC; Form F-005 NTE issued by SDO Admin.</w:t>
             </w:r>
           </w:p>
         </w:tc>
@@ -11645,22 +10331,8 @@
             <w:vAlign w:val="center"/>
           </w:tcPr>
           <w:p>
-            <w:pPr>
-              <w:spacing w:after="0" w:line="240" w:lineRule="auto"/>
-              <w:rPr>
-                <w:rFonts w:ascii="Arial Narrow" w:cs="Arial Narrow" w:eastAsia="Arial Narrow" w:hAnsi="Arial Narrow"/>
-                <w:sz w:val="20"/>
-                <w:szCs w:val="20"/>
-              </w:rPr>
-            </w:pPr>
-            <w:r>
-              <w:rPr>
-                <w:rFonts w:ascii="Arial Narrow" w:cs="Arial Narrow" w:eastAsia="Arial Narrow" w:hAnsi="Arial Narrow"/>
-                <w:sz w:val="20"/>
-                <w:szCs w:val="20"/>
-                <w:rtl w:val="0"/>
-              </w:rPr>
-              <w:t xml:space="preserve">Verify enforcement of the 20-20-20 eye-health break.</w:t>
+            <w:r>
+              <w:t>Deliver digital Form F-005 Notice to Explain to student app with 5-day deadline timer.</w:t>
             </w:r>
           </w:p>
         </w:tc>
@@ -11906,22 +10578,8 @@
             <w:vAlign w:val="center"/>
           </w:tcPr>
           <w:p>
-            <w:pPr>
-              <w:spacing w:after="0" w:line="240" w:lineRule="auto"/>
-              <w:rPr>
-                <w:rFonts w:ascii="Arial Narrow" w:cs="Arial Narrow" w:eastAsia="Arial Narrow" w:hAnsi="Arial Narrow"/>
-                <w:sz w:val="16"/>
-                <w:szCs w:val="16"/>
-              </w:rPr>
-            </w:pPr>
-            <w:r>
-              <w:rPr>
-                <w:rFonts w:ascii="Arial Narrow" w:cs="Arial Narrow" w:eastAsia="Arial Narrow" w:hAnsi="Arial Narrow"/>
-                <w:sz w:val="16"/>
-                <w:szCs w:val="16"/>
-                <w:rtl w:val="0"/>
-              </w:rPr>
-              <w:t xml:space="preserve">System tracks continuous Watch Area usage time.</w:t>
+            <w:r>
+              <w:t>SDO Admin publishes Form F-005 NTE specifying violation charges and response deadline.</w:t>
             </w:r>
           </w:p>
         </w:tc>
@@ -12002,22 +10660,8 @@
             <w:vAlign w:val="center"/>
           </w:tcPr>
           <w:p>
-            <w:pPr>
-              <w:spacing w:after="0" w:line="240" w:lineRule="auto"/>
-              <w:rPr>
-                <w:rFonts w:ascii="Arial Narrow" w:cs="Arial Narrow" w:eastAsia="Arial Narrow" w:hAnsi="Arial Narrow"/>
-                <w:sz w:val="16"/>
-                <w:szCs w:val="16"/>
-              </w:rPr>
-            </w:pPr>
-            <w:r>
-              <w:rPr>
-                <w:rFonts w:ascii="Arial Narrow" w:cs="Arial Narrow" w:eastAsia="Arial Narrow" w:hAnsi="Arial Narrow"/>
-                <w:sz w:val="16"/>
-                <w:szCs w:val="16"/>
-                <w:rtl w:val="0"/>
-              </w:rPr>
-              <w:t xml:space="preserve">A look-away break is triggered after 20 minutes.</w:t>
+            <w:r>
+              <w:t>Student app receives instant push/in-app notification of official NTE issuance.</w:t>
             </w:r>
           </w:p>
         </w:tc>
@@ -12098,22 +10742,8 @@
             <w:vAlign w:val="center"/>
           </w:tcPr>
           <w:p>
-            <w:pPr>
-              <w:spacing w:after="0" w:line="240" w:lineRule="auto"/>
-              <w:rPr>
-                <w:rFonts w:ascii="Arial Narrow" w:cs="Arial Narrow" w:eastAsia="Arial Narrow" w:hAnsi="Arial Narrow"/>
-                <w:sz w:val="16"/>
-                <w:szCs w:val="16"/>
-              </w:rPr>
-            </w:pPr>
-            <w:r>
-              <w:rPr>
-                <w:rFonts w:ascii="Arial Narrow" w:cs="Arial Narrow" w:eastAsia="Arial Narrow" w:hAnsi="Arial Narrow"/>
-                <w:sz w:val="16"/>
-                <w:szCs w:val="16"/>
-                <w:rtl w:val="0"/>
-              </w:rPr>
-              <w:t xml:space="preserve">Break interface/instructions are displayed.</w:t>
+            <w:r>
+              <w:t>Student can view PDF format Form F-005 detailing incident facts and panel instructions.</w:t>
             </w:r>
           </w:p>
         </w:tc>
@@ -12194,22 +10824,8 @@
             <w:vAlign w:val="center"/>
           </w:tcPr>
           <w:p>
-            <w:pPr>
-              <w:spacing w:after="0" w:line="240" w:lineRule="auto"/>
-              <w:rPr>
-                <w:rFonts w:ascii="Arial Narrow" w:cs="Arial Narrow" w:eastAsia="Arial Narrow" w:hAnsi="Arial Narrow"/>
-                <w:sz w:val="16"/>
-                <w:szCs w:val="16"/>
-              </w:rPr>
-            </w:pPr>
-            <w:r>
-              <w:rPr>
-                <w:rFonts w:ascii="Arial Narrow" w:cs="Arial Narrow" w:eastAsia="Arial Narrow" w:hAnsi="Arial Narrow"/>
-                <w:sz w:val="16"/>
-                <w:szCs w:val="16"/>
-                <w:rtl w:val="0"/>
-              </w:rPr>
-              <w:t xml:space="preserve">System recognizes completion of the required break flow.</w:t>
+            <w:r>
+              <w:t>System initializes 5-calendar-day countdown timer for written explanation submission.</w:t>
             </w:r>
           </w:p>
         </w:tc>
@@ -12290,22 +10906,8 @@
             <w:vAlign w:val="center"/>
           </w:tcPr>
           <w:p>
-            <w:pPr>
-              <w:spacing w:after="0" w:line="240" w:lineRule="auto"/>
-              <w:rPr>
-                <w:rFonts w:ascii="Arial Narrow" w:cs="Arial Narrow" w:eastAsia="Arial Narrow" w:hAnsi="Arial Narrow"/>
-                <w:sz w:val="16"/>
-                <w:szCs w:val="16"/>
-              </w:rPr>
-            </w:pPr>
-            <w:r>
-              <w:rPr>
-                <w:rFonts w:ascii="Arial Narrow" w:cs="Arial Narrow" w:eastAsia="Arial Narrow" w:hAnsi="Arial Narrow"/>
-                <w:sz w:val="16"/>
-                <w:szCs w:val="16"/>
-                <w:rtl w:val="0"/>
-              </w:rPr>
-              <w:t xml:space="preserve">Successful completion awards +10 HP as specified.</w:t>
+            <w:r>
+              <w:t>Parent/guardian receives copy of Form F-005 NTE via registered email.</w:t>
             </w:r>
           </w:p>
         </w:tc>
@@ -12475,14 +11077,6 @@
             <w:vAlign w:val="center"/>
           </w:tcPr>
           <w:p>
-            <w:pPr>
-              <w:spacing w:after="0" w:line="240" w:lineRule="auto"/>
-              <w:rPr>
-                <w:rFonts w:ascii="Arial Narrow" w:cs="Arial Narrow" w:eastAsia="Arial Narrow" w:hAnsi="Arial Narrow"/>
-                <w:sz w:val="20"/>
-                <w:szCs w:val="20"/>
-              </w:rPr>
-            </w:pPr>
             <w:r>
               <w:t>Student Explanation Submission Module</w:t>
             </w:r>
@@ -12594,14 +11188,6 @@
             <w:vAlign w:val="center"/>
           </w:tcPr>
           <w:p>
-            <w:pPr>
-              <w:spacing w:after="0" w:line="240" w:lineRule="auto"/>
-              <w:rPr>
-                <w:rFonts w:ascii="Arial Narrow" w:cs="Arial Narrow" w:eastAsia="Arial Narrow" w:hAnsi="Arial Narrow"/>
-                <w:sz w:val="20"/>
-                <w:szCs w:val="20"/>
-              </w:rPr>
-            </w:pPr>
             <w:r>
               <w:t>Student Written Explanation Submission (FR-10)</w:t>
             </w:r>
@@ -12720,16 +11306,8 @@
             <w:vAlign w:val="center"/>
           </w:tcPr>
           <w:p>
-            <w:pPr>
-              <w:spacing w:after="0" w:line="240" w:lineRule="auto"/>
-              <w:rPr>
-                <w:rFonts w:ascii="Arial Narrow" w:cs="Arial Narrow" w:eastAsia="Arial Narrow" w:hAnsi="Arial Narrow"/>
-                <w:sz w:val="20"/>
-                <w:szCs w:val="20"/>
-              </w:rPr>
-            </w:pPr>
-            <w:r>
-              <w:t>Campus Security Guard / Student Discipline Office</w:t>
+            <w:r>
+              <w:t>Student</w:t>
             </w:r>
           </w:p>
         </w:tc>
@@ -12824,22 +11402,8 @@
             <w:vAlign w:val="center"/>
           </w:tcPr>
           <w:p>
-            <w:pPr>
-              <w:spacing w:after="0" w:line="240" w:lineRule="auto"/>
-              <w:rPr>
-                <w:rFonts w:ascii="Arial Narrow" w:cs="Arial Narrow" w:eastAsia="Arial Narrow" w:hAnsi="Arial Narrow"/>
-                <w:sz w:val="20"/>
-                <w:szCs w:val="20"/>
-              </w:rPr>
-            </w:pPr>
-            <w:r>
-              <w:rPr>
-                <w:rFonts w:ascii="Arial Narrow" w:cs="Arial Narrow" w:eastAsia="Arial Narrow" w:hAnsi="Arial Narrow"/>
-                <w:sz w:val="20"/>
-                <w:szCs w:val="20"/>
-                <w:rtl w:val="0"/>
-              </w:rPr>
-              <w:t xml:space="preserve">Mobile Application</w:t>
+            <w:r>
+              <w:t>Mobile Application (Flutter PWA/Android)</w:t>
             </w:r>
           </w:p>
         </w:tc>
@@ -12885,22 +11449,8 @@
             <w:vAlign w:val="center"/>
           </w:tcPr>
           <w:p>
-            <w:pPr>
-              <w:spacing w:after="0" w:line="240" w:lineRule="auto"/>
-              <w:rPr>
-                <w:rFonts w:ascii="Arial Narrow" w:cs="Arial Narrow" w:eastAsia="Arial Narrow" w:hAnsi="Arial Narrow"/>
-                <w:sz w:val="20"/>
-                <w:szCs w:val="20"/>
-              </w:rPr>
-            </w:pPr>
-            <w:r>
-              <w:rPr>
-                <w:rFonts w:ascii="Arial Narrow" w:cs="Arial Narrow" w:eastAsia="Arial Narrow" w:hAnsi="Arial Narrow"/>
-                <w:sz w:val="20"/>
-                <w:szCs w:val="20"/>
-                <w:rtl w:val="0"/>
-              </w:rPr>
-              <w:t xml:space="preserve">Guardian logged in; at least one child profile exists.</w:t>
+            <w:r>
+              <w:t>Active Form F-005 NTE issued to student; submission deadline timer active.</w:t>
             </w:r>
           </w:p>
         </w:tc>
@@ -12946,22 +11496,8 @@
             <w:vAlign w:val="center"/>
           </w:tcPr>
           <w:p>
-            <w:pPr>
-              <w:spacing w:after="0" w:line="240" w:lineRule="auto"/>
-              <w:rPr>
-                <w:rFonts w:ascii="Arial Narrow" w:cs="Arial Narrow" w:eastAsia="Arial Narrow" w:hAnsi="Arial Narrow"/>
-                <w:sz w:val="20"/>
-                <w:szCs w:val="20"/>
-              </w:rPr>
-            </w:pPr>
-            <w:r>
-              <w:rPr>
-                <w:rFonts w:ascii="Arial Narrow" w:cs="Arial Narrow" w:eastAsia="Arial Narrow" w:hAnsi="Arial Narrow"/>
-                <w:sz w:val="20"/>
-                <w:szCs w:val="20"/>
-                <w:rtl w:val="0"/>
-              </w:rPr>
-              <w:t xml:space="preserve">Configure monitoring and usage limits for a selected child.</w:t>
+            <w:r>
+              <w:t>Student writes and submits official written explanation statement and optional supporting documents.</w:t>
             </w:r>
           </w:p>
         </w:tc>
@@ -13207,22 +11743,8 @@
             <w:vAlign w:val="center"/>
           </w:tcPr>
           <w:p>
-            <w:pPr>
-              <w:spacing w:after="0" w:line="240" w:lineRule="auto"/>
-              <w:rPr>
-                <w:rFonts w:ascii="Arial Narrow" w:cs="Arial Narrow" w:eastAsia="Arial Narrow" w:hAnsi="Arial Narrow"/>
-                <w:sz w:val="16"/>
-                <w:szCs w:val="16"/>
-              </w:rPr>
-            </w:pPr>
-            <w:r>
-              <w:rPr>
-                <w:rFonts w:ascii="Arial Narrow" w:cs="Arial Narrow" w:eastAsia="Arial Narrow" w:hAnsi="Arial Narrow"/>
-                <w:sz w:val="16"/>
-                <w:szCs w:val="16"/>
-                <w:rtl w:val="0"/>
-              </w:rPr>
-              <w:t xml:space="preserve">Guardian can configure daily usage minutes.</w:t>
+            <w:r>
+              <w:t>Student app provides text input area and file attachment support for written explanation.</w:t>
             </w:r>
           </w:p>
         </w:tc>
@@ -13303,22 +11825,8 @@
             <w:vAlign w:val="center"/>
           </w:tcPr>
           <w:p>
-            <w:pPr>
-              <w:spacing w:after="0" w:line="240" w:lineRule="auto"/>
-              <w:rPr>
-                <w:rFonts w:ascii="Arial Narrow" w:cs="Arial Narrow" w:eastAsia="Arial Narrow" w:hAnsi="Arial Narrow"/>
-                <w:sz w:val="16"/>
-                <w:szCs w:val="16"/>
-              </w:rPr>
-            </w:pPr>
-            <w:r>
-              <w:rPr>
-                <w:rFonts w:ascii="Arial Narrow" w:cs="Arial Narrow" w:eastAsia="Arial Narrow" w:hAnsi="Arial Narrow"/>
-                <w:sz w:val="16"/>
-                <w:szCs w:val="16"/>
-                <w:rtl w:val="0"/>
-              </w:rPr>
-              <w:t xml:space="preserve">Guardian can configure harmful-distance threshold.</w:t>
+            <w:r>
+              <w:t>Student inputs statement accounting for reported incident details.</w:t>
             </w:r>
           </w:p>
         </w:tc>
@@ -13399,22 +11907,8 @@
             <w:vAlign w:val="center"/>
           </w:tcPr>
           <w:p>
-            <w:pPr>
-              <w:spacing w:after="0" w:line="240" w:lineRule="auto"/>
-              <w:rPr>
-                <w:rFonts w:ascii="Arial Narrow" w:cs="Arial Narrow" w:eastAsia="Arial Narrow" w:hAnsi="Arial Narrow"/>
-                <w:sz w:val="16"/>
-                <w:szCs w:val="16"/>
-              </w:rPr>
-            </w:pPr>
-            <w:r>
-              <w:rPr>
-                <w:rFonts w:ascii="Arial Narrow" w:cs="Arial Narrow" w:eastAsia="Arial Narrow" w:hAnsi="Arial Narrow"/>
-                <w:sz w:val="16"/>
-                <w:szCs w:val="16"/>
-                <w:rtl w:val="0"/>
-              </w:rPr>
-              <w:t xml:space="preserve">Guardian can configure critical-distance threshold.</w:t>
+            <w:r>
+              <w:t>System validates non-empty submission and uploads attached supporting evidence files.</w:t>
             </w:r>
           </w:p>
         </w:tc>
@@ -13495,22 +11989,8 @@
             <w:vAlign w:val="center"/>
           </w:tcPr>
           <w:p>
-            <w:pPr>
-              <w:spacing w:after="0" w:line="240" w:lineRule="auto"/>
-              <w:rPr>
-                <w:rFonts w:ascii="Arial Narrow" w:cs="Arial Narrow" w:eastAsia="Arial Narrow" w:hAnsi="Arial Narrow"/>
-                <w:sz w:val="16"/>
-                <w:szCs w:val="16"/>
-              </w:rPr>
-            </w:pPr>
-            <w:r>
-              <w:rPr>
-                <w:rFonts w:ascii="Arial Narrow" w:cs="Arial Narrow" w:eastAsia="Arial Narrow" w:hAnsi="Arial Narrow"/>
-                <w:sz w:val="16"/>
-                <w:szCs w:val="16"/>
-                <w:rtl w:val="0"/>
-              </w:rPr>
-              <w:t xml:space="preserve">Guardian can select Strict or Relaxed monitoring mode.</w:t>
+            <w:r>
+              <w:t>Case status updates to Written Explanation Submitted - Awaiting UPCC Review.</w:t>
             </w:r>
           </w:p>
         </w:tc>
@@ -13591,22 +12071,8 @@
             <w:vAlign w:val="center"/>
           </w:tcPr>
           <w:p>
-            <w:pPr>
-              <w:spacing w:after="0" w:line="240" w:lineRule="auto"/>
-              <w:rPr>
-                <w:rFonts w:ascii="Arial Narrow" w:cs="Arial Narrow" w:eastAsia="Arial Narrow" w:hAnsi="Arial Narrow"/>
-                <w:sz w:val="16"/>
-                <w:szCs w:val="16"/>
-              </w:rPr>
-            </w:pPr>
-            <w:r>
-              <w:rPr>
-                <w:rFonts w:ascii="Arial Narrow" w:cs="Arial Narrow" w:eastAsia="Arial Narrow" w:hAnsi="Arial Narrow"/>
-                <w:sz w:val="16"/>
-                <w:szCs w:val="16"/>
-                <w:rtl w:val="0"/>
-              </w:rPr>
-              <w:t xml:space="preserve">Saved settings are applied to the correct child's monitoring session.</w:t>
+            <w:r>
+              <w:t>Submissions timestamped and sealed for UPCC Committee review session access.</w:t>
             </w:r>
           </w:p>
         </w:tc>
@@ -13806,14 +12272,6 @@
             <w:vAlign w:val="center"/>
           </w:tcPr>
           <w:p>
-            <w:pPr>
-              <w:spacing w:after="0" w:line="240" w:lineRule="auto"/>
-              <w:rPr>
-                <w:rFonts w:ascii="Arial Narrow" w:cs="Arial Narrow" w:eastAsia="Arial Narrow" w:hAnsi="Arial Narrow"/>
-                <w:sz w:val="20"/>
-                <w:szCs w:val="20"/>
-              </w:rPr>
-            </w:pPr>
             <w:r>
               <w:t>UPCC Panel Hearing &amp; Attendance Module</w:t>
             </w:r>
@@ -13925,14 +12383,6 @@
             <w:vAlign w:val="center"/>
           </w:tcPr>
           <w:p>
-            <w:pPr>
-              <w:spacing w:after="0" w:line="240" w:lineRule="auto"/>
-              <w:rPr>
-                <w:rFonts w:ascii="Arial Narrow" w:cs="Arial Narrow" w:eastAsia="Arial Narrow" w:hAnsi="Arial Narrow"/>
-                <w:sz w:val="20"/>
-                <w:szCs w:val="20"/>
-              </w:rPr>
-            </w:pPr>
             <w:r>
               <w:t>UPCC Panel Hearing Scheduler (FR-11)</w:t>
             </w:r>
@@ -14051,22 +12501,8 @@
             <w:vAlign w:val="center"/>
           </w:tcPr>
           <w:p>
-            <w:pPr>
-              <w:spacing w:after="0" w:line="240" w:lineRule="auto"/>
-              <w:rPr>
-                <w:rFonts w:ascii="Arial Narrow" w:cs="Arial Narrow" w:eastAsia="Arial Narrow" w:hAnsi="Arial Narrow"/>
-                <w:sz w:val="20"/>
-                <w:szCs w:val="20"/>
-              </w:rPr>
-            </w:pPr>
-            <w:r>
-              <w:rPr>
-                <w:rFonts w:ascii="Arial Narrow" w:cs="Arial Narrow" w:eastAsia="Arial Narrow" w:hAnsi="Arial Narrow"/>
-                <w:sz w:val="20"/>
-                <w:szCs w:val="20"/>
-                <w:rtl w:val="0"/>
-              </w:rPr>
-              <w:t xml:space="preserve">Child / Parent-Guardian</w:t>
+            <w:r>
+              <w:t>UPCC Admin / SDO Admin</w:t>
             </w:r>
           </w:p>
         </w:tc>
@@ -14161,22 +12597,8 @@
             <w:vAlign w:val="center"/>
           </w:tcPr>
           <w:p>
-            <w:pPr>
-              <w:spacing w:after="0" w:line="240" w:lineRule="auto"/>
-              <w:rPr>
-                <w:rFonts w:ascii="Arial Narrow" w:cs="Arial Narrow" w:eastAsia="Arial Narrow" w:hAnsi="Arial Narrow"/>
-                <w:sz w:val="20"/>
-                <w:szCs w:val="20"/>
-              </w:rPr>
-            </w:pPr>
-            <w:r>
-              <w:rPr>
-                <w:rFonts w:ascii="Arial Narrow" w:cs="Arial Narrow" w:eastAsia="Arial Narrow" w:hAnsi="Arial Narrow"/>
-                <w:sz w:val="20"/>
-                <w:szCs w:val="20"/>
-                <w:rtl w:val="0"/>
-              </w:rPr>
-              <w:t xml:space="preserve">Mobile Application</w:t>
+            <w:r>
+              <w:t>Web Application (Admin Portal)</w:t>
             </w:r>
           </w:p>
         </w:tc>
@@ -14222,22 +12644,8 @@
             <w:vAlign w:val="center"/>
           </w:tcPr>
           <w:p>
-            <w:pPr>
-              <w:spacing w:after="0" w:line="240" w:lineRule="auto"/>
-              <w:rPr>
-                <w:rFonts w:ascii="Arial Narrow" w:cs="Arial Narrow" w:eastAsia="Arial Narrow" w:hAnsi="Arial Narrow"/>
-                <w:sz w:val="20"/>
-                <w:szCs w:val="20"/>
-              </w:rPr>
-            </w:pPr>
-            <w:r>
-              <w:rPr>
-                <w:rFonts w:ascii="Arial Narrow" w:cs="Arial Narrow" w:eastAsia="Arial Narrow" w:hAnsi="Arial Narrow"/>
-                <w:sz w:val="20"/>
-                <w:szCs w:val="20"/>
-                <w:rtl w:val="0"/>
-              </w:rPr>
-              <w:t xml:space="preserve">Guardian has configured a daily usage limit; child has an active session.</w:t>
+            <w:r>
+              <w:t>Student written explanation submitted or 5-day NTE window elapsed.</w:t>
             </w:r>
           </w:p>
         </w:tc>
@@ -14283,22 +12691,8 @@
             <w:vAlign w:val="center"/>
           </w:tcPr>
           <w:p>
-            <w:pPr>
-              <w:spacing w:after="0" w:line="240" w:lineRule="auto"/>
-              <w:rPr>
-                <w:rFonts w:ascii="Arial Narrow" w:cs="Arial Narrow" w:eastAsia="Arial Narrow" w:hAnsi="Arial Narrow"/>
-                <w:sz w:val="20"/>
-                <w:szCs w:val="20"/>
-              </w:rPr>
-            </w:pPr>
-            <w:r>
-              <w:rPr>
-                <w:rFonts w:ascii="Arial Narrow" w:cs="Arial Narrow" w:eastAsia="Arial Narrow" w:hAnsi="Arial Narrow"/>
-                <w:sz w:val="20"/>
-                <w:szCs w:val="20"/>
-                <w:rtl w:val="0"/>
-              </w:rPr>
-              <w:t xml:space="preserve">Test warning, daily session lock, and Guardian Override when the child's daily limit is reached.</w:t>
+            <w:r>
+              <w:t>Schedule UPCC committee hearing date, time, venue, and panel composition.</w:t>
             </w:r>
           </w:p>
         </w:tc>
@@ -14544,22 +12938,8 @@
             <w:vAlign w:val="center"/>
           </w:tcPr>
           <w:p>
-            <w:pPr>
-              <w:spacing w:after="0" w:line="240" w:lineRule="auto"/>
-              <w:rPr>
-                <w:rFonts w:ascii="Arial Narrow" w:cs="Arial Narrow" w:eastAsia="Arial Narrow" w:hAnsi="Arial Narrow"/>
-                <w:sz w:val="16"/>
-                <w:szCs w:val="16"/>
-              </w:rPr>
-            </w:pPr>
-            <w:r>
-              <w:rPr>
-                <w:rFonts w:ascii="Arial Narrow" w:cs="Arial Narrow" w:eastAsia="Arial Narrow" w:hAnsi="Arial Narrow"/>
-                <w:sz w:val="16"/>
-                <w:szCs w:val="16"/>
-                <w:rtl w:val="0"/>
-              </w:rPr>
-              <w:t xml:space="preserve">System tracks usage against guardian-set daily limit.</w:t>
+            <w:r>
+              <w:t>UPCC Admin sets hearing schedule (Date, Time, Location) and assigns panel members.</w:t>
             </w:r>
           </w:p>
         </w:tc>
@@ -14640,22 +13020,8 @@
             <w:vAlign w:val="center"/>
           </w:tcPr>
           <w:p>
-            <w:pPr>
-              <w:spacing w:after="0" w:line="240" w:lineRule="auto"/>
-              <w:rPr>
-                <w:rFonts w:ascii="Arial Narrow" w:cs="Arial Narrow" w:eastAsia="Arial Narrow" w:hAnsi="Arial Narrow"/>
-                <w:sz w:val="16"/>
-                <w:szCs w:val="16"/>
-              </w:rPr>
-            </w:pPr>
-            <w:r>
-              <w:rPr>
-                <w:rFonts w:ascii="Arial Narrow" w:cs="Arial Narrow" w:eastAsia="Arial Narrow" w:hAnsi="Arial Narrow"/>
-                <w:sz w:val="16"/>
-                <w:szCs w:val="16"/>
-                <w:rtl w:val="0"/>
-              </w:rPr>
-              <w:t xml:space="preserve">Two-minute wrap-up warning appears before the limit.</w:t>
+            <w:r>
+              <w:t>Official Hearing Notice generated and dispatched to student app and guardian email.</w:t>
             </w:r>
           </w:p>
         </w:tc>
@@ -14736,22 +13102,8 @@
             <w:vAlign w:val="center"/>
           </w:tcPr>
           <w:p>
-            <w:pPr>
-              <w:spacing w:after="0" w:line="240" w:lineRule="auto"/>
-              <w:rPr>
-                <w:rFonts w:ascii="Arial Narrow" w:cs="Arial Narrow" w:eastAsia="Arial Narrow" w:hAnsi="Arial Narrow"/>
-                <w:sz w:val="16"/>
-                <w:szCs w:val="16"/>
-              </w:rPr>
-            </w:pPr>
-            <w:r>
-              <w:rPr>
-                <w:rFonts w:ascii="Arial Narrow" w:cs="Arial Narrow" w:eastAsia="Arial Narrow" w:hAnsi="Arial Narrow"/>
-                <w:sz w:val="16"/>
-                <w:szCs w:val="16"/>
-                <w:rtl w:val="0"/>
-              </w:rPr>
-              <w:t xml:space="preserve">Eligible early session ending offers the bonus-Star incentive.</w:t>
+            <w:r>
+              <w:t>Hearing schedule populated on UPCC Committee member dashboard calendars.</w:t>
             </w:r>
           </w:p>
         </w:tc>
@@ -14832,22 +13184,8 @@
             <w:vAlign w:val="center"/>
           </w:tcPr>
           <w:p>
-            <w:pPr>
-              <w:spacing w:after="0" w:line="240" w:lineRule="auto"/>
-              <w:rPr>
-                <w:rFonts w:ascii="Arial Narrow" w:cs="Arial Narrow" w:eastAsia="Arial Narrow" w:hAnsi="Arial Narrow"/>
-                <w:sz w:val="16"/>
-                <w:szCs w:val="16"/>
-              </w:rPr>
-            </w:pPr>
-            <w:r>
-              <w:rPr>
-                <w:rFonts w:ascii="Arial Narrow" w:cs="Arial Narrow" w:eastAsia="Arial Narrow" w:hAnsi="Arial Narrow"/>
-                <w:sz w:val="16"/>
-                <w:szCs w:val="16"/>
-                <w:rtl w:val="0"/>
-              </w:rPr>
-              <w:t xml:space="preserve">Reaching the limit displays the Daily Report and locks the child session.</w:t>
+            <w:r>
+              <w:t>Student app displays Hearing Schedule details with countdown timer to hearing date.</w:t>
             </w:r>
           </w:p>
         </w:tc>
@@ -14928,22 +13266,8 @@
             <w:vAlign w:val="center"/>
           </w:tcPr>
           <w:p>
-            <w:pPr>
-              <w:spacing w:after="0" w:line="240" w:lineRule="auto"/>
-              <w:rPr>
-                <w:rFonts w:ascii="Arial Narrow" w:cs="Arial Narrow" w:eastAsia="Arial Narrow" w:hAnsi="Arial Narrow"/>
-                <w:sz w:val="16"/>
-                <w:szCs w:val="16"/>
-              </w:rPr>
-            </w:pPr>
-            <w:r>
-              <w:rPr>
-                <w:rFonts w:ascii="Arial Narrow" w:cs="Arial Narrow" w:eastAsia="Arial Narrow" w:hAnsi="Arial Narrow"/>
-                <w:sz w:val="16"/>
-                <w:szCs w:val="16"/>
-                <w:rtl w:val="0"/>
-              </w:rPr>
-              <w:t xml:space="preserve">Valid Guardian PIN/biometric override releases the restriction.</w:t>
+            <w:r>
+              <w:t>System sends automated reminder notification 24 hours prior to scheduled hearing.</w:t>
             </w:r>
           </w:p>
         </w:tc>
@@ -15143,14 +13467,6 @@
             <w:vAlign w:val="center"/>
           </w:tcPr>
           <w:p>
-            <w:pPr>
-              <w:spacing w:after="0" w:line="240" w:lineRule="auto"/>
-              <w:rPr>
-                <w:rFonts w:ascii="Arial Narrow" w:cs="Arial Narrow" w:eastAsia="Arial Narrow" w:hAnsi="Arial Narrow"/>
-                <w:sz w:val="20"/>
-                <w:szCs w:val="20"/>
-              </w:rPr>
-            </w:pPr>
             <w:r>
               <w:t>Local Machine Learning Decision Engine</w:t>
             </w:r>
@@ -15262,14 +13578,6 @@
             <w:vAlign w:val="center"/>
           </w:tcPr>
           <w:p>
-            <w:pPr>
-              <w:spacing w:after="0" w:line="240" w:lineRule="auto"/>
-              <w:rPr>
-                <w:rFonts w:ascii="Arial Narrow" w:cs="Arial Narrow" w:eastAsia="Arial Narrow" w:hAnsi="Arial Narrow"/>
-                <w:sz w:val="20"/>
-                <w:szCs w:val="20"/>
-              </w:rPr>
-            </w:pPr>
             <w:r>
               <w:t>Local XGBoost AI Sanction Engine (FR-12)</w:t>
             </w:r>
@@ -15388,16 +13696,8 @@
             <w:vAlign w:val="center"/>
           </w:tcPr>
           <w:p>
-            <w:pPr>
-              <w:spacing w:after="0" w:line="240" w:lineRule="auto"/>
-              <w:rPr>
-                <w:rFonts w:ascii="Arial Narrow" w:cs="Arial Narrow" w:eastAsia="Arial Narrow" w:hAnsi="Arial Narrow"/>
-                <w:sz w:val="20"/>
-                <w:szCs w:val="20"/>
-              </w:rPr>
-            </w:pPr>
-            <w:r>
-              <w:t>Campus Security Guard / Student Discipline Office</w:t>
+            <w:r>
+              <w:t>UPCC Admin / System</w:t>
             </w:r>
           </w:p>
         </w:tc>
@@ -15492,22 +13792,8 @@
             <w:vAlign w:val="center"/>
           </w:tcPr>
           <w:p>
-            <w:pPr>
-              <w:spacing w:after="0" w:line="240" w:lineRule="auto"/>
-              <w:rPr>
-                <w:rFonts w:ascii="Arial Narrow" w:cs="Arial Narrow" w:eastAsia="Arial Narrow" w:hAnsi="Arial Narrow"/>
-                <w:sz w:val="20"/>
-                <w:szCs w:val="20"/>
-              </w:rPr>
-            </w:pPr>
-            <w:r>
-              <w:rPr>
-                <w:rFonts w:ascii="Arial Narrow" w:cs="Arial Narrow" w:eastAsia="Arial Narrow" w:hAnsi="Arial Narrow"/>
-                <w:sz w:val="20"/>
-                <w:szCs w:val="20"/>
-                <w:rtl w:val="0"/>
-              </w:rPr>
-              <w:t xml:space="preserve">Mobile Application</w:t>
+            <w:r>
+              <w:t>Web Application Python AI Service (softeng_2-master)</w:t>
             </w:r>
           </w:p>
         </w:tc>
@@ -15553,22 +13839,8 @@
             <w:vAlign w:val="center"/>
           </w:tcPr>
           <w:p>
-            <w:pPr>
-              <w:spacing w:after="0" w:line="240" w:lineRule="auto"/>
-              <w:rPr>
-                <w:rFonts w:ascii="Arial Narrow" w:cs="Arial Narrow" w:eastAsia="Arial Narrow" w:hAnsi="Arial Narrow"/>
-                <w:sz w:val="20"/>
-                <w:szCs w:val="20"/>
-              </w:rPr>
-            </w:pPr>
-            <w:r>
-              <w:rPr>
-                <w:rFonts w:ascii="Arial Narrow" w:cs="Arial Narrow" w:eastAsia="Arial Narrow" w:hAnsi="Arial Narrow"/>
-                <w:sz w:val="20"/>
-                <w:szCs w:val="20"/>
-                <w:rtl w:val="0"/>
-              </w:rPr>
-              <w:t xml:space="preserve">Guardian logged in; child has synchronized monitoring data.</w:t>
+            <w:r>
+              <w:t>Student offense history, academic year, offense category, and prior record loaded into case record.</w:t>
             </w:r>
           </w:p>
         </w:tc>
@@ -15614,22 +13886,8 @@
             <w:vAlign w:val="center"/>
           </w:tcPr>
           <w:p>
-            <w:pPr>
-              <w:spacing w:after="0" w:line="240" w:lineRule="auto"/>
-              <w:rPr>
-                <w:rFonts w:ascii="Arial Narrow" w:cs="Arial Narrow" w:eastAsia="Arial Narrow" w:hAnsi="Arial Narrow"/>
-                <w:sz w:val="20"/>
-                <w:szCs w:val="20"/>
-              </w:rPr>
-            </w:pPr>
-            <w:r>
-              <w:rPr>
-                <w:rFonts w:ascii="Arial Narrow" w:cs="Arial Narrow" w:eastAsia="Arial Narrow" w:hAnsi="Arial Narrow"/>
-                <w:sz w:val="20"/>
-                <w:szCs w:val="20"/>
-                <w:rtl w:val="0"/>
-              </w:rPr>
-              <w:t xml:space="preserve">View and verify child eye-health and usage analytics.</w:t>
+            <w:r>
+              <w:t>Execute local XGBoost model (sanction_xgb_model.json) to compute recommended sanction hours.</w:t>
             </w:r>
           </w:p>
         </w:tc>
@@ -15875,22 +14133,8 @@
             <w:vAlign w:val="center"/>
           </w:tcPr>
           <w:p>
-            <w:pPr>
-              <w:spacing w:after="0" w:line="240" w:lineRule="auto"/>
-              <w:rPr>
-                <w:rFonts w:ascii="Arial Narrow" w:cs="Arial Narrow" w:eastAsia="Arial Narrow" w:hAnsi="Arial Narrow"/>
-                <w:sz w:val="16"/>
-                <w:szCs w:val="16"/>
-              </w:rPr>
-            </w:pPr>
-            <w:r>
-              <w:rPr>
-                <w:rFonts w:ascii="Arial Narrow" w:cs="Arial Narrow" w:eastAsia="Arial Narrow" w:hAnsi="Arial Narrow"/>
-                <w:sz w:val="16"/>
-                <w:szCs w:val="16"/>
-                <w:rtl w:val="0"/>
-              </w:rPr>
-              <w:t xml:space="preserve">Dashboard displays child's screen-time information</w:t>
+            <w:r>
+              <w:t>System feeds structured case feature vector (offense type, severity, repeat count) to local XGBoost model.</w:t>
             </w:r>
           </w:p>
         </w:tc>
@@ -15971,22 +14215,8 @@
             <w:vAlign w:val="center"/>
           </w:tcPr>
           <w:p>
-            <w:pPr>
-              <w:spacing w:after="0" w:line="240" w:lineRule="auto"/>
-              <w:rPr>
-                <w:rFonts w:ascii="Arial Narrow" w:cs="Arial Narrow" w:eastAsia="Arial Narrow" w:hAnsi="Arial Narrow"/>
-                <w:sz w:val="16"/>
-                <w:szCs w:val="16"/>
-              </w:rPr>
-            </w:pPr>
-            <w:r>
-              <w:rPr>
-                <w:rFonts w:ascii="Arial Narrow" w:cs="Arial Narrow" w:eastAsia="Arial Narrow" w:hAnsi="Arial Narrow"/>
-                <w:sz w:val="16"/>
-                <w:szCs w:val="16"/>
-                <w:rtl w:val="0"/>
-              </w:rPr>
-              <w:t xml:space="preserve">Dashboard displays blink-rate information.</w:t>
+            <w:r>
+              <w:t>XGBoost engine executes prediction locally without external API dependencies.</w:t>
             </w:r>
           </w:p>
         </w:tc>
@@ -16067,22 +14297,8 @@
             <w:vAlign w:val="center"/>
           </w:tcPr>
           <w:p>
-            <w:pPr>
-              <w:spacing w:after="0" w:line="240" w:lineRule="auto"/>
-              <w:rPr>
-                <w:rFonts w:ascii="Arial Narrow" w:cs="Arial Narrow" w:eastAsia="Arial Narrow" w:hAnsi="Arial Narrow"/>
-                <w:sz w:val="16"/>
-                <w:szCs w:val="16"/>
-              </w:rPr>
-            </w:pPr>
-            <w:r>
-              <w:rPr>
-                <w:rFonts w:ascii="Arial Narrow" w:cs="Arial Narrow" w:eastAsia="Arial Narrow" w:hAnsi="Arial Narrow"/>
-                <w:sz w:val="16"/>
-                <w:szCs w:val="16"/>
-                <w:rtl w:val="0"/>
-              </w:rPr>
-              <w:t xml:space="preserve">Dashboard displays viewing-distance information.</w:t>
+            <w:r>
+              <w:t>Engine returns recommended sanction type (Community Service) and exact recommended service hours.</w:t>
             </w:r>
           </w:p>
         </w:tc>
@@ -16163,22 +14379,8 @@
             <w:vAlign w:val="center"/>
           </w:tcPr>
           <w:p>
-            <w:pPr>
-              <w:spacing w:after="0" w:line="240" w:lineRule="auto"/>
-              <w:rPr>
-                <w:rFonts w:ascii="Arial Narrow" w:cs="Arial Narrow" w:eastAsia="Arial Narrow" w:hAnsi="Arial Narrow"/>
-                <w:sz w:val="16"/>
-                <w:szCs w:val="16"/>
-              </w:rPr>
-            </w:pPr>
-            <w:r>
-              <w:rPr>
-                <w:rFonts w:ascii="Arial Narrow" w:cs="Arial Narrow" w:eastAsia="Arial Narrow" w:hAnsi="Arial Narrow"/>
-                <w:sz w:val="16"/>
-                <w:szCs w:val="16"/>
-                <w:rtl w:val="0"/>
-              </w:rPr>
-              <w:t xml:space="preserve">Historical synchronized metrics are available to the guardian.</w:t>
+            <w:r>
+              <w:t>Model confidence score and feature importance weights displayed on UPCC Panel review screen.</w:t>
             </w:r>
           </w:p>
         </w:tc>
@@ -16259,22 +14461,8 @@
             <w:vAlign w:val="center"/>
           </w:tcPr>
           <w:p>
-            <w:pPr>
-              <w:spacing w:after="0" w:line="240" w:lineRule="auto"/>
-              <w:rPr>
-                <w:rFonts w:ascii="Arial Narrow" w:cs="Arial Narrow" w:eastAsia="Arial Narrow" w:hAnsi="Arial Narrow"/>
-                <w:sz w:val="16"/>
-                <w:szCs w:val="16"/>
-              </w:rPr>
-            </w:pPr>
-            <w:r>
-              <w:rPr>
-                <w:rFonts w:ascii="Arial Narrow" w:cs="Arial Narrow" w:eastAsia="Arial Narrow" w:hAnsi="Arial Narrow"/>
-                <w:sz w:val="16"/>
-                <w:szCs w:val="16"/>
-                <w:rtl w:val="0"/>
-              </w:rPr>
-              <w:t xml:space="preserve">Longitudinal average viewing-distance trend is displayed correctly.</w:t>
+            <w:r>
+              <w:t>Panel members can view AI-recommended sanction benchmark alongside historical precedent cases.</w:t>
             </w:r>
           </w:p>
         </w:tc>
@@ -16474,14 +14662,6 @@
             <w:vAlign w:val="center"/>
           </w:tcPr>
           <w:p>
-            <w:pPr>
-              <w:spacing w:after="0" w:line="240" w:lineRule="auto"/>
-              <w:rPr>
-                <w:rFonts w:ascii="Arial Narrow" w:cs="Arial Narrow" w:eastAsia="Arial Narrow" w:hAnsi="Arial Narrow"/>
-                <w:sz w:val="20"/>
-                <w:szCs w:val="20"/>
-              </w:rPr>
-            </w:pPr>
             <w:r>
               <w:t>UPCC Category Consensus Module</w:t>
             </w:r>
@@ -16593,14 +14773,6 @@
             <w:vAlign w:val="center"/>
           </w:tcPr>
           <w:p>
-            <w:pPr>
-              <w:spacing w:after="0" w:line="240" w:lineRule="auto"/>
-              <w:rPr>
-                <w:rFonts w:ascii="Arial Narrow" w:cs="Arial Narrow" w:eastAsia="Arial Narrow" w:hAnsi="Arial Narrow"/>
-                <w:sz w:val="20"/>
-                <w:szCs w:val="20"/>
-              </w:rPr>
-            </w:pPr>
             <w:r>
               <w:t>UPCC Panel Consensus &amp; Category Voting (FR-13)</w:t>
             </w:r>
@@ -16719,16 +14891,8 @@
             <w:vAlign w:val="center"/>
           </w:tcPr>
           <w:p>
-            <w:pPr>
-              <w:spacing w:after="0" w:line="240" w:lineRule="auto"/>
-              <w:rPr>
-                <w:rFonts w:ascii="Arial Narrow" w:cs="Arial Narrow" w:eastAsia="Arial Narrow" w:hAnsi="Arial Narrow"/>
-                <w:sz w:val="20"/>
-                <w:szCs w:val="20"/>
-              </w:rPr>
-            </w:pPr>
-            <w:r>
-              <w:t>Campus Security Guard / Student Discipline Office</w:t>
+            <w:r>
+              <w:t>UPCC Committee Members / Panel Chair</w:t>
             </w:r>
           </w:p>
         </w:tc>
@@ -16823,22 +14987,8 @@
             <w:vAlign w:val="center"/>
           </w:tcPr>
           <w:p>
-            <w:pPr>
-              <w:spacing w:after="0" w:line="240" w:lineRule="auto"/>
-              <w:rPr>
-                <w:rFonts w:ascii="Arial Narrow" w:cs="Arial Narrow" w:eastAsia="Arial Narrow" w:hAnsi="Arial Narrow"/>
-                <w:sz w:val="20"/>
-                <w:szCs w:val="20"/>
-              </w:rPr>
-            </w:pPr>
-            <w:r>
-              <w:rPr>
-                <w:rFonts w:ascii="Arial Narrow" w:cs="Arial Narrow" w:eastAsia="Arial Narrow" w:hAnsi="Arial Narrow"/>
-                <w:sz w:val="20"/>
-                <w:szCs w:val="20"/>
-                <w:rtl w:val="0"/>
-              </w:rPr>
-              <w:t xml:space="preserve">Mobile Application</w:t>
+            <w:r>
+              <w:t>Web Application (UPCC Portal)</w:t>
             </w:r>
           </w:p>
         </w:tc>
@@ -16884,22 +15034,8 @@
             <w:vAlign w:val="center"/>
           </w:tcPr>
           <w:p>
-            <w:pPr>
-              <w:spacing w:after="0" w:line="240" w:lineRule="auto"/>
-              <w:rPr>
-                <w:rFonts w:ascii="Arial Narrow" w:cs="Arial Narrow" w:eastAsia="Arial Narrow" w:hAnsi="Arial Narrow"/>
-                <w:sz w:val="20"/>
-                <w:szCs w:val="20"/>
-              </w:rPr>
-            </w:pPr>
-            <w:r>
-              <w:rPr>
-                <w:rFonts w:ascii="Arial Narrow" w:cs="Arial Narrow" w:eastAsia="Arial Narrow" w:hAnsi="Arial Narrow"/>
-                <w:sz w:val="20"/>
-                <w:szCs w:val="20"/>
-                <w:rtl w:val="0"/>
-              </w:rPr>
-              <w:t xml:space="preserve">Guardian logged in; child profile selected; internet connection available.</w:t>
+            <w:r>
+              <w:t>UPCC hearing in progress or concluded; panel members logged into consensus portal.</w:t>
             </w:r>
           </w:p>
         </w:tc>
@@ -16945,22 +15081,8 @@
             <w:vAlign w:val="center"/>
           </w:tcPr>
           <w:p>
-            <w:pPr>
-              <w:spacing w:after="0" w:line="240" w:lineRule="auto"/>
-              <w:rPr>
-                <w:rFonts w:ascii="Arial Narrow" w:cs="Arial Narrow" w:eastAsia="Arial Narrow" w:hAnsi="Arial Narrow"/>
-                <w:sz w:val="20"/>
-                <w:szCs w:val="20"/>
-              </w:rPr>
-            </w:pPr>
-            <w:r>
-              <w:rPr>
-                <w:rFonts w:ascii="Arial Narrow" w:cs="Arial Narrow" w:eastAsia="Arial Narrow" w:hAnsi="Arial Narrow"/>
-                <w:sz w:val="20"/>
-                <w:szCs w:val="20"/>
-                <w:rtl w:val="0"/>
-              </w:rPr>
-              <w:t xml:space="preserve">Generate temporary clinician access credentials.</w:t>
+            <w:r>
+              <w:t>Panel members cast individual category votes and community service hour recommendations.</w:t>
             </w:r>
           </w:p>
         </w:tc>
@@ -17206,22 +15328,8 @@
             <w:vAlign w:val="center"/>
           </w:tcPr>
           <w:p>
-            <w:pPr>
-              <w:spacing w:after="0" w:line="240" w:lineRule="auto"/>
-              <w:rPr>
-                <w:rFonts w:ascii="Arial Narrow" w:cs="Arial Narrow" w:eastAsia="Arial Narrow" w:hAnsi="Arial Narrow"/>
-                <w:sz w:val="16"/>
-                <w:szCs w:val="16"/>
-              </w:rPr>
-            </w:pPr>
-            <w:r>
-              <w:rPr>
-                <w:rFonts w:ascii="Arial Narrow" w:cs="Arial Narrow" w:eastAsia="Arial Narrow" w:hAnsi="Arial Narrow"/>
-                <w:sz w:val="16"/>
-                <w:szCs w:val="16"/>
-                <w:rtl w:val="0"/>
-              </w:rPr>
-              <w:t xml:space="preserve">Guardian can initiate clinician sharing..</w:t>
+            <w:r>
+              <w:t>Each UPCC panelist inputs individual vote for offense category classification and sanction duration.</w:t>
             </w:r>
           </w:p>
         </w:tc>
@@ -17302,22 +15410,8 @@
             <w:vAlign w:val="center"/>
           </w:tcPr>
           <w:p>
-            <w:pPr>
-              <w:spacing w:after="0" w:line="240" w:lineRule="auto"/>
-              <w:rPr>
-                <w:rFonts w:ascii="Arial Narrow" w:cs="Arial Narrow" w:eastAsia="Arial Narrow" w:hAnsi="Arial Narrow"/>
-                <w:sz w:val="16"/>
-                <w:szCs w:val="16"/>
-              </w:rPr>
-            </w:pPr>
-            <w:r>
-              <w:rPr>
-                <w:rFonts w:ascii="Arial Narrow" w:cs="Arial Narrow" w:eastAsia="Arial Narrow" w:hAnsi="Arial Narrow"/>
-                <w:sz w:val="16"/>
-                <w:szCs w:val="16"/>
-                <w:rtl w:val="0"/>
-              </w:rPr>
-              <w:t xml:space="preserve">System generates an OTP..</w:t>
+            <w:r>
+              <w:t>System calculates live panel consensus ratio and highlights majority/unanimous vote.</w:t>
             </w:r>
           </w:p>
         </w:tc>
@@ -17398,22 +15492,8 @@
             <w:vAlign w:val="center"/>
           </w:tcPr>
           <w:p>
-            <w:pPr>
-              <w:spacing w:after="0" w:line="240" w:lineRule="auto"/>
-              <w:rPr>
-                <w:rFonts w:ascii="Arial Narrow" w:cs="Arial Narrow" w:eastAsia="Arial Narrow" w:hAnsi="Arial Narrow"/>
-                <w:sz w:val="16"/>
-                <w:szCs w:val="16"/>
-              </w:rPr>
-            </w:pPr>
-            <w:r>
-              <w:rPr>
-                <w:rFonts w:ascii="Arial Narrow" w:cs="Arial Narrow" w:eastAsia="Arial Narrow" w:hAnsi="Arial Narrow"/>
-                <w:sz w:val="16"/>
-                <w:szCs w:val="16"/>
-                <w:rtl w:val="0"/>
-              </w:rPr>
-              <w:t xml:space="preserve">Corresponding QR code is generated.</w:t>
+            <w:r>
+              <w:t>System enforces minimum panel quorum required for decision finalization.</w:t>
             </w:r>
           </w:p>
         </w:tc>
@@ -17494,22 +15574,8 @@
             <w:vAlign w:val="center"/>
           </w:tcPr>
           <w:p>
-            <w:pPr>
-              <w:spacing w:after="0" w:line="240" w:lineRule="auto"/>
-              <w:rPr>
-                <w:rFonts w:ascii="Arial Narrow" w:cs="Arial Narrow" w:eastAsia="Arial Narrow" w:hAnsi="Arial Narrow"/>
-                <w:sz w:val="16"/>
-                <w:szCs w:val="16"/>
-              </w:rPr>
-            </w:pPr>
-            <w:r>
-              <w:rPr>
-                <w:rFonts w:ascii="Arial Narrow" w:cs="Arial Narrow" w:eastAsia="Arial Narrow" w:hAnsi="Arial Narrow"/>
-                <w:sz w:val="16"/>
-                <w:szCs w:val="16"/>
-                <w:rtl w:val="0"/>
-              </w:rPr>
-              <w:t xml:space="preserve">Generated credentials have a 15-minute validity period.</w:t>
+            <w:r>
+              <w:t>Panel Chair reviews aggregated votes and locks final committee recommendation.</w:t>
             </w:r>
           </w:p>
         </w:tc>
@@ -17590,22 +15656,8 @@
             <w:vAlign w:val="center"/>
           </w:tcPr>
           <w:p>
-            <w:pPr>
-              <w:spacing w:after="0" w:line="240" w:lineRule="auto"/>
-              <w:rPr>
-                <w:rFonts w:ascii="Arial Narrow" w:cs="Arial Narrow" w:eastAsia="Arial Narrow" w:hAnsi="Arial Narrow"/>
-                <w:sz w:val="16"/>
-                <w:szCs w:val="16"/>
-              </w:rPr>
-            </w:pPr>
-            <w:r>
-              <w:rPr>
-                <w:rFonts w:ascii="Arial Narrow" w:cs="Arial Narrow" w:eastAsia="Arial Narrow" w:hAnsi="Arial Narrow"/>
-                <w:sz w:val="16"/>
-                <w:szCs w:val="16"/>
-                <w:rtl w:val="0"/>
-              </w:rPr>
-              <w:t xml:space="preserve">Token is single-use and associated with the intended temporary access session.</w:t>
+            <w:r>
+              <w:t>Final committee decision transcript stored securely in upcc_hearing_minutes table.</w:t>
             </w:r>
           </w:p>
         </w:tc>
@@ -17865,14 +15917,6 @@
             <w:vAlign w:val="center"/>
           </w:tcPr>
           <w:p>
-            <w:pPr>
-              <w:spacing w:after="0" w:line="240" w:lineRule="auto"/>
-              <w:rPr>
-                <w:rFonts w:ascii="Arial Narrow" w:cs="Arial Narrow" w:eastAsia="Arial Narrow" w:hAnsi="Arial Narrow"/>
-                <w:sz w:val="20"/>
-                <w:szCs w:val="20"/>
-              </w:rPr>
-            </w:pPr>
             <w:r>
               <w:t>Admin Decision Finalization Module</w:t>
             </w:r>
@@ -17984,14 +16028,6 @@
             <w:vAlign w:val="center"/>
           </w:tcPr>
           <w:p>
-            <w:pPr>
-              <w:spacing w:after="0" w:line="240" w:lineRule="auto"/>
-              <w:rPr>
-                <w:rFonts w:ascii="Arial Narrow" w:cs="Arial Narrow" w:eastAsia="Arial Narrow" w:hAnsi="Arial Narrow"/>
-                <w:sz w:val="20"/>
-                <w:szCs w:val="20"/>
-              </w:rPr>
-            </w:pPr>
             <w:r>
               <w:t>Admin Sanction Finalization &amp; Issuance (FR-14)</w:t>
             </w:r>
@@ -18110,22 +16146,8 @@
             <w:vAlign w:val="center"/>
           </w:tcPr>
           <w:p>
-            <w:pPr>
-              <w:spacing w:after="0" w:line="240" w:lineRule="auto"/>
-              <w:rPr>
-                <w:rFonts w:ascii="Arial Narrow" w:cs="Arial Narrow" w:eastAsia="Arial Narrow" w:hAnsi="Arial Narrow"/>
-                <w:sz w:val="20"/>
-                <w:szCs w:val="20"/>
-              </w:rPr>
-            </w:pPr>
-            <w:r>
-              <w:rPr>
-                <w:rFonts w:ascii="Arial Narrow" w:cs="Arial Narrow" w:eastAsia="Arial Narrow" w:hAnsi="Arial Narrow"/>
-                <w:sz w:val="20"/>
-                <w:szCs w:val="20"/>
-                <w:rtl w:val="0"/>
-              </w:rPr>
-              <w:t xml:space="preserve">Verified Clinician</w:t>
+            <w:r>
+              <w:t>SDO Admin / UPCC Chair</w:t>
             </w:r>
           </w:p>
         </w:tc>
@@ -18220,24 +16242,8 @@
             <w:vAlign w:val="center"/>
           </w:tcPr>
           <w:p>
-            <w:pPr>
-              <w:spacing w:after="0" w:line="240" w:lineRule="auto"/>
-              <w:rPr>
-                <w:rFonts w:ascii="Arial Narrow" w:cs="Arial Narrow" w:eastAsia="Arial Narrow" w:hAnsi="Arial Narrow"/>
-                <w:sz w:val="20"/>
-                <w:szCs w:val="20"/>
-              </w:rPr>
-            </w:pPr>
-            <w:r>
-              <w:rPr>
-                <w:rtl w:val="0"/>
-              </w:rPr>
-              <w:t xml:space="preserve">Web Application</w:t>
-            </w:r>
-            <w:r>
-              <w:rPr>
-                <w:rtl w:val="0"/>
-              </w:rPr>
+            <w:r>
+              <w:t>Web Application (Admin Portal)</w:t>
             </w:r>
           </w:p>
         </w:tc>
@@ -18283,22 +16289,8 @@
             <w:vAlign w:val="center"/>
           </w:tcPr>
           <w:p>
-            <w:pPr>
-              <w:spacing w:after="0" w:line="240" w:lineRule="auto"/>
-              <w:rPr>
-                <w:rFonts w:ascii="Arial Narrow" w:cs="Arial Narrow" w:eastAsia="Arial Narrow" w:hAnsi="Arial Narrow"/>
-                <w:sz w:val="20"/>
-                <w:szCs w:val="20"/>
-              </w:rPr>
-            </w:pPr>
-            <w:r>
-              <w:rPr>
-                <w:rFonts w:ascii="Arial Narrow" w:cs="Arial Narrow" w:eastAsia="Arial Narrow" w:hAnsi="Arial Narrow"/>
-                <w:sz w:val="20"/>
-                <w:szCs w:val="20"/>
-                <w:rtl w:val="0"/>
-              </w:rPr>
-              <w:t xml:space="preserve">Clinician account is verified; guardian has generated a valid OTP/QR.</w:t>
+            <w:r>
+              <w:t>UPCC panel consensus reached; final sanction parameters approved.</w:t>
             </w:r>
           </w:p>
         </w:tc>
@@ -18344,22 +16336,8 @@
             <w:vAlign w:val="center"/>
           </w:tcPr>
           <w:p>
-            <w:pPr>
-              <w:spacing w:after="0" w:line="240" w:lineRule="auto"/>
-              <w:rPr>
-                <w:rFonts w:ascii="Arial Narrow" w:cs="Arial Narrow" w:eastAsia="Arial Narrow" w:hAnsi="Arial Narrow"/>
-                <w:sz w:val="20"/>
-                <w:szCs w:val="20"/>
-              </w:rPr>
-            </w:pPr>
-            <w:r>
-              <w:rPr>
-                <w:rFonts w:ascii="Arial Narrow" w:cs="Arial Narrow" w:eastAsia="Arial Narrow" w:hAnsi="Arial Narrow"/>
-                <w:sz w:val="20"/>
-                <w:szCs w:val="20"/>
-                <w:rtl w:val="0"/>
-              </w:rPr>
-              <w:t xml:space="preserve">Redeem guardian-issued temporary access and review child telemetry.</w:t>
+            <w:r>
+              <w:t>Finalize official disciplinary resolution, assign community service hours, and issue formal decision order.</w:t>
             </w:r>
           </w:p>
         </w:tc>
@@ -18605,22 +16583,8 @@
             <w:vAlign w:val="center"/>
           </w:tcPr>
           <w:p>
-            <w:pPr>
-              <w:spacing w:after="0" w:line="240" w:lineRule="auto"/>
-              <w:rPr>
-                <w:rFonts w:ascii="Arial Narrow" w:cs="Arial Narrow" w:eastAsia="Arial Narrow" w:hAnsi="Arial Narrow"/>
-                <w:sz w:val="16"/>
-                <w:szCs w:val="16"/>
-              </w:rPr>
-            </w:pPr>
-            <w:r>
-              <w:rPr>
-                <w:rFonts w:ascii="Arial Narrow" w:cs="Arial Narrow" w:eastAsia="Arial Narrow" w:hAnsi="Arial Narrow"/>
-                <w:sz w:val="16"/>
-                <w:szCs w:val="16"/>
-                <w:rtl w:val="0"/>
-              </w:rPr>
-              <w:t xml:space="preserve">Valid OTP/QR is accepted for a verified clinician.</w:t>
+            <w:r>
+              <w:t>SDO Admin approves panel recommendation and enters final assigned community service hours.</w:t>
             </w:r>
           </w:p>
         </w:tc>
@@ -18701,22 +16665,8 @@
             <w:vAlign w:val="center"/>
           </w:tcPr>
           <w:p>
-            <w:pPr>
-              <w:spacing w:after="0" w:line="240" w:lineRule="auto"/>
-              <w:rPr>
-                <w:rFonts w:ascii="Arial Narrow" w:cs="Arial Narrow" w:eastAsia="Arial Narrow" w:hAnsi="Arial Narrow"/>
-                <w:sz w:val="16"/>
-                <w:szCs w:val="16"/>
-              </w:rPr>
-            </w:pPr>
-            <w:r>
-              <w:rPr>
-                <w:rFonts w:ascii="Arial Narrow" w:cs="Arial Narrow" w:eastAsia="Arial Narrow" w:hAnsi="Arial Narrow"/>
-                <w:sz w:val="16"/>
-                <w:szCs w:val="16"/>
-                <w:rtl w:val="0"/>
-              </w:rPr>
-              <w:t xml:space="preserve">Invalid access credential is rejected.A look-away break is triggered after 20 minutes.</w:t>
+            <w:r>
+              <w:t>System updates case status to Sanction Finalized - Active Community Service.</w:t>
             </w:r>
           </w:p>
         </w:tc>
@@ -18797,22 +16747,8 @@
             <w:vAlign w:val="center"/>
           </w:tcPr>
           <w:p>
-            <w:pPr>
-              <w:spacing w:after="0" w:line="240" w:lineRule="auto"/>
-              <w:rPr>
-                <w:rFonts w:ascii="Arial Narrow" w:cs="Arial Narrow" w:eastAsia="Arial Narrow" w:hAnsi="Arial Narrow"/>
-                <w:sz w:val="16"/>
-                <w:szCs w:val="16"/>
-              </w:rPr>
-            </w:pPr>
-            <w:r>
-              <w:rPr>
-                <w:rFonts w:ascii="Arial Narrow" w:cs="Arial Narrow" w:eastAsia="Arial Narrow" w:hAnsi="Arial Narrow"/>
-                <w:sz w:val="16"/>
-                <w:szCs w:val="16"/>
-                <w:rtl w:val="0"/>
-              </w:rPr>
-              <w:t xml:space="preserve">Successful redemption opens a temporary read-only session.</w:t>
+            <w:r>
+              <w:t>Official Disciplinary Decision Resolution PDF generated and issued to student and guardian.</w:t>
             </w:r>
           </w:p>
         </w:tc>
@@ -18893,22 +16829,8 @@
             <w:vAlign w:val="center"/>
           </w:tcPr>
           <w:p>
-            <w:pPr>
-              <w:spacing w:after="0" w:line="240" w:lineRule="auto"/>
-              <w:rPr>
-                <w:rFonts w:ascii="Arial Narrow" w:cs="Arial Narrow" w:eastAsia="Arial Narrow" w:hAnsi="Arial Narrow"/>
-                <w:sz w:val="16"/>
-                <w:szCs w:val="16"/>
-              </w:rPr>
-            </w:pPr>
-            <w:r>
-              <w:rPr>
-                <w:rFonts w:ascii="Arial Narrow" w:cs="Arial Narrow" w:eastAsia="Arial Narrow" w:hAnsi="Arial Narrow"/>
-                <w:sz w:val="16"/>
-                <w:szCs w:val="16"/>
-                <w:rtl w:val="0"/>
-              </w:rPr>
-              <w:t xml:space="preserve">Clinician can view the child's recent seven days of authorized telemetry.</w:t>
+            <w:r>
+              <w:t>Active community service requirement created with exact assigned target hours (e.g., 20.0 hours).</w:t>
             </w:r>
           </w:p>
         </w:tc>
@@ -18989,22 +16911,8 @@
             <w:vAlign w:val="center"/>
           </w:tcPr>
           <w:p>
-            <w:pPr>
-              <w:spacing w:after="0" w:line="240" w:lineRule="auto"/>
-              <w:rPr>
-                <w:rFonts w:ascii="Arial Narrow" w:cs="Arial Narrow" w:eastAsia="Arial Narrow" w:hAnsi="Arial Narrow"/>
-                <w:sz w:val="16"/>
-                <w:szCs w:val="16"/>
-              </w:rPr>
-            </w:pPr>
-            <w:r>
-              <w:rPr>
-                <w:rFonts w:ascii="Arial Narrow" w:cs="Arial Narrow" w:eastAsia="Arial Narrow" w:hAnsi="Arial Narrow"/>
-                <w:sz w:val="16"/>
-                <w:szCs w:val="16"/>
-                <w:rtl w:val="0"/>
-              </w:rPr>
-              <w:t xml:space="preserve">Clinician cannot modify the child's telemetry through the review session.</w:t>
+            <w:r>
+              <w:t>Student mobile app dashboard updates immediately displaying assigned service requirement and progress tracker.</w:t>
             </w:r>
           </w:p>
         </w:tc>
@@ -19204,16 +17112,8 @@
             <w:vAlign w:val="center"/>
           </w:tcPr>
           <w:p>
-            <w:pPr>
-              <w:spacing w:after="0" w:line="240" w:lineRule="auto"/>
-              <w:rPr>
-                <w:rFonts w:ascii="Arial Narrow" w:cs="Arial Narrow" w:eastAsia="Arial Narrow" w:hAnsi="Arial Narrow"/>
-                <w:sz w:val="20"/>
-                <w:szCs w:val="20"/>
-              </w:rPr>
-            </w:pPr>
-            <w:r>
-              <w:t>Admin Decision Finalization Module</w:t>
+            <w:r>
+              <w:t>Account Access &amp; Security Module</w:t>
             </w:r>
           </w:p>
         </w:tc>
@@ -19323,14 +17223,6 @@
             <w:vAlign w:val="center"/>
           </w:tcPr>
           <w:p>
-            <w:pPr>
-              <w:spacing w:after="0" w:line="240" w:lineRule="auto"/>
-              <w:rPr>
-                <w:rFonts w:ascii="Arial Narrow" w:cs="Arial Narrow" w:eastAsia="Arial Narrow" w:hAnsi="Arial Narrow"/>
-                <w:sz w:val="20"/>
-                <w:szCs w:val="20"/>
-              </w:rPr>
-            </w:pPr>
             <w:r>
               <w:t>Student App OTP Login Authentication (FR-15)</w:t>
             </w:r>
@@ -19449,22 +17341,8 @@
             <w:vAlign w:val="center"/>
           </w:tcPr>
           <w:p>
-            <w:pPr>
-              <w:spacing w:after="0" w:line="240" w:lineRule="auto"/>
-              <w:rPr>
-                <w:rFonts w:ascii="Arial Narrow" w:cs="Arial Narrow" w:eastAsia="Arial Narrow" w:hAnsi="Arial Narrow"/>
-                <w:sz w:val="20"/>
-                <w:szCs w:val="20"/>
-              </w:rPr>
-            </w:pPr>
-            <w:r>
-              <w:rPr>
-                <w:rFonts w:ascii="Arial Narrow" w:cs="Arial Narrow" w:eastAsia="Arial Narrow" w:hAnsi="Arial Narrow"/>
-                <w:sz w:val="20"/>
-                <w:szCs w:val="20"/>
-                <w:rtl w:val="0"/>
-              </w:rPr>
-              <w:t xml:space="preserve">Verified Clinician</w:t>
+            <w:r>
+              <w:t>Student</w:t>
             </w:r>
           </w:p>
         </w:tc>
@@ -19559,24 +17437,8 @@
             <w:vAlign w:val="center"/>
           </w:tcPr>
           <w:p>
-            <w:pPr>
-              <w:spacing w:after="0" w:line="240" w:lineRule="auto"/>
-              <w:rPr>
-                <w:rFonts w:ascii="Arial Narrow" w:cs="Arial Narrow" w:eastAsia="Arial Narrow" w:hAnsi="Arial Narrow"/>
-                <w:sz w:val="20"/>
-                <w:szCs w:val="20"/>
-              </w:rPr>
-            </w:pPr>
-            <w:r>
-              <w:rPr>
-                <w:rtl w:val="0"/>
-              </w:rPr>
-              <w:t xml:space="preserve">Web Application</w:t>
-            </w:r>
-            <w:r>
-              <w:rPr>
-                <w:rtl w:val="0"/>
-              </w:rPr>
+            <w:r>
+              <w:t>Mobile Application (Flutter PWA/Android) &amp; API</w:t>
             </w:r>
           </w:p>
         </w:tc>
@@ -19622,22 +17484,8 @@
             <w:vAlign w:val="center"/>
           </w:tcPr>
           <w:p>
-            <w:pPr>
-              <w:spacing w:after="0" w:line="240" w:lineRule="auto"/>
-              <w:rPr>
-                <w:rFonts w:ascii="Arial Narrow" w:cs="Arial Narrow" w:eastAsia="Arial Narrow" w:hAnsi="Arial Narrow"/>
-                <w:sz w:val="20"/>
-                <w:szCs w:val="20"/>
-              </w:rPr>
-            </w:pPr>
-            <w:r>
-              <w:rPr>
-                <w:rFonts w:ascii="Arial Narrow" w:cs="Arial Narrow" w:eastAsia="Arial Narrow" w:hAnsi="Arial Narrow"/>
-                <w:sz w:val="20"/>
-                <w:szCs w:val="20"/>
-                <w:rtl w:val="0"/>
-              </w:rPr>
-              <w:t xml:space="preserve">Clinician has an active authorized telemetry session.</w:t>
+            <w:r>
+              <w:t>Student account exists; registered email or mobile number on file.</w:t>
             </w:r>
           </w:p>
         </w:tc>
@@ -19683,22 +17531,8 @@
             <w:vAlign w:val="center"/>
           </w:tcPr>
           <w:p>
-            <w:pPr>
-              <w:spacing w:after="0" w:line="240" w:lineRule="auto"/>
-              <w:rPr>
-                <w:rFonts w:ascii="Arial Narrow" w:cs="Arial Narrow" w:eastAsia="Arial Narrow" w:hAnsi="Arial Narrow"/>
-                <w:sz w:val="20"/>
-                <w:szCs w:val="20"/>
-              </w:rPr>
-            </w:pPr>
-            <w:r>
-              <w:rPr>
-                <w:rFonts w:ascii="Arial Narrow" w:cs="Arial Narrow" w:eastAsia="Arial Narrow" w:hAnsi="Arial Narrow"/>
-                <w:sz w:val="20"/>
-                <w:szCs w:val="20"/>
-                <w:rtl w:val="0"/>
-              </w:rPr>
-              <w:t xml:space="preserve">Export the currently authorized telemetry as a PDF snapshot.</w:t>
+            <w:r>
+              <w:t>Request email/SMS One-Time Password (OTP), receive 6-digit code, and authenticate session.</w:t>
             </w:r>
           </w:p>
         </w:tc>
@@ -19944,22 +17778,8 @@
             <w:vAlign w:val="center"/>
           </w:tcPr>
           <w:p>
-            <w:pPr>
-              <w:spacing w:after="0" w:line="240" w:lineRule="auto"/>
-              <w:rPr>
-                <w:rFonts w:ascii="Arial Narrow" w:cs="Arial Narrow" w:eastAsia="Arial Narrow" w:hAnsi="Arial Narrow"/>
-                <w:sz w:val="16"/>
-                <w:szCs w:val="16"/>
-              </w:rPr>
-            </w:pPr>
-            <w:r>
-              <w:rPr>
-                <w:rFonts w:ascii="Arial Narrow" w:cs="Arial Narrow" w:eastAsia="Arial Narrow" w:hAnsi="Arial Narrow"/>
-                <w:sz w:val="16"/>
-                <w:szCs w:val="16"/>
-                <w:rtl w:val="0"/>
-              </w:rPr>
-              <w:t xml:space="preserve">PDF export option is available during an active session.</w:t>
+            <w:r>
+              <w:t>Student enters registered Institutional Student ID / Email on mobile login screen.</w:t>
             </w:r>
           </w:p>
         </w:tc>
@@ -20040,22 +17860,8 @@
             <w:vAlign w:val="center"/>
           </w:tcPr>
           <w:p>
-            <w:pPr>
-              <w:spacing w:after="0" w:line="240" w:lineRule="auto"/>
-              <w:rPr>
-                <w:rFonts w:ascii="Arial Narrow" w:cs="Arial Narrow" w:eastAsia="Arial Narrow" w:hAnsi="Arial Narrow"/>
-                <w:sz w:val="16"/>
-                <w:szCs w:val="16"/>
-              </w:rPr>
-            </w:pPr>
-            <w:r>
-              <w:rPr>
-                <w:rFonts w:ascii="Arial Narrow" w:cs="Arial Narrow" w:eastAsia="Arial Narrow" w:hAnsi="Arial Narrow"/>
-                <w:sz w:val="16"/>
-                <w:szCs w:val="16"/>
-                <w:rtl w:val="0"/>
-              </w:rPr>
-              <w:t xml:space="preserve">Selecting export generates the telemetry PDF..</w:t>
+            <w:r>
+              <w:t>System generates cryptographically secure 6-digit OTP with 5-minute expiration timer.</w:t>
             </w:r>
           </w:p>
         </w:tc>
@@ -20136,22 +17942,8 @@
             <w:vAlign w:val="center"/>
           </w:tcPr>
           <w:p>
-            <w:pPr>
-              <w:spacing w:after="0" w:line="240" w:lineRule="auto"/>
-              <w:rPr>
-                <w:rFonts w:ascii="Arial Narrow" w:cs="Arial Narrow" w:eastAsia="Arial Narrow" w:hAnsi="Arial Narrow"/>
-                <w:sz w:val="16"/>
-                <w:szCs w:val="16"/>
-              </w:rPr>
-            </w:pPr>
-            <w:r>
-              <w:rPr>
-                <w:rFonts w:ascii="Arial Narrow" w:cs="Arial Narrow" w:eastAsia="Arial Narrow" w:hAnsi="Arial Narrow"/>
-                <w:sz w:val="16"/>
-                <w:szCs w:val="16"/>
-                <w:rtl w:val="0"/>
-              </w:rPr>
-              <w:t xml:space="preserve">PDF contains information corresponding to the currently viewed authorized telemetry</w:t>
+            <w:r>
+              <w:t>Multi-channel mailer sends OTP email to student's institutional address.</w:t>
             </w:r>
           </w:p>
         </w:tc>
@@ -20232,22 +18024,8 @@
             <w:vAlign w:val="center"/>
           </w:tcPr>
           <w:p>
-            <w:pPr>
-              <w:spacing w:after="0" w:line="240" w:lineRule="auto"/>
-              <w:rPr>
-                <w:rFonts w:ascii="Arial Narrow" w:cs="Arial Narrow" w:eastAsia="Arial Narrow" w:hAnsi="Arial Narrow"/>
-                <w:sz w:val="16"/>
-                <w:szCs w:val="16"/>
-              </w:rPr>
-            </w:pPr>
-            <w:r>
-              <w:rPr>
-                <w:rFonts w:ascii="Arial Narrow" w:cs="Arial Narrow" w:eastAsia="Arial Narrow" w:hAnsi="Arial Narrow"/>
-                <w:sz w:val="16"/>
-                <w:szCs w:val="16"/>
-                <w:rtl w:val="0"/>
-              </w:rPr>
-              <w:t xml:space="preserve">Generated PDF can be opened/read successfully.</w:t>
+            <w:r>
+              <w:t>Entering valid 6-digit OTP authenticates student and issues JWT session token.</w:t>
             </w:r>
           </w:p>
         </w:tc>
@@ -20328,22 +18106,8 @@
             <w:vAlign w:val="center"/>
           </w:tcPr>
           <w:p>
-            <w:pPr>
-              <w:spacing w:after="0" w:line="240" w:lineRule="auto"/>
-              <w:rPr>
-                <w:rFonts w:ascii="Arial Narrow" w:cs="Arial Narrow" w:eastAsia="Arial Narrow" w:hAnsi="Arial Narrow"/>
-                <w:sz w:val="16"/>
-                <w:szCs w:val="16"/>
-              </w:rPr>
-            </w:pPr>
-            <w:r>
-              <w:rPr>
-                <w:rFonts w:ascii="Arial Narrow" w:cs="Arial Narrow" w:eastAsia="Arial Narrow" w:hAnsi="Arial Narrow"/>
-                <w:sz w:val="16"/>
-                <w:szCs w:val="16"/>
-                <w:rtl w:val="0"/>
-              </w:rPr>
-              <w:t xml:space="preserve">Export is unavailable once the authorized session is no longer active, where enforced by the system.</w:t>
+            <w:r>
+              <w:t>Invalid or expired OTP is rejected with clear error message and attempt rate limiting.</w:t>
             </w:r>
           </w:p>
         </w:tc>
@@ -20543,14 +18307,6 @@
             <w:vAlign w:val="center"/>
           </w:tcPr>
           <w:p>
-            <w:pPr>
-              <w:spacing w:after="0" w:line="240" w:lineRule="auto"/>
-              <w:rPr>
-                <w:rFonts w:ascii="Arial Narrow" w:cs="Arial Narrow" w:eastAsia="Arial Narrow" w:hAnsi="Arial Narrow"/>
-                <w:sz w:val="20"/>
-                <w:szCs w:val="20"/>
-              </w:rPr>
-            </w:pPr>
             <w:r>
               <w:t>Account Access &amp; Security Module</w:t>
             </w:r>
@@ -20662,14 +18418,6 @@
             <w:vAlign w:val="center"/>
           </w:tcPr>
           <w:p>
-            <w:pPr>
-              <w:spacing w:after="0" w:line="240" w:lineRule="auto"/>
-              <w:rPr>
-                <w:rFonts w:ascii="Arial Narrow" w:cs="Arial Narrow" w:eastAsia="Arial Narrow" w:hAnsi="Arial Narrow"/>
-                <w:sz w:val="20"/>
-                <w:szCs w:val="20"/>
-              </w:rPr>
-            </w:pPr>
             <w:r>
               <w:t>Student Account Access Mode Enforcement (FR-16)</w:t>
             </w:r>
@@ -20788,16 +18536,8 @@
             <w:vAlign w:val="center"/>
           </w:tcPr>
           <w:p>
-            <w:pPr>
-              <w:spacing w:after="0" w:line="240" w:lineRule="auto"/>
-              <w:rPr>
-                <w:rFonts w:ascii="Arial Narrow" w:cs="Arial Narrow" w:eastAsia="Arial Narrow" w:hAnsi="Arial Narrow"/>
-                <w:sz w:val="20"/>
-                <w:szCs w:val="20"/>
-              </w:rPr>
-            </w:pPr>
-            <w:r>
-              <w:t>Campus Security Guard / Student Discipline Office and Clinician</w:t>
+            <w:r>
+              <w:t>Student / System</w:t>
             </w:r>
           </w:p>
         </w:tc>
@@ -20892,22 +18632,8 @@
             <w:vAlign w:val="center"/>
           </w:tcPr>
           <w:p>
-            <w:pPr>
-              <w:spacing w:after="0" w:line="240" w:lineRule="auto"/>
-              <w:rPr>
-                <w:rFonts w:ascii="Arial Narrow" w:cs="Arial Narrow" w:eastAsia="Arial Narrow" w:hAnsi="Arial Narrow"/>
-                <w:sz w:val="20"/>
-                <w:szCs w:val="20"/>
-              </w:rPr>
-            </w:pPr>
-            <w:r>
-              <w:rPr>
-                <w:rFonts w:ascii="Arial Narrow" w:cs="Arial Narrow" w:eastAsia="Arial Narrow" w:hAnsi="Arial Narrow"/>
-                <w:sz w:val="20"/>
-                <w:szCs w:val="20"/>
-                <w:rtl w:val="0"/>
-              </w:rPr>
-              <w:t xml:space="preserve">Mobile &amp; Web Application</w:t>
+            <w:r>
+              <w:t>Mobile Application &amp; Web API</w:t>
             </w:r>
           </w:p>
         </w:tc>
@@ -20953,22 +18679,8 @@
             <w:vAlign w:val="center"/>
           </w:tcPr>
           <w:p>
-            <w:pPr>
-              <w:spacing w:after="0" w:line="240" w:lineRule="auto"/>
-              <w:rPr>
-                <w:rFonts w:ascii="Arial Narrow" w:cs="Arial Narrow" w:eastAsia="Arial Narrow" w:hAnsi="Arial Narrow"/>
-                <w:sz w:val="20"/>
-                <w:szCs w:val="20"/>
-              </w:rPr>
-            </w:pPr>
-            <w:r>
-              <w:rPr>
-                <w:rFonts w:ascii="Arial Narrow" w:cs="Arial Narrow" w:eastAsia="Arial Narrow" w:hAnsi="Arial Narrow"/>
-                <w:sz w:val="20"/>
-                <w:szCs w:val="20"/>
-                <w:rtl w:val="0"/>
-              </w:rPr>
-              <w:t xml:space="preserve">An authorized clinician telemetry session is active.</w:t>
+            <w:r>
+              <w:t>Student user attempts login; account status may be Active, Suspended, or Archived.</w:t>
             </w:r>
           </w:p>
         </w:tc>
@@ -21014,22 +18726,8 @@
             <w:vAlign w:val="center"/>
           </w:tcPr>
           <w:p>
-            <w:pPr>
-              <w:spacing w:after="0" w:line="240" w:lineRule="auto"/>
-              <w:rPr>
-                <w:rFonts w:ascii="Arial Narrow" w:cs="Arial Narrow" w:eastAsia="Arial Narrow" w:hAnsi="Arial Narrow"/>
-                <w:sz w:val="20"/>
-                <w:szCs w:val="20"/>
-              </w:rPr>
-            </w:pPr>
-            <w:r>
-              <w:rPr>
-                <w:rFonts w:ascii="Arial Narrow" w:cs="Arial Narrow" w:eastAsia="Arial Narrow" w:hAnsi="Arial Narrow"/>
-                <w:sz w:val="20"/>
-                <w:szCs w:val="20"/>
-                <w:rtl w:val="0"/>
-              </w:rPr>
-              <w:t xml:space="preserve">Terminate temporary clinician access manually or through expiration..</w:t>
+            <w:r>
+              <w:t>Enforce role-based access control, session token validation, and account status restrictions.</w:t>
             </w:r>
           </w:p>
         </w:tc>
@@ -21275,22 +18973,8 @@
             <w:vAlign w:val="center"/>
           </w:tcPr>
           <w:p>
-            <w:pPr>
-              <w:spacing w:after="0" w:line="240" w:lineRule="auto"/>
-              <w:rPr>
-                <w:rFonts w:ascii="Arial Narrow" w:cs="Arial Narrow" w:eastAsia="Arial Narrow" w:hAnsi="Arial Narrow"/>
-                <w:sz w:val="16"/>
-                <w:szCs w:val="16"/>
-              </w:rPr>
-            </w:pPr>
-            <w:r>
-              <w:rPr>
-                <w:rFonts w:ascii="Arial Narrow" w:cs="Arial Narrow" w:eastAsia="Arial Narrow" w:hAnsi="Arial Narrow"/>
-                <w:sz w:val="16"/>
-                <w:szCs w:val="16"/>
-                <w:rtl w:val="0"/>
-              </w:rPr>
-              <w:t xml:space="preserve">Guardian can terminate an active clinician session.</w:t>
+            <w:r>
+              <w:t>System verifies active JWT session token on every API request.</w:t>
             </w:r>
           </w:p>
         </w:tc>
@@ -21371,22 +19055,8 @@
             <w:vAlign w:val="center"/>
           </w:tcPr>
           <w:p>
-            <w:pPr>
-              <w:spacing w:after="0" w:line="240" w:lineRule="auto"/>
-              <w:rPr>
-                <w:rFonts w:ascii="Arial Narrow" w:cs="Arial Narrow" w:eastAsia="Arial Narrow" w:hAnsi="Arial Narrow"/>
-                <w:sz w:val="16"/>
-                <w:szCs w:val="16"/>
-              </w:rPr>
-            </w:pPr>
-            <w:r>
-              <w:rPr>
-                <w:rFonts w:ascii="Arial Narrow" w:cs="Arial Narrow" w:eastAsia="Arial Narrow" w:hAnsi="Arial Narrow"/>
-                <w:sz w:val="16"/>
-                <w:szCs w:val="16"/>
-                <w:rtl w:val="0"/>
-              </w:rPr>
-              <w:t xml:space="preserve">Clinician can terminate their active session.A look-away break is triggered after 20 minutes.</w:t>
+            <w:r>
+              <w:t>Active student accounts gain full access to student dashboard and service tracking.</w:t>
             </w:r>
           </w:p>
         </w:tc>
@@ -21467,22 +19137,8 @@
             <w:vAlign w:val="center"/>
           </w:tcPr>
           <w:p>
-            <w:pPr>
-              <w:spacing w:after="0" w:line="240" w:lineRule="auto"/>
-              <w:rPr>
-                <w:rFonts w:ascii="Arial Narrow" w:cs="Arial Narrow" w:eastAsia="Arial Narrow" w:hAnsi="Arial Narrow"/>
-                <w:sz w:val="16"/>
-                <w:szCs w:val="16"/>
-              </w:rPr>
-            </w:pPr>
-            <w:r>
-              <w:rPr>
-                <w:rFonts w:ascii="Arial Narrow" w:cs="Arial Narrow" w:eastAsia="Arial Narrow" w:hAnsi="Arial Narrow"/>
-                <w:sz w:val="16"/>
-                <w:szCs w:val="16"/>
-                <w:rtl w:val="0"/>
-              </w:rPr>
-              <w:t xml:space="preserve">Terminated session no longer provides telemetry access.</w:t>
+            <w:r>
+              <w:t>Suspended student accounts are restricted to view-only disciplinary notice screens.</w:t>
             </w:r>
           </w:p>
         </w:tc>
@@ -21563,22 +19219,8 @@
             <w:vAlign w:val="center"/>
           </w:tcPr>
           <w:p>
-            <w:pPr>
-              <w:spacing w:after="0" w:line="240" w:lineRule="auto"/>
-              <w:rPr>
-                <w:rFonts w:ascii="Arial Narrow" w:cs="Arial Narrow" w:eastAsia="Arial Narrow" w:hAnsi="Arial Narrow"/>
-                <w:sz w:val="16"/>
-                <w:szCs w:val="16"/>
-              </w:rPr>
-            </w:pPr>
-            <w:r>
-              <w:rPr>
-                <w:rFonts w:ascii="Arial Narrow" w:cs="Arial Narrow" w:eastAsia="Arial Narrow" w:hAnsi="Arial Narrow"/>
-                <w:sz w:val="16"/>
-                <w:szCs w:val="16"/>
-                <w:rtl w:val="0"/>
-              </w:rPr>
-              <w:t xml:space="preserve">Expired access credentials cannot initiate unauthorized access.</w:t>
+            <w:r>
+              <w:t>Invalid/revoked tokens trigger immediate redirection to login screen.</w:t>
             </w:r>
           </w:p>
         </w:tc>
@@ -21659,22 +19301,8 @@
             <w:vAlign w:val="center"/>
           </w:tcPr>
           <w:p>
-            <w:pPr>
-              <w:spacing w:after="0" w:line="240" w:lineRule="auto"/>
-              <w:rPr>
-                <w:rFonts w:ascii="Arial Narrow" w:cs="Arial Narrow" w:eastAsia="Arial Narrow" w:hAnsi="Arial Narrow"/>
-                <w:sz w:val="16"/>
-                <w:szCs w:val="16"/>
-              </w:rPr>
-            </w:pPr>
-            <w:r>
-              <w:rPr>
-                <w:rFonts w:ascii="Arial Narrow" w:cs="Arial Narrow" w:eastAsia="Arial Narrow" w:hAnsi="Arial Narrow"/>
-                <w:sz w:val="16"/>
-                <w:szCs w:val="16"/>
-                <w:rtl w:val="0"/>
-              </w:rPr>
-              <w:t xml:space="preserve">Session termination/expiry is recorded according to the system workflow.</w:t>
+            <w:r>
+              <w:t>Concurrent session handling invalidates stale session tokens securely.</w:t>
             </w:r>
           </w:p>
         </w:tc>
@@ -21874,14 +19502,6 @@
             <w:vAlign w:val="center"/>
           </w:tcPr>
           <w:p>
-            <w:pPr>
-              <w:spacing w:after="0" w:line="240" w:lineRule="auto"/>
-              <w:rPr>
-                <w:rFonts w:ascii="Arial Narrow" w:cs="Arial Narrow" w:eastAsia="Arial Narrow" w:hAnsi="Arial Narrow"/>
-                <w:sz w:val="20"/>
-                <w:szCs w:val="20"/>
-              </w:rPr>
-            </w:pPr>
             <w:r>
               <w:t>NFC &amp; Barcode Kiosk Clock-In Module</w:t>
             </w:r>
@@ -21993,14 +19613,6 @@
             <w:vAlign w:val="center"/>
           </w:tcPr>
           <w:p>
-            <w:pPr>
-              <w:spacing w:after="0" w:line="240" w:lineRule="auto"/>
-              <w:rPr>
-                <w:rFonts w:ascii="Arial Narrow" w:cs="Arial Narrow" w:eastAsia="Arial Narrow" w:hAnsi="Arial Narrow"/>
-                <w:sz w:val="20"/>
-                <w:szCs w:val="20"/>
-              </w:rPr>
-            </w:pPr>
             <w:r>
               <w:t>Community Service Kiosk Clock-In/Clock-Out (FR-17)</w:t>
             </w:r>
@@ -22119,22 +19731,8 @@
             <w:vAlign w:val="center"/>
           </w:tcPr>
           <w:p>
-            <w:pPr>
-              <w:spacing w:after="0" w:line="240" w:lineRule="auto"/>
-              <w:rPr>
-                <w:rFonts w:ascii="Arial Narrow" w:cs="Arial Narrow" w:eastAsia="Arial Narrow" w:hAnsi="Arial Narrow"/>
-                <w:sz w:val="20"/>
-                <w:szCs w:val="20"/>
-              </w:rPr>
-            </w:pPr>
-            <w:r>
-              <w:rPr>
-                <w:rFonts w:ascii="Arial Narrow" w:cs="Arial Narrow" w:eastAsia="Arial Narrow" w:hAnsi="Arial Narrow"/>
-                <w:sz w:val="20"/>
-                <w:szCs w:val="20"/>
-                <w:rtl w:val="0"/>
-              </w:rPr>
-              <w:t xml:space="preserve">System Administrator / Clinician</w:t>
+            <w:r>
+              <w:t>Student / Service Supervisor / Kiosk System</w:t>
             </w:r>
           </w:p>
         </w:tc>
@@ -22229,22 +19827,8 @@
             <w:vAlign w:val="center"/>
           </w:tcPr>
           <w:p>
-            <w:pPr>
-              <w:spacing w:after="0" w:line="240" w:lineRule="auto"/>
-              <w:rPr>
-                <w:rFonts w:ascii="Arial Narrow" w:cs="Arial Narrow" w:eastAsia="Arial Narrow" w:hAnsi="Arial Narrow"/>
-                <w:sz w:val="20"/>
-                <w:szCs w:val="20"/>
-              </w:rPr>
-            </w:pPr>
-            <w:r>
-              <w:rPr>
-                <w:rFonts w:ascii="Arial Narrow" w:cs="Arial Narrow" w:eastAsia="Arial Narrow" w:hAnsi="Arial Narrow"/>
-                <w:sz w:val="20"/>
-                <w:szCs w:val="20"/>
-                <w:rtl w:val="0"/>
-              </w:rPr>
-              <w:t xml:space="preserve">Web Application</w:t>
+            <w:r>
+              <w:t>Web/Kiosk Terminal &amp; Barcode Scanner</w:t>
             </w:r>
           </w:p>
         </w:tc>
@@ -22290,22 +19874,8 @@
             <w:vAlign w:val="center"/>
           </w:tcPr>
           <w:p>
-            <w:pPr>
-              <w:spacing w:after="0" w:line="240" w:lineRule="auto"/>
-              <w:rPr>
-                <w:rFonts w:ascii="Arial Narrow" w:cs="Arial Narrow" w:eastAsia="Arial Narrow" w:hAnsi="Arial Narrow"/>
-                <w:sz w:val="20"/>
-                <w:szCs w:val="20"/>
-              </w:rPr>
-            </w:pPr>
-            <w:r>
-              <w:rPr>
-                <w:rFonts w:ascii="Arial Narrow" w:cs="Arial Narrow" w:eastAsia="Arial Narrow" w:hAnsi="Arial Narrow"/>
-                <w:sz w:val="20"/>
-                <w:szCs w:val="20"/>
-                <w:rtl w:val="0"/>
-              </w:rPr>
-              <w:t xml:space="preserve">Clinician account/application exists; System Administrator is authenticated.</w:t>
+            <w:r>
+              <w:t>Student has active community service requirement; Kiosk terminal active at supervisor station.</w:t>
             </w:r>
           </w:p>
         </w:tc>
@@ -22351,22 +19921,8 @@
             <w:vAlign w:val="center"/>
           </w:tcPr>
           <w:p>
-            <w:pPr>
-              <w:spacing w:after="0" w:line="240" w:lineRule="auto"/>
-              <w:rPr>
-                <w:rFonts w:ascii="Arial Narrow" w:cs="Arial Narrow" w:eastAsia="Arial Narrow" w:hAnsi="Arial Narrow"/>
-                <w:sz w:val="20"/>
-                <w:szCs w:val="20"/>
-              </w:rPr>
-            </w:pPr>
-            <w:r>
-              <w:rPr>
-                <w:rFonts w:ascii="Arial Narrow" w:cs="Arial Narrow" w:eastAsia="Arial Narrow" w:hAnsi="Arial Narrow"/>
-                <w:sz w:val="20"/>
-                <w:szCs w:val="20"/>
-                <w:rtl w:val="0"/>
-              </w:rPr>
-              <w:t xml:space="preserve">Review and verify clinician credentials before granting clinical access.</w:t>
+            <w:r>
+              <w:t>Scan student ID barcode/NFC at kiosk station to start or end a community service session.</w:t>
             </w:r>
           </w:p>
         </w:tc>
@@ -22612,22 +20168,8 @@
             <w:vAlign w:val="center"/>
           </w:tcPr>
           <w:p>
-            <w:pPr>
-              <w:spacing w:after="0" w:line="240" w:lineRule="auto"/>
-              <w:rPr>
-                <w:rFonts w:ascii="Arial Narrow" w:cs="Arial Narrow" w:eastAsia="Arial Narrow" w:hAnsi="Arial Narrow"/>
-                <w:sz w:val="16"/>
-                <w:szCs w:val="16"/>
-              </w:rPr>
-            </w:pPr>
-            <w:r>
-              <w:rPr>
-                <w:rFonts w:ascii="Arial Narrow" w:cs="Arial Narrow" w:eastAsia="Arial Narrow" w:hAnsi="Arial Narrow"/>
-                <w:sz w:val="16"/>
-                <w:szCs w:val="16"/>
-                <w:rtl w:val="0"/>
-              </w:rPr>
-              <w:t xml:space="preserve">Administrator can view clinician verification information.</w:t>
+            <w:r>
+              <w:t>Kiosk scanner reads student ID barcode or NFC tag successfully.</w:t>
             </w:r>
           </w:p>
         </w:tc>
@@ -22708,22 +20250,8 @@
             <w:vAlign w:val="center"/>
           </w:tcPr>
           <w:p>
-            <w:pPr>
-              <w:spacing w:after="0" w:line="240" w:lineRule="auto"/>
-              <w:rPr>
-                <w:rFonts w:ascii="Arial Narrow" w:cs="Arial Narrow" w:eastAsia="Arial Narrow" w:hAnsi="Arial Narrow"/>
-                <w:sz w:val="16"/>
-                <w:szCs w:val="16"/>
-              </w:rPr>
-            </w:pPr>
-            <w:r>
-              <w:rPr>
-                <w:rFonts w:ascii="Arial Narrow" w:cs="Arial Narrow" w:eastAsia="Arial Narrow" w:hAnsi="Arial Narrow"/>
-                <w:sz w:val="16"/>
-                <w:szCs w:val="16"/>
-                <w:rtl w:val="0"/>
-              </w:rPr>
-              <w:t xml:space="preserve">Unverified clinician remains unverified/restricted.</w:t>
+            <w:r>
+              <w:t>Clock-In records start timestamp, supervisor ID, location, and initializes active session.</w:t>
             </w:r>
           </w:p>
         </w:tc>
@@ -22804,22 +20332,8 @@
             <w:vAlign w:val="center"/>
           </w:tcPr>
           <w:p>
-            <w:pPr>
-              <w:spacing w:after="0" w:line="240" w:lineRule="auto"/>
-              <w:rPr>
-                <w:rFonts w:ascii="Arial Narrow" w:cs="Arial Narrow" w:eastAsia="Arial Narrow" w:hAnsi="Arial Narrow"/>
-                <w:sz w:val="16"/>
-                <w:szCs w:val="16"/>
-              </w:rPr>
-            </w:pPr>
-            <w:r>
-              <w:rPr>
-                <w:rFonts w:ascii="Arial Narrow" w:cs="Arial Narrow" w:eastAsia="Arial Narrow" w:hAnsi="Arial Narrow"/>
-                <w:sz w:val="16"/>
-                <w:szCs w:val="16"/>
-                <w:rtl w:val="0"/>
-              </w:rPr>
-              <w:t xml:space="preserve">Administrator can manually validate an eligible clinician.</w:t>
+            <w:r>
+              <w:t>Student app dashboard reflects live Session In Progress status.</w:t>
             </w:r>
           </w:p>
         </w:tc>
@@ -22900,22 +20414,8 @@
             <w:vAlign w:val="center"/>
           </w:tcPr>
           <w:p>
-            <w:pPr>
-              <w:spacing w:after="0" w:line="240" w:lineRule="auto"/>
-              <w:rPr>
-                <w:rFonts w:ascii="Arial Narrow" w:cs="Arial Narrow" w:eastAsia="Arial Narrow" w:hAnsi="Arial Narrow"/>
-                <w:sz w:val="16"/>
-                <w:szCs w:val="16"/>
-              </w:rPr>
-            </w:pPr>
-            <w:r>
-              <w:rPr>
-                <w:rFonts w:ascii="Arial Narrow" w:cs="Arial Narrow" w:eastAsia="Arial Narrow" w:hAnsi="Arial Narrow"/>
-                <w:sz w:val="16"/>
-                <w:szCs w:val="16"/>
-                <w:rtl w:val="0"/>
-              </w:rPr>
-              <w:t xml:space="preserve">Verified status is reflected on the clinician account.</w:t>
+            <w:r>
+              <w:t>Clock-Out records end timestamp, calculates elapsed session duration, and awaits supervisor verification.</w:t>
             </w:r>
           </w:p>
         </w:tc>
@@ -22996,22 +20496,8 @@
             <w:vAlign w:val="center"/>
           </w:tcPr>
           <w:p>
-            <w:pPr>
-              <w:spacing w:after="0" w:line="240" w:lineRule="auto"/>
-              <w:rPr>
-                <w:rFonts w:ascii="Arial Narrow" w:cs="Arial Narrow" w:eastAsia="Arial Narrow" w:hAnsi="Arial Narrow"/>
-                <w:sz w:val="16"/>
-                <w:szCs w:val="16"/>
-              </w:rPr>
-            </w:pPr>
-            <w:r>
-              <w:rPr>
-                <w:rFonts w:ascii="Arial Narrow" w:cs="Arial Narrow" w:eastAsia="Arial Narrow" w:hAnsi="Arial Narrow"/>
-                <w:sz w:val="16"/>
-                <w:szCs w:val="16"/>
-                <w:rtl w:val="0"/>
-              </w:rPr>
-              <w:t xml:space="preserve">Only a properly verified clinician can redeem clinician-access OTP/QR credentials.</w:t>
+            <w:r>
+              <w:t>System prevents duplicate active session creation if a session is already running.</w:t>
             </w:r>
           </w:p>
         </w:tc>
@@ -23211,14 +20697,6 @@
             <w:vAlign w:val="center"/>
           </w:tcPr>
           <w:p>
-            <w:pPr>
-              <w:spacing w:after="0" w:line="240" w:lineRule="auto"/>
-              <w:rPr>
-                <w:rFonts w:ascii="Arial Narrow" w:cs="Arial Narrow" w:eastAsia="Arial Narrow" w:hAnsi="Arial Narrow"/>
-                <w:sz w:val="20"/>
-                <w:szCs w:val="20"/>
-              </w:rPr>
-            </w:pPr>
             <w:r>
               <w:t>Real-time Service Countdown Module</w:t>
             </w:r>
@@ -23330,14 +20808,6 @@
             <w:vAlign w:val="center"/>
           </w:tcPr>
           <w:p>
-            <w:pPr>
-              <w:spacing w:after="0" w:line="240" w:lineRule="auto"/>
-              <w:rPr>
-                <w:rFonts w:ascii="Arial Narrow" w:cs="Arial Narrow" w:eastAsia="Arial Narrow" w:hAnsi="Arial Narrow"/>
-                <w:sz w:val="20"/>
-                <w:szCs w:val="20"/>
-              </w:rPr>
-            </w:pPr>
             <w:r>
               <w:t>Live 1-Second Countdown Ticker Sync (FR-18)</w:t>
             </w:r>
@@ -23456,22 +20926,8 @@
             <w:vAlign w:val="center"/>
           </w:tcPr>
           <w:p>
-            <w:pPr>
-              <w:spacing w:after="0" w:line="240" w:lineRule="auto"/>
-              <w:rPr>
-                <w:rFonts w:ascii="Arial Narrow" w:cs="Arial Narrow" w:eastAsia="Arial Narrow" w:hAnsi="Arial Narrow"/>
-                <w:sz w:val="20"/>
-                <w:szCs w:val="20"/>
-              </w:rPr>
-            </w:pPr>
-            <w:r>
-              <w:rPr>
-                <w:rFonts w:ascii="Arial Narrow" w:cs="Arial Narrow" w:eastAsia="Arial Narrow" w:hAnsi="Arial Narrow"/>
-                <w:sz w:val="20"/>
-                <w:szCs w:val="20"/>
-                <w:rtl w:val="0"/>
-              </w:rPr>
-              <w:t xml:space="preserve">System Administrator</w:t>
+            <w:r>
+              <w:t>Student / Mobile App</w:t>
             </w:r>
           </w:p>
         </w:tc>
@@ -23566,22 +21022,8 @@
             <w:vAlign w:val="center"/>
           </w:tcPr>
           <w:p>
-            <w:pPr>
-              <w:spacing w:after="0" w:line="240" w:lineRule="auto"/>
-              <w:rPr>
-                <w:rFonts w:ascii="Arial Narrow" w:cs="Arial Narrow" w:eastAsia="Arial Narrow" w:hAnsi="Arial Narrow"/>
-                <w:sz w:val="20"/>
-                <w:szCs w:val="20"/>
-              </w:rPr>
-            </w:pPr>
-            <w:r>
-              <w:rPr>
-                <w:rFonts w:ascii="Arial Narrow" w:cs="Arial Narrow" w:eastAsia="Arial Narrow" w:hAnsi="Arial Narrow"/>
-                <w:sz w:val="20"/>
-                <w:szCs w:val="20"/>
-                <w:rtl w:val="0"/>
-              </w:rPr>
-              <w:t xml:space="preserve">Web Application</w:t>
+            <w:r>
+              <w:t>Mobile Application (Flutter PWA/Android)</w:t>
             </w:r>
           </w:p>
         </w:tc>
@@ -23627,22 +21069,8 @@
             <w:vAlign w:val="center"/>
           </w:tcPr>
           <w:p>
-            <w:pPr>
-              <w:spacing w:after="0" w:line="240" w:lineRule="auto"/>
-              <w:rPr>
-                <w:rFonts w:ascii="Arial Narrow" w:cs="Arial Narrow" w:eastAsia="Arial Narrow" w:hAnsi="Arial Narrow"/>
-                <w:sz w:val="20"/>
-                <w:szCs w:val="20"/>
-              </w:rPr>
-            </w:pPr>
-            <w:r>
-              <w:rPr>
-                <w:rFonts w:ascii="Arial Narrow" w:cs="Arial Narrow" w:eastAsia="Arial Narrow" w:hAnsi="Arial Narrow"/>
-                <w:sz w:val="20"/>
-                <w:szCs w:val="20"/>
-                <w:rtl w:val="0"/>
-              </w:rPr>
-              <w:t xml:space="preserve">Super Administrator is authenticated.</w:t>
+            <w:r>
+              <w:t>Active community service session running; student opens mobile dashboard.</w:t>
             </w:r>
           </w:p>
         </w:tc>
@@ -23688,22 +21116,8 @@
             <w:vAlign w:val="center"/>
           </w:tcPr>
           <w:p>
-            <w:pPr>
-              <w:spacing w:after="0" w:line="240" w:lineRule="auto"/>
-              <w:rPr>
-                <w:rFonts w:ascii="Arial Narrow" w:cs="Arial Narrow" w:eastAsia="Arial Narrow" w:hAnsi="Arial Narrow"/>
-                <w:sz w:val="20"/>
-                <w:szCs w:val="20"/>
-              </w:rPr>
-            </w:pPr>
-            <w:r>
-              <w:rPr>
-                <w:rFonts w:ascii="Arial Narrow" w:cs="Arial Narrow" w:eastAsia="Arial Narrow" w:hAnsi="Arial Narrow"/>
-                <w:sz w:val="20"/>
-                <w:szCs w:val="20"/>
-                <w:rtl w:val="0"/>
-              </w:rPr>
-              <w:t xml:space="preserve">Manage supported user-account statuses and inspect presence information.</w:t>
+            <w:r>
+              <w:t>Execute 1-second periodic timer syncing live remaining service seconds on dashboard.</w:t>
             </w:r>
           </w:p>
         </w:tc>
@@ -23949,22 +21363,8 @@
             <w:vAlign w:val="center"/>
           </w:tcPr>
           <w:p>
-            <w:pPr>
-              <w:spacing w:after="0" w:line="240" w:lineRule="auto"/>
-              <w:rPr>
-                <w:rFonts w:ascii="Arial Narrow" w:cs="Arial Narrow" w:eastAsia="Arial Narrow" w:hAnsi="Arial Narrow"/>
-                <w:sz w:val="16"/>
-                <w:szCs w:val="16"/>
-              </w:rPr>
-            </w:pPr>
-            <w:r>
-              <w:rPr>
-                <w:rFonts w:ascii="Arial Narrow" w:cs="Arial Narrow" w:eastAsia="Arial Narrow" w:hAnsi="Arial Narrow"/>
-                <w:sz w:val="16"/>
-                <w:szCs w:val="16"/>
-                <w:rtl w:val="0"/>
-              </w:rPr>
-              <w:t xml:space="preserve">System Administrator can view supported user accounts.</w:t>
+            <w:r>
+              <w:t>Dashboard fetches community_service_remaining_sec from API on session start.</w:t>
             </w:r>
           </w:p>
         </w:tc>
@@ -24045,22 +21445,8 @@
             <w:vAlign w:val="center"/>
           </w:tcPr>
           <w:p>
-            <w:pPr>
-              <w:spacing w:after="0" w:line="240" w:lineRule="auto"/>
-              <w:rPr>
-                <w:rFonts w:ascii="Arial Narrow" w:cs="Arial Narrow" w:eastAsia="Arial Narrow" w:hAnsi="Arial Narrow"/>
-                <w:sz w:val="16"/>
-                <w:szCs w:val="16"/>
-              </w:rPr>
-            </w:pPr>
-            <w:r>
-              <w:rPr>
-                <w:rFonts w:ascii="Arial Narrow" w:cs="Arial Narrow" w:eastAsia="Arial Narrow" w:hAnsi="Arial Narrow"/>
-                <w:sz w:val="16"/>
-                <w:szCs w:val="16"/>
-                <w:rtl w:val="0"/>
-              </w:rPr>
-              <w:t xml:space="preserve">Administrator can change supported account status to Active</w:t>
+            <w:r>
+              <w:t>Flutter 1-second periodic ticker decrements remaining time smoothly in real-time.</w:t>
             </w:r>
           </w:p>
         </w:tc>
@@ -24141,22 +21527,8 @@
             <w:vAlign w:val="center"/>
           </w:tcPr>
           <w:p>
-            <w:pPr>
-              <w:spacing w:after="0" w:line="240" w:lineRule="auto"/>
-              <w:rPr>
-                <w:rFonts w:ascii="Arial Narrow" w:cs="Arial Narrow" w:eastAsia="Arial Narrow" w:hAnsi="Arial Narrow"/>
-                <w:sz w:val="16"/>
-                <w:szCs w:val="16"/>
-              </w:rPr>
-            </w:pPr>
-            <w:r>
-              <w:rPr>
-                <w:rFonts w:ascii="Arial Narrow" w:cs="Arial Narrow" w:eastAsia="Arial Narrow" w:hAnsi="Arial Narrow"/>
-                <w:sz w:val="16"/>
-                <w:szCs w:val="16"/>
-                <w:rtl w:val="0"/>
-              </w:rPr>
-              <w:t xml:space="preserve">Administrator can change supported account status to Suspended.</w:t>
+            <w:r>
+              <w:t>Live timer displays remaining time formatted as HH:MM:SS (e.g., 04h 12m 30s).</w:t>
             </w:r>
           </w:p>
         </w:tc>
@@ -24237,22 +21609,8 @@
             <w:vAlign w:val="center"/>
           </w:tcPr>
           <w:p>
-            <w:pPr>
-              <w:spacing w:after="0" w:line="240" w:lineRule="auto"/>
-              <w:rPr>
-                <w:rFonts w:ascii="Arial Narrow" w:cs="Arial Narrow" w:eastAsia="Arial Narrow" w:hAnsi="Arial Narrow"/>
-                <w:sz w:val="16"/>
-                <w:szCs w:val="16"/>
-              </w:rPr>
-            </w:pPr>
-            <w:r>
-              <w:rPr>
-                <w:rFonts w:ascii="Arial Narrow" w:cs="Arial Narrow" w:eastAsia="Arial Narrow" w:hAnsi="Arial Narrow"/>
-                <w:sz w:val="16"/>
-                <w:szCs w:val="16"/>
-                <w:rtl w:val="0"/>
-              </w:rPr>
-              <w:t xml:space="preserve">Suspended account is restricted according to system rules.</w:t>
+            <w:r>
+              <w:t>Ticker automatically stops when session is paused or completed.</w:t>
             </w:r>
           </w:p>
         </w:tc>
@@ -24333,22 +21691,8 @@
             <w:vAlign w:val="center"/>
           </w:tcPr>
           <w:p>
-            <w:pPr>
-              <w:spacing w:after="0" w:line="240" w:lineRule="auto"/>
-              <w:rPr>
-                <w:rFonts w:ascii="Arial Narrow" w:cs="Arial Narrow" w:eastAsia="Arial Narrow" w:hAnsi="Arial Narrow"/>
-                <w:sz w:val="16"/>
-                <w:szCs w:val="16"/>
-              </w:rPr>
-            </w:pPr>
-            <w:r>
-              <w:rPr>
-                <w:rFonts w:ascii="Arial Narrow" w:cs="Arial Narrow" w:eastAsia="Arial Narrow" w:hAnsi="Arial Narrow"/>
-                <w:sz w:val="16"/>
-                <w:szCs w:val="16"/>
-                <w:rtl w:val="0"/>
-              </w:rPr>
-              <w:t xml:space="preserve">System displays appropriate Online, Standby, or Offline presence status.</w:t>
+            <w:r>
+              <w:t>Dashboard updates dynamically without requiring manual page refresh.</w:t>
             </w:r>
           </w:p>
         </w:tc>
@@ -24628,14 +21972,6 @@
             <w:vAlign w:val="center"/>
           </w:tcPr>
           <w:p>
-            <w:pPr>
-              <w:spacing w:after="0" w:line="240" w:lineRule="auto"/>
-              <w:rPr>
-                <w:rFonts w:ascii="Arial Narrow" w:cs="Arial Narrow" w:eastAsia="Arial Narrow" w:hAnsi="Arial Narrow"/>
-                <w:sz w:val="20"/>
-                <w:szCs w:val="20"/>
-              </w:rPr>
-            </w:pPr>
             <w:r>
               <w:t>Isolated Service Hour Calculation Module</w:t>
             </w:r>
@@ -24747,14 +22083,6 @@
             <w:vAlign w:val="center"/>
           </w:tcPr>
           <w:p>
-            <w:pPr>
-              <w:spacing w:after="0" w:line="240" w:lineRule="auto"/>
-              <w:rPr>
-                <w:rFonts w:ascii="Arial Narrow" w:cs="Arial Narrow" w:eastAsia="Arial Narrow" w:hAnsi="Arial Narrow"/>
-                <w:sz w:val="20"/>
-                <w:szCs w:val="20"/>
-              </w:rPr>
-            </w:pPr>
             <w:r>
               <w:t>Strict Isolated Service Hour Calculation (FR-19)</w:t>
             </w:r>
@@ -24873,22 +22201,8 @@
             <w:vAlign w:val="center"/>
           </w:tcPr>
           <w:p>
-            <w:pPr>
-              <w:spacing w:after="0" w:line="240" w:lineRule="auto"/>
-              <w:rPr>
-                <w:rFonts w:ascii="Arial Narrow" w:cs="Arial Narrow" w:eastAsia="Arial Narrow" w:hAnsi="Arial Narrow"/>
-                <w:sz w:val="20"/>
-                <w:szCs w:val="20"/>
-              </w:rPr>
-            </w:pPr>
-            <w:r>
-              <w:rPr>
-                <w:rFonts w:ascii="Arial Narrow" w:cs="Arial Narrow" w:eastAsia="Arial Narrow" w:hAnsi="Arial Narrow"/>
-                <w:sz w:val="20"/>
-                <w:szCs w:val="20"/>
-                <w:rtl w:val="0"/>
-              </w:rPr>
-              <w:t xml:space="preserve">System Administrator / System</w:t>
+            <w:r>
+              <w:t>System Administrator / SDO Admin</w:t>
             </w:r>
           </w:p>
         </w:tc>
@@ -24983,24 +22297,8 @@
             <w:vAlign w:val="center"/>
           </w:tcPr>
           <w:p>
-            <w:pPr>
-              <w:spacing w:after="0" w:line="240" w:lineRule="auto"/>
-              <w:rPr>
-                <w:rFonts w:ascii="Arial Narrow" w:cs="Arial Narrow" w:eastAsia="Arial Narrow" w:hAnsi="Arial Narrow"/>
-                <w:sz w:val="20"/>
-                <w:szCs w:val="20"/>
-              </w:rPr>
-            </w:pPr>
-            <w:r>
-              <w:rPr>
-                <w:rtl w:val="0"/>
-              </w:rPr>
-              <w:t xml:space="preserve">Mobile &amp; Web Application</w:t>
-            </w:r>
-            <w:r>
-              <w:rPr>
-                <w:rtl w:val="0"/>
-              </w:rPr>
+            <w:r>
+              <w:t>Web &amp; Mobile Backend Logic</w:t>
             </w:r>
           </w:p>
         </w:tc>
@@ -25046,22 +22344,8 @@
             <w:vAlign w:val="center"/>
           </w:tcPr>
           <w:p>
-            <w:pPr>
-              <w:spacing w:after="0" w:line="240" w:lineRule="auto"/>
-              <w:rPr>
-                <w:rFonts w:ascii="Arial Narrow" w:cs="Arial Narrow" w:eastAsia="Arial Narrow" w:hAnsi="Arial Narrow"/>
-                <w:sz w:val="20"/>
-                <w:szCs w:val="20"/>
-              </w:rPr>
-            </w:pPr>
-            <w:r>
-              <w:rPr>
-                <w:rFonts w:ascii="Arial Narrow" w:cs="Arial Narrow" w:eastAsia="Arial Narrow" w:hAnsi="Arial Narrow"/>
-                <w:sz w:val="20"/>
-                <w:szCs w:val="20"/>
-                <w:rtl w:val="0"/>
-              </w:rPr>
-              <w:t xml:space="preserve">Users are authenticated and auditable actions/configuration changes can be performed.</w:t>
+            <w:r>
+              <w:t>Student has completed prior community service requirements and receives a new active requirement.</w:t>
             </w:r>
           </w:p>
         </w:tc>
@@ -25107,22 +22391,8 @@
             <w:vAlign w:val="center"/>
           </w:tcPr>
           <w:p>
-            <w:pPr>
-              <w:spacing w:after="0" w:line="240" w:lineRule="auto"/>
-              <w:rPr>
-                <w:rFonts w:ascii="Arial Narrow" w:cs="Arial Narrow" w:eastAsia="Arial Narrow" w:hAnsi="Arial Narrow"/>
-                <w:sz w:val="20"/>
-                <w:szCs w:val="20"/>
-              </w:rPr>
-            </w:pPr>
-            <w:r>
-              <w:rPr>
-                <w:rFonts w:ascii="Arial Narrow" w:cs="Arial Narrow" w:eastAsia="Arial Narrow" w:hAnsi="Arial Narrow"/>
-                <w:sz w:val="20"/>
-                <w:szCs w:val="20"/>
-                <w:rtl w:val="0"/>
-              </w:rPr>
-              <w:t xml:space="preserve">Verify that supported administrative and configuration activities generate audit records.</w:t>
+            <w:r>
+              <w:t>Compute completed service hours strictly filtered by active requirement_id.</w:t>
             </w:r>
           </w:p>
         </w:tc>
@@ -25368,22 +22638,8 @@
             <w:vAlign w:val="center"/>
           </w:tcPr>
           <w:p>
-            <w:pPr>
-              <w:spacing w:after="0" w:line="240" w:lineRule="auto"/>
-              <w:rPr>
-                <w:rFonts w:ascii="Arial Narrow" w:cs="Arial Narrow" w:eastAsia="Arial Narrow" w:hAnsi="Arial Narrow"/>
-                <w:sz w:val="16"/>
-                <w:szCs w:val="16"/>
-              </w:rPr>
-            </w:pPr>
-            <w:r>
-              <w:rPr>
-                <w:rFonts w:ascii="Arial Narrow" w:cs="Arial Narrow" w:eastAsia="Arial Narrow" w:hAnsi="Arial Narrow"/>
-                <w:sz w:val="16"/>
-                <w:szCs w:val="16"/>
-                <w:rtl w:val="0"/>
-              </w:rPr>
-              <w:t xml:space="preserve">Supported guardian configuration change creates an audit record.</w:t>
+            <w:r>
+              <w:t>System queries service sessions filtered exclusively by active requirement_id.</w:t>
             </w:r>
           </w:p>
         </w:tc>
@@ -25464,22 +22720,8 @@
             <w:vAlign w:val="center"/>
           </w:tcPr>
           <w:p>
-            <w:pPr>
-              <w:spacing w:after="0" w:line="240" w:lineRule="auto"/>
-              <w:rPr>
-                <w:rFonts w:ascii="Arial Narrow" w:cs="Arial Narrow" w:eastAsia="Arial Narrow" w:hAnsi="Arial Narrow"/>
-                <w:sz w:val="16"/>
-                <w:szCs w:val="16"/>
-              </w:rPr>
-            </w:pPr>
-            <w:r>
-              <w:rPr>
-                <w:rFonts w:ascii="Arial Narrow" w:cs="Arial Narrow" w:eastAsia="Arial Narrow" w:hAnsi="Arial Narrow"/>
-                <w:sz w:val="16"/>
-                <w:szCs w:val="16"/>
-                <w:rtl w:val="0"/>
-              </w:rPr>
-              <w:t xml:space="preserve">Supported administrative action creates an audit record.</w:t>
+            <w:r>
+              <w:t>Hours completed from previous closed/resolved requirements are strictly isolated (return 0.0h for new case).</w:t>
             </w:r>
           </w:p>
         </w:tc>
@@ -25560,22 +22802,8 @@
             <w:vAlign w:val="center"/>
           </w:tcPr>
           <w:p>
-            <w:pPr>
-              <w:spacing w:after="0" w:line="240" w:lineRule="auto"/>
-              <w:rPr>
-                <w:rFonts w:ascii="Arial Narrow" w:cs="Arial Narrow" w:eastAsia="Arial Narrow" w:hAnsi="Arial Narrow"/>
-                <w:sz w:val="16"/>
-                <w:szCs w:val="16"/>
-              </w:rPr>
-            </w:pPr>
-            <w:r>
-              <w:rPr>
-                <w:rFonts w:ascii="Arial Narrow" w:cs="Arial Narrow" w:eastAsia="Arial Narrow" w:hAnsi="Arial Narrow"/>
-                <w:sz w:val="16"/>
-                <w:szCs w:val="16"/>
-                <w:rtl w:val="0"/>
-              </w:rPr>
-              <w:t xml:space="preserve">Audit entry identifies the relevant action/event.</w:t>
+            <w:r>
+              <w:t>Student dashboard displays exactly 0.0 / Assigned Hours at start of new requirement.</w:t>
             </w:r>
           </w:p>
         </w:tc>
@@ -25656,22 +22884,8 @@
             <w:vAlign w:val="center"/>
           </w:tcPr>
           <w:p>
-            <w:pPr>
-              <w:spacing w:after="0" w:line="240" w:lineRule="auto"/>
-              <w:rPr>
-                <w:rFonts w:ascii="Arial Narrow" w:cs="Arial Narrow" w:eastAsia="Arial Narrow" w:hAnsi="Arial Narrow"/>
-                <w:sz w:val="16"/>
-                <w:szCs w:val="16"/>
-              </w:rPr>
-            </w:pPr>
-            <w:r>
-              <w:rPr>
-                <w:rFonts w:ascii="Arial Narrow" w:cs="Arial Narrow" w:eastAsia="Arial Narrow" w:hAnsi="Arial Narrow"/>
-                <w:sz w:val="16"/>
-                <w:szCs w:val="16"/>
-                <w:rtl w:val="0"/>
-              </w:rPr>
-              <w:t xml:space="preserve">Audit entry contains the associated structured metadata required by the implementation..</w:t>
+            <w:r>
+              <w:t>Approved service session hours accumulate exclusively toward the current active case.</w:t>
             </w:r>
           </w:p>
         </w:tc>
@@ -25752,22 +22966,8 @@
             <w:vAlign w:val="center"/>
           </w:tcPr>
           <w:p>
-            <w:pPr>
-              <w:spacing w:after="0" w:line="240" w:lineRule="auto"/>
-              <w:rPr>
-                <w:rFonts w:ascii="Arial Narrow" w:cs="Arial Narrow" w:eastAsia="Arial Narrow" w:hAnsi="Arial Narrow"/>
-                <w:sz w:val="16"/>
-                <w:szCs w:val="16"/>
-              </w:rPr>
-            </w:pPr>
-            <w:r>
-              <w:rPr>
-                <w:rFonts w:ascii="Arial Narrow" w:cs="Arial Narrow" w:eastAsia="Arial Narrow" w:hAnsi="Arial Narrow"/>
-                <w:sz w:val="16"/>
-                <w:szCs w:val="16"/>
-                <w:rtl w:val="0"/>
-              </w:rPr>
-              <w:t xml:space="preserve">Authorized administrator can review the recorded audit history.</w:t>
+            <w:r>
+              <w:t>Admin portal community service view displays isolated hours for the selected case without cross-case residue.</w:t>
             </w:r>
           </w:p>
         </w:tc>
@@ -25989,14 +23189,6 @@
             <w:vAlign w:val="center"/>
           </w:tcPr>
           <w:p>
-            <w:pPr>
-              <w:spacing w:after="0" w:line="240" w:lineRule="auto"/>
-              <w:rPr>
-                <w:rFonts w:ascii="Arial Narrow" w:cs="Arial Narrow" w:eastAsia="Arial Narrow" w:hAnsi="Arial Narrow"/>
-                <w:sz w:val="20"/>
-                <w:szCs w:val="20"/>
-              </w:rPr>
-            </w:pPr>
             <w:r>
               <w:t>Student Appeal Workflow Module</w:t>
             </w:r>
@@ -26108,14 +23300,6 @@
             <w:vAlign w:val="center"/>
           </w:tcPr>
           <w:p>
-            <w:pPr>
-              <w:spacing w:after="0" w:line="240" w:lineRule="auto"/>
-              <w:rPr>
-                <w:rFonts w:ascii="Arial Narrow" w:cs="Arial Narrow" w:eastAsia="Arial Narrow" w:hAnsi="Arial Narrow"/>
-                <w:sz w:val="20"/>
-                <w:szCs w:val="20"/>
-              </w:rPr>
-            </w:pPr>
             <w:r>
               <w:t>Student Decision Appeal Request Submission (FR-20)</w:t>
             </w:r>
@@ -26234,22 +23418,8 @@
             <w:vAlign w:val="center"/>
           </w:tcPr>
           <w:p>
-            <w:pPr>
-              <w:spacing w:after="0" w:line="240" w:lineRule="auto"/>
-              <w:rPr>
-                <w:rFonts w:ascii="Arial Narrow" w:cs="Arial Narrow" w:eastAsia="Arial Narrow" w:hAnsi="Arial Narrow"/>
-                <w:sz w:val="20"/>
-                <w:szCs w:val="20"/>
-              </w:rPr>
-            </w:pPr>
-            <w:r>
-              <w:rPr>
-                <w:rFonts w:ascii="Arial Narrow" w:cs="Arial Narrow" w:eastAsia="Arial Narrow" w:hAnsi="Arial Narrow"/>
-                <w:sz w:val="20"/>
-                <w:szCs w:val="20"/>
-                <w:rtl w:val="0"/>
-              </w:rPr>
-              <w:t xml:space="preserve">Child / Parent-Guardian / System</w:t>
+            <w:r>
+              <w:t>Student</w:t>
             </w:r>
           </w:p>
         </w:tc>
@@ -26344,22 +23514,8 @@
             <w:vAlign w:val="center"/>
           </w:tcPr>
           <w:p>
-            <w:pPr>
-              <w:spacing w:after="0" w:line="240" w:lineRule="auto"/>
-              <w:rPr>
-                <w:rFonts w:ascii="Arial Narrow" w:cs="Arial Narrow" w:eastAsia="Arial Narrow" w:hAnsi="Arial Narrow"/>
-                <w:sz w:val="20"/>
-                <w:szCs w:val="20"/>
-              </w:rPr>
-            </w:pPr>
-            <w:r>
-              <w:rPr>
-                <w:rFonts w:ascii="Arial Narrow" w:cs="Arial Narrow" w:eastAsia="Arial Narrow" w:hAnsi="Arial Narrow"/>
-                <w:sz w:val="20"/>
-                <w:szCs w:val="20"/>
-                <w:rtl w:val="0"/>
-              </w:rPr>
-              <w:t xml:space="preserve">Mobile Application</w:t>
+            <w:r>
+              <w:t>Mobile Application (Flutter PWA/Android)</w:t>
             </w:r>
           </w:p>
         </w:tc>
@@ -26405,22 +23561,8 @@
             <w:vAlign w:val="center"/>
           </w:tcPr>
           <w:p>
-            <w:pPr>
-              <w:spacing w:after="0" w:line="240" w:lineRule="auto"/>
-              <w:rPr>
-                <w:rFonts w:ascii="Arial Narrow" w:cs="Arial Narrow" w:eastAsia="Arial Narrow" w:hAnsi="Arial Narrow"/>
-                <w:sz w:val="20"/>
-                <w:szCs w:val="20"/>
-              </w:rPr>
-            </w:pPr>
-            <w:r>
-              <w:rPr>
-                <w:rFonts w:ascii="Arial Narrow" w:cs="Arial Narrow" w:eastAsia="Arial Narrow" w:hAnsi="Arial Narrow"/>
-                <w:sz w:val="20"/>
-                <w:szCs w:val="20"/>
-                <w:rtl w:val="0"/>
-              </w:rPr>
-              <w:t xml:space="preserve">Child profile configured; monitoring enabled; SQLite initialized.</w:t>
+            <w:r>
+              <w:t>Final disciplinary sanction issued; student within official 7-day appeal eligibility window.</w:t>
             </w:r>
           </w:p>
         </w:tc>
@@ -26466,22 +23608,8 @@
             <w:vAlign w:val="center"/>
           </w:tcPr>
           <w:p>
-            <w:pPr>
-              <w:spacing w:after="0" w:line="240" w:lineRule="auto"/>
-              <w:rPr>
-                <w:rFonts w:ascii="Arial Narrow" w:cs="Arial Narrow" w:eastAsia="Arial Narrow" w:hAnsi="Arial Narrow"/>
-                <w:sz w:val="20"/>
-                <w:szCs w:val="20"/>
-              </w:rPr>
-            </w:pPr>
-            <w:r>
-              <w:rPr>
-                <w:rFonts w:ascii="Arial Narrow" w:cs="Arial Narrow" w:eastAsia="Arial Narrow" w:hAnsi="Arial Narrow"/>
-                <w:sz w:val="20"/>
-                <w:szCs w:val="20"/>
-                <w:rtl w:val="0"/>
-              </w:rPr>
-              <w:t xml:space="preserve">Verify local operation and subsequent synchronization of eye-health metrics.</w:t>
+            <w:r>
+              <w:t>Submit formal appeal request with grounds for appeal and attached supporting evidence.</w:t>
             </w:r>
           </w:p>
         </w:tc>
@@ -26727,22 +23855,8 @@
             <w:vAlign w:val="center"/>
           </w:tcPr>
           <w:p>
-            <w:pPr>
-              <w:spacing w:after="0" w:line="240" w:lineRule="auto"/>
-              <w:rPr>
-                <w:rFonts w:ascii="Arial Narrow" w:cs="Arial Narrow" w:eastAsia="Arial Narrow" w:hAnsi="Arial Narrow"/>
-                <w:sz w:val="16"/>
-                <w:szCs w:val="16"/>
-              </w:rPr>
-            </w:pPr>
-            <w:r>
-              <w:rPr>
-                <w:rFonts w:ascii="Arial Narrow" w:cs="Arial Narrow" w:eastAsia="Arial Narrow" w:hAnsi="Arial Narrow"/>
-                <w:sz w:val="16"/>
-                <w:szCs w:val="16"/>
-                <w:rtl w:val="0"/>
-              </w:rPr>
-              <w:t xml:space="preserve">Core distance and blink monitoring continues without internet connectivity.</w:t>
+            <w:r>
+              <w:t>Student app displays Submit Appeal button during active 7-day post-sanction window.</w:t>
             </w:r>
           </w:p>
         </w:tc>
@@ -26823,22 +23937,8 @@
             <w:vAlign w:val="center"/>
           </w:tcPr>
           <w:p>
-            <w:pPr>
-              <w:spacing w:after="0" w:line="240" w:lineRule="auto"/>
-              <w:rPr>
-                <w:rFonts w:ascii="Arial Narrow" w:cs="Arial Narrow" w:eastAsia="Arial Narrow" w:hAnsi="Arial Narrow"/>
-                <w:sz w:val="16"/>
-                <w:szCs w:val="16"/>
-              </w:rPr>
-            </w:pPr>
-            <w:r>
-              <w:rPr>
-                <w:rFonts w:ascii="Arial Narrow" w:cs="Arial Narrow" w:eastAsia="Arial Narrow" w:hAnsi="Arial Narrow"/>
-                <w:sz w:val="16"/>
-                <w:szCs w:val="16"/>
-                <w:rtl w:val="0"/>
-              </w:rPr>
-              <w:t xml:space="preserve">Generated biometric events/metric batches are cached locally in SQLite</w:t>
+            <w:r>
+              <w:t>Appeal submission form captures grounds for appeal (New Evidence, Procedural Error).</w:t>
             </w:r>
           </w:p>
         </w:tc>
@@ -26919,22 +24019,8 @@
             <w:vAlign w:val="center"/>
           </w:tcPr>
           <w:p>
-            <w:pPr>
-              <w:spacing w:after="0" w:line="240" w:lineRule="auto"/>
-              <w:rPr>
-                <w:rFonts w:ascii="Arial Narrow" w:cs="Arial Narrow" w:eastAsia="Arial Narrow" w:hAnsi="Arial Narrow"/>
-                <w:sz w:val="16"/>
-                <w:szCs w:val="16"/>
-              </w:rPr>
-            </w:pPr>
-            <w:r>
-              <w:rPr>
-                <w:rFonts w:ascii="Arial Narrow" w:cs="Arial Narrow" w:eastAsia="Arial Narrow" w:hAnsi="Arial Narrow"/>
-                <w:sz w:val="16"/>
-                <w:szCs w:val="16"/>
-                <w:rtl w:val="0"/>
-              </w:rPr>
-              <w:t xml:space="preserve">Cached metrics remain available until synchronization can occur.</w:t>
+            <w:r>
+              <w:t>File attachment tool allows uploading PDF/image evidence documents.</w:t>
             </w:r>
           </w:p>
         </w:tc>
@@ -27015,22 +24101,8 @@
             <w:vAlign w:val="center"/>
           </w:tcPr>
           <w:p>
-            <w:pPr>
-              <w:spacing w:after="0" w:line="240" w:lineRule="auto"/>
-              <w:rPr>
-                <w:rFonts w:ascii="Arial Narrow" w:cs="Arial Narrow" w:eastAsia="Arial Narrow" w:hAnsi="Arial Narrow"/>
-                <w:sz w:val="16"/>
-                <w:szCs w:val="16"/>
-              </w:rPr>
-            </w:pPr>
-            <w:r>
-              <w:rPr>
-                <w:rFonts w:ascii="Arial Narrow" w:cs="Arial Narrow" w:eastAsia="Arial Narrow" w:hAnsi="Arial Narrow"/>
-                <w:sz w:val="16"/>
-                <w:szCs w:val="16"/>
-                <w:rtl w:val="0"/>
-              </w:rPr>
-              <w:t xml:space="preserve">Metrics synchronize to the cloud after connectivity returns/periodic synchronization occurs.</w:t>
+            <w:r>
+              <w:t>System logs appeal in upcc_appeals table and updates case status to Appeal Pending SDO Review.</w:t>
             </w:r>
           </w:p>
         </w:tc>
@@ -27111,22 +24183,8 @@
             <w:vAlign w:val="center"/>
           </w:tcPr>
           <w:p>
-            <w:pPr>
-              <w:spacing w:after="0" w:line="240" w:lineRule="auto"/>
-              <w:rPr>
-                <w:rFonts w:ascii="Arial Narrow" w:cs="Arial Narrow" w:eastAsia="Arial Narrow" w:hAnsi="Arial Narrow"/>
-                <w:sz w:val="16"/>
-                <w:szCs w:val="16"/>
-              </w:rPr>
-            </w:pPr>
-            <w:r>
-              <w:rPr>
-                <w:rFonts w:ascii="Arial Narrow" w:cs="Arial Narrow" w:eastAsia="Arial Narrow" w:hAnsi="Arial Narrow"/>
-                <w:sz w:val="16"/>
-                <w:szCs w:val="16"/>
-                <w:rtl w:val="0"/>
-              </w:rPr>
-              <w:t xml:space="preserve">Guardian-triggered force sync immediately initiates synchronization of eligible cached data.</w:t>
+            <w:r>
+              <w:t>Submitting appeal pauses community service countdown until appeal decision is rendered.</w:t>
             </w:r>
           </w:p>
         </w:tc>
